--- a/LABlogbook.docx
+++ b/LABlogbook.docx
@@ -56,12 +56,8 @@
     </w:p>
     <w:p>
       <w:pPr>
-        <w:jc w:val="both"/>
-        <w:rPr>
-          <w:sz w:val="44"/>
-          <w:szCs w:val="44"/>
-          <w:u w:val="single"/>
-        </w:rPr>
+        <w:keepNext/>
+        <w:jc w:val="both"/>
       </w:pPr>
       <w:r>
         <w:rPr>
@@ -119,80 +115,104 @@
     </w:p>
     <w:p>
       <w:pPr>
-        <w:jc w:val="both"/>
-        <w:rPr>
-          <w:sz w:val="44"/>
-          <w:szCs w:val="44"/>
-          <w:u w:val="single"/>
-        </w:rPr>
-      </w:pPr>
-    </w:p>
-    <w:p>
-      <w:pPr>
-        <w:jc w:val="both"/>
-        <w:rPr>
-          <w:sz w:val="44"/>
-          <w:szCs w:val="44"/>
-          <w:u w:val="single"/>
-        </w:rPr>
-      </w:pPr>
-    </w:p>
-    <w:p>
-      <w:pPr>
-        <w:jc w:val="both"/>
-        <w:rPr>
-          <w:sz w:val="44"/>
-          <w:szCs w:val="44"/>
-          <w:u w:val="single"/>
-        </w:rPr>
-      </w:pPr>
-    </w:p>
-    <w:p>
-      <w:pPr>
-        <w:jc w:val="both"/>
-        <w:rPr>
-          <w:sz w:val="44"/>
-          <w:szCs w:val="44"/>
-          <w:u w:val="single"/>
-        </w:rPr>
-      </w:pPr>
-    </w:p>
-    <w:p>
-      <w:pPr>
-        <w:jc w:val="both"/>
-        <w:rPr>
-          <w:sz w:val="44"/>
-          <w:szCs w:val="44"/>
-          <w:u w:val="single"/>
-        </w:rPr>
-      </w:pPr>
-    </w:p>
-    <w:p>
-      <w:pPr>
-        <w:jc w:val="both"/>
-        <w:rPr>
-          <w:sz w:val="44"/>
-          <w:szCs w:val="44"/>
-          <w:u w:val="single"/>
-        </w:rPr>
-      </w:pPr>
-    </w:p>
-    <w:p>
-      <w:pPr>
-        <w:jc w:val="both"/>
-        <w:rPr>
-          <w:sz w:val="44"/>
-          <w:szCs w:val="44"/>
-          <w:u w:val="single"/>
-        </w:rPr>
-      </w:pPr>
-      <w:r>
-        <w:rPr>
-          <w:sz w:val="44"/>
-          <w:szCs w:val="44"/>
-          <w:u w:val="single"/>
-        </w:rPr>
-        <w:lastRenderedPageBreak/>
+        <w:pStyle w:val="Caption"/>
+        <w:jc w:val="both"/>
+        <w:rPr>
+          <w:sz w:val="44"/>
+          <w:szCs w:val="44"/>
+          <w:u w:val="single"/>
+        </w:rPr>
+      </w:pPr>
+      <w:r>
+        <w:t xml:space="preserve">Figure </w:t>
+      </w:r>
+      <w:fldSimple w:instr=" SEQ Figure \* ARABIC ">
+        <w:r>
+          <w:rPr>
+            <w:noProof/>
+          </w:rPr>
+          <w:t>1</w:t>
+        </w:r>
+      </w:fldSimple>
+      <w:r>
+        <w:t xml:space="preserve"> - Fitted line of linear regression on the original data</w:t>
+      </w:r>
+    </w:p>
+    <w:p>
+      <w:pPr>
+        <w:jc w:val="both"/>
+        <w:rPr>
+          <w:sz w:val="44"/>
+          <w:szCs w:val="44"/>
+          <w:u w:val="single"/>
+        </w:rPr>
+      </w:pPr>
+    </w:p>
+    <w:p>
+      <w:pPr>
+        <w:jc w:val="both"/>
+        <w:rPr>
+          <w:sz w:val="44"/>
+          <w:szCs w:val="44"/>
+          <w:u w:val="single"/>
+        </w:rPr>
+      </w:pPr>
+    </w:p>
+    <w:p>
+      <w:pPr>
+        <w:jc w:val="both"/>
+        <w:rPr>
+          <w:sz w:val="44"/>
+          <w:szCs w:val="44"/>
+          <w:u w:val="single"/>
+        </w:rPr>
+      </w:pPr>
+    </w:p>
+    <w:p>
+      <w:pPr>
+        <w:jc w:val="both"/>
+        <w:rPr>
+          <w:sz w:val="44"/>
+          <w:szCs w:val="44"/>
+          <w:u w:val="single"/>
+        </w:rPr>
+      </w:pPr>
+    </w:p>
+    <w:p>
+      <w:pPr>
+        <w:jc w:val="both"/>
+        <w:rPr>
+          <w:sz w:val="44"/>
+          <w:szCs w:val="44"/>
+          <w:u w:val="single"/>
+        </w:rPr>
+      </w:pPr>
+    </w:p>
+    <w:p>
+      <w:pPr>
+        <w:jc w:val="both"/>
+        <w:rPr>
+          <w:sz w:val="44"/>
+          <w:szCs w:val="44"/>
+          <w:u w:val="single"/>
+        </w:rPr>
+      </w:pPr>
+    </w:p>
+    <w:p>
+      <w:pPr>
+        <w:jc w:val="both"/>
+        <w:rPr>
+          <w:sz w:val="44"/>
+          <w:szCs w:val="44"/>
+          <w:u w:val="single"/>
+        </w:rPr>
+      </w:pPr>
+      <w:r>
+        <w:rPr>
+          <w:sz w:val="44"/>
+          <w:szCs w:val="44"/>
+          <w:u w:val="single"/>
+        </w:rPr>
         <w:t>Lab 2</w:t>
       </w:r>
     </w:p>
@@ -223,13 +243,8 @@
     </w:p>
     <w:p>
       <w:pPr>
-        <w:jc w:val="both"/>
-        <w:rPr>
-          <w:sz w:val="44"/>
-          <w:szCs w:val="44"/>
-          <w:u w:val="single"/>
-          <w:lang w:val="en-US"/>
-        </w:rPr>
+        <w:keepNext/>
+        <w:jc w:val="both"/>
       </w:pPr>
       <w:r>
         <w:rPr>
@@ -278,6 +293,7 @@
     </w:p>
     <w:p>
       <w:pPr>
+        <w:pStyle w:val="Caption"/>
         <w:jc w:val="both"/>
         <w:rPr>
           <w:sz w:val="44"/>
@@ -287,6 +303,26 @@
         </w:rPr>
       </w:pPr>
       <w:r>
+        <w:t xml:space="preserve">Figure </w:t>
+      </w:r>
+      <w:fldSimple w:instr=" SEQ Figure \* ARABIC ">
+        <w:r>
+          <w:rPr>
+            <w:noProof/>
+          </w:rPr>
+          <w:t>2</w:t>
+        </w:r>
+      </w:fldSimple>
+      <w:r>
+        <w:t xml:space="preserve"> - MLP Model's architecture</w:t>
+      </w:r>
+    </w:p>
+    <w:p>
+      <w:pPr>
+        <w:keepNext/>
+        <w:jc w:val="both"/>
+      </w:pPr>
+      <w:r>
         <w:rPr>
           <w:noProof/>
           <w:sz w:val="44"/>
@@ -294,6 +330,7 @@
           <w:u w:val="single"/>
           <w:lang w:val="en-US"/>
         </w:rPr>
+        <w:lastRenderedPageBreak/>
         <w:drawing>
           <wp:inline distT="0" distB="0" distL="0" distR="0" wp14:anchorId="75573D07" wp14:editId="30860262">
             <wp:extent cx="5250815" cy="5417820"/>
@@ -339,6 +376,7 @@
     </w:p>
     <w:p>
       <w:pPr>
+        <w:pStyle w:val="Caption"/>
         <w:jc w:val="both"/>
         <w:rPr>
           <w:sz w:val="44"/>
@@ -347,6 +385,31 @@
           <w:lang w:val="en-US"/>
         </w:rPr>
       </w:pPr>
+      <w:r>
+        <w:t xml:space="preserve">Figure </w:t>
+      </w:r>
+      <w:fldSimple w:instr=" SEQ Figure \* ARABIC ">
+        <w:r>
+          <w:rPr>
+            <w:noProof/>
+          </w:rPr>
+          <w:t>3</w:t>
+        </w:r>
+      </w:fldSimple>
+      <w:r>
+        <w:t xml:space="preserve"> - FeedForward(sequential) process for MLP</w:t>
+      </w:r>
+    </w:p>
+    <w:p>
+      <w:pPr>
+        <w:jc w:val="both"/>
+        <w:rPr>
+          <w:sz w:val="44"/>
+          <w:szCs w:val="44"/>
+          <w:u w:val="single"/>
+          <w:lang w:val="en-US"/>
+        </w:rPr>
+      </w:pPr>
     </w:p>
     <w:p>
       <w:pPr>
@@ -388,15 +451,14 @@
     <w:p/>
     <w:p>
       <w:pPr>
-        <w:rPr>
-          <w:lang w:val="en-US"/>
-        </w:rPr>
+        <w:keepNext/>
       </w:pPr>
       <w:r>
         <w:rPr>
           <w:noProof/>
           <w:lang w:val="en-US"/>
         </w:rPr>
+        <w:lastRenderedPageBreak/>
         <w:drawing>
           <wp:inline distT="0" distB="0" distL="0" distR="0" wp14:anchorId="10F795ED" wp14:editId="099BF5C0">
             <wp:extent cx="5731510" cy="2618105"/>
@@ -436,6 +498,28 @@
     </w:p>
     <w:p>
       <w:pPr>
+        <w:pStyle w:val="Caption"/>
+        <w:rPr>
+          <w:lang w:val="en-US"/>
+        </w:rPr>
+      </w:pPr>
+      <w:r>
+        <w:t xml:space="preserve">Figure </w:t>
+      </w:r>
+      <w:fldSimple w:instr=" SEQ Figure \* ARABIC ">
+        <w:r>
+          <w:rPr>
+            <w:noProof/>
+          </w:rPr>
+          <w:t>4</w:t>
+        </w:r>
+      </w:fldSimple>
+      <w:r>
+        <w:t xml:space="preserve"> - MLP model's architecture</w:t>
+      </w:r>
+    </w:p>
+    <w:p>
+      <w:pPr>
         <w:jc w:val="both"/>
         <w:rPr>
           <w:sz w:val="44"/>
@@ -474,12 +558,8 @@
     </w:p>
     <w:p>
       <w:pPr>
+        <w:keepNext/>
         <w:spacing w:line="276" w:lineRule="auto"/>
-        <w:rPr>
-          <w:rFonts w:ascii="Aptos" w:eastAsia="Aptos" w:hAnsi="Aptos" w:cs="Times New Roman"/>
-          <w:sz w:val="24"/>
-          <w:szCs w:val="24"/>
-        </w:rPr>
       </w:pPr>
       <w:r>
         <w:rPr>
@@ -540,6 +620,30 @@
     </w:p>
     <w:p>
       <w:pPr>
+        <w:pStyle w:val="Caption"/>
+        <w:rPr>
+          <w:rFonts w:ascii="Aptos" w:eastAsia="Aptos" w:hAnsi="Aptos" w:cs="Times New Roman"/>
+          <w:sz w:val="24"/>
+          <w:szCs w:val="24"/>
+        </w:rPr>
+      </w:pPr>
+      <w:r>
+        <w:t xml:space="preserve">Figure </w:t>
+      </w:r>
+      <w:fldSimple w:instr=" SEQ Figure \* ARABIC ">
+        <w:r>
+          <w:rPr>
+            <w:noProof/>
+          </w:rPr>
+          <w:t>5</w:t>
+        </w:r>
+      </w:fldSimple>
+      <w:r>
+        <w:t xml:space="preserve"> - MLP model's architecture</w:t>
+      </w:r>
+    </w:p>
+    <w:p>
+      <w:pPr>
         <w:spacing w:line="276" w:lineRule="auto"/>
         <w:rPr>
           <w:rFonts w:ascii="Aptos" w:eastAsia="Aptos" w:hAnsi="Aptos" w:cs="Times New Roman"/>
@@ -550,12 +654,8 @@
     </w:p>
     <w:p>
       <w:pPr>
+        <w:keepNext/>
         <w:spacing w:line="276" w:lineRule="auto"/>
-        <w:rPr>
-          <w:rFonts w:ascii="Aptos" w:eastAsia="Aptos" w:hAnsi="Aptos" w:cs="Times New Roman"/>
-          <w:sz w:val="24"/>
-          <w:szCs w:val="24"/>
-        </w:rPr>
       </w:pPr>
       <w:r>
         <w:rPr>
@@ -564,6 +664,7 @@
           <w:sz w:val="24"/>
           <w:szCs w:val="24"/>
         </w:rPr>
+        <w:lastRenderedPageBreak/>
         <w:drawing>
           <wp:inline distT="0" distB="0" distL="0" distR="0" wp14:anchorId="7E3A39C9" wp14:editId="1AC7C550">
             <wp:extent cx="5727700" cy="2882900"/>
@@ -616,6 +717,30 @@
     </w:p>
     <w:p>
       <w:pPr>
+        <w:pStyle w:val="Caption"/>
+        <w:rPr>
+          <w:rFonts w:ascii="Aptos" w:eastAsia="Aptos" w:hAnsi="Aptos" w:cs="Times New Roman"/>
+          <w:sz w:val="24"/>
+          <w:szCs w:val="24"/>
+        </w:rPr>
+      </w:pPr>
+      <w:r>
+        <w:t xml:space="preserve">Figure </w:t>
+      </w:r>
+      <w:fldSimple w:instr=" SEQ Figure \* ARABIC ">
+        <w:r>
+          <w:rPr>
+            <w:noProof/>
+          </w:rPr>
+          <w:t>6</w:t>
+        </w:r>
+      </w:fldSimple>
+      <w:r>
+        <w:t xml:space="preserve"> - Loss by Epoch</w:t>
+      </w:r>
+    </w:p>
+    <w:p>
+      <w:pPr>
         <w:spacing w:line="276" w:lineRule="auto"/>
         <w:rPr>
           <w:rFonts w:ascii="Aptos" w:eastAsia="Aptos" w:hAnsi="Aptos" w:cs="Times New Roman"/>
@@ -821,15 +946,12 @@
     </w:p>
     <w:p>
       <w:pPr>
-        <w:jc w:val="both"/>
-        <w:rPr>
-          <w:sz w:val="44"/>
-          <w:szCs w:val="44"/>
-          <w:u w:val="single"/>
-        </w:rPr>
-      </w:pPr>
-      <w:r>
-        <w:rPr>
+        <w:keepNext/>
+        <w:jc w:val="both"/>
+      </w:pPr>
+      <w:r>
+        <w:rPr>
+          <w:noProof/>
           <w:sz w:val="44"/>
           <w:szCs w:val="44"/>
           <w:u w:val="single"/>
@@ -873,6 +995,31 @@
     </w:p>
     <w:p>
       <w:pPr>
+        <w:pStyle w:val="Caption"/>
+        <w:jc w:val="both"/>
+        <w:rPr>
+          <w:sz w:val="44"/>
+          <w:szCs w:val="44"/>
+          <w:u w:val="single"/>
+        </w:rPr>
+      </w:pPr>
+      <w:r>
+        <w:t xml:space="preserve">Figure </w:t>
+      </w:r>
+      <w:fldSimple w:instr=" SEQ Figure \* ARABIC ">
+        <w:r>
+          <w:rPr>
+            <w:noProof/>
+          </w:rPr>
+          <w:t>7</w:t>
+        </w:r>
+      </w:fldSimple>
+      <w:r>
+        <w:t xml:space="preserve"> - cnn model's architecture</w:t>
+      </w:r>
+    </w:p>
+    <w:p>
+      <w:pPr>
         <w:jc w:val="both"/>
         <w:rPr>
           <w:sz w:val="44"/>
@@ -947,12 +1094,8 @@
     </w:p>
     <w:p>
       <w:pPr>
-        <w:jc w:val="both"/>
-        <w:rPr>
-          <w:sz w:val="44"/>
-          <w:szCs w:val="44"/>
-          <w:u w:val="single"/>
-        </w:rPr>
+        <w:keepNext/>
+        <w:jc w:val="both"/>
       </w:pPr>
       <w:r>
         <w:rPr>
@@ -1011,6 +1154,31 @@
     </w:p>
     <w:p>
       <w:pPr>
+        <w:pStyle w:val="Caption"/>
+        <w:jc w:val="both"/>
+        <w:rPr>
+          <w:sz w:val="44"/>
+          <w:szCs w:val="44"/>
+          <w:u w:val="single"/>
+        </w:rPr>
+      </w:pPr>
+      <w:r>
+        <w:t xml:space="preserve">Figure </w:t>
+      </w:r>
+      <w:fldSimple w:instr=" SEQ Figure \* ARABIC ">
+        <w:r>
+          <w:rPr>
+            <w:noProof/>
+          </w:rPr>
+          <w:t>8</w:t>
+        </w:r>
+      </w:fldSimple>
+      <w:r>
+        <w:t xml:space="preserve"> - training and validation loss graph</w:t>
+      </w:r>
+    </w:p>
+    <w:p>
+      <w:pPr>
         <w:jc w:val="both"/>
         <w:rPr>
           <w:sz w:val="44"/>
@@ -1039,6 +1207,278 @@
     </w:p>
     <w:p>
       <w:pPr>
+        <w:keepNext/>
+        <w:jc w:val="both"/>
+      </w:pPr>
+      <w:r>
+        <w:rPr>
+          <w:sz w:val="44"/>
+          <w:szCs w:val="44"/>
+          <w:u w:val="single"/>
+        </w:rPr>
+        <w:drawing>
+          <wp:inline distT="0" distB="0" distL="0" distR="0" wp14:anchorId="08E329B5" wp14:editId="5F6939DC">
+            <wp:extent cx="5731510" cy="3224530"/>
+            <wp:effectExtent l="0" t="0" r="2540" b="0"/>
+            <wp:docPr id="700188669" name="Picture 1" descr="A screenshot of a computer&#10;&#10;AI-generated content may be incorrect."/>
+            <wp:cNvGraphicFramePr>
+              <a:graphicFrameLocks xmlns:a="http://schemas.openxmlformats.org/drawingml/2006/main" noChangeAspect="1"/>
+            </wp:cNvGraphicFramePr>
+            <a:graphic xmlns:a="http://schemas.openxmlformats.org/drawingml/2006/main">
+              <a:graphicData uri="http://schemas.openxmlformats.org/drawingml/2006/picture">
+                <pic:pic xmlns:pic="http://schemas.openxmlformats.org/drawingml/2006/picture">
+                  <pic:nvPicPr>
+                    <pic:cNvPr id="700188669" name="Picture 1" descr="A screenshot of a computer&#10;&#10;AI-generated content may be incorrect."/>
+                    <pic:cNvPicPr/>
+                  </pic:nvPicPr>
+                  <pic:blipFill>
+                    <a:blip r:embed="rId13"/>
+                    <a:stretch>
+                      <a:fillRect/>
+                    </a:stretch>
+                  </pic:blipFill>
+                  <pic:spPr>
+                    <a:xfrm>
+                      <a:off x="0" y="0"/>
+                      <a:ext cx="5731510" cy="3224530"/>
+                    </a:xfrm>
+                    <a:prstGeom prst="rect">
+                      <a:avLst/>
+                    </a:prstGeom>
+                  </pic:spPr>
+                </pic:pic>
+              </a:graphicData>
+            </a:graphic>
+          </wp:inline>
+        </w:drawing>
+      </w:r>
+    </w:p>
+    <w:p>
+      <w:pPr>
+        <w:pStyle w:val="Caption"/>
+        <w:jc w:val="both"/>
+        <w:rPr>
+          <w:sz w:val="44"/>
+          <w:szCs w:val="44"/>
+          <w:u w:val="single"/>
+        </w:rPr>
+      </w:pPr>
+      <w:r>
+        <w:t xml:space="preserve">Figure </w:t>
+      </w:r>
+      <w:fldSimple w:instr=" SEQ Figure \* ARABIC ">
+        <w:r>
+          <w:rPr>
+            <w:noProof/>
+          </w:rPr>
+          <w:t>9</w:t>
+        </w:r>
+      </w:fldSimple>
+      <w:r>
+        <w:t xml:space="preserve"> - rnn model's architecture</w:t>
+      </w:r>
+    </w:p>
+    <w:p>
+      <w:pPr>
+        <w:jc w:val="both"/>
+        <w:rPr>
+          <w:sz w:val="24"/>
+          <w:szCs w:val="24"/>
+        </w:rPr>
+      </w:pPr>
+      <w:r>
+        <w:rPr>
+          <w:sz w:val="24"/>
+          <w:szCs w:val="24"/>
+        </w:rPr>
+        <w:t>LAST_DIGIT_IN_YOUR_SID = 2</w:t>
+      </w:r>
+    </w:p>
+    <w:p>
+      <w:pPr>
+        <w:jc w:val="both"/>
+        <w:rPr>
+          <w:sz w:val="24"/>
+          <w:szCs w:val="24"/>
+        </w:rPr>
+      </w:pPr>
+      <w:r>
+        <w:rPr>
+          <w:sz w:val="24"/>
+          <w:szCs w:val="24"/>
+        </w:rPr>
+        <w:t>early_stop = EarlyStopping(monitor='val_loss',patience=LAST_DIGIT_IN_YOUR_SID)</w:t>
+      </w:r>
+    </w:p>
+    <w:p>
+      <w:pPr>
+        <w:keepNext/>
+        <w:jc w:val="both"/>
+      </w:pPr>
+      <w:r>
+        <w:rPr>
+          <w:sz w:val="24"/>
+          <w:szCs w:val="24"/>
+        </w:rPr>
+        <w:lastRenderedPageBreak/>
+        <w:drawing>
+          <wp:inline distT="0" distB="0" distL="0" distR="0" wp14:anchorId="7F075C28" wp14:editId="7124A106">
+            <wp:extent cx="5731510" cy="3199130"/>
+            <wp:effectExtent l="0" t="0" r="2540" b="1270"/>
+            <wp:docPr id="2006760246" name="Picture 1" descr="A screenshot of a computer&#10;&#10;AI-generated content may be incorrect."/>
+            <wp:cNvGraphicFramePr>
+              <a:graphicFrameLocks xmlns:a="http://schemas.openxmlformats.org/drawingml/2006/main" noChangeAspect="1"/>
+            </wp:cNvGraphicFramePr>
+            <a:graphic xmlns:a="http://schemas.openxmlformats.org/drawingml/2006/main">
+              <a:graphicData uri="http://schemas.openxmlformats.org/drawingml/2006/picture">
+                <pic:pic xmlns:pic="http://schemas.openxmlformats.org/drawingml/2006/picture">
+                  <pic:nvPicPr>
+                    <pic:cNvPr id="2006760246" name="Picture 1" descr="A screenshot of a computer&#10;&#10;AI-generated content may be incorrect."/>
+                    <pic:cNvPicPr/>
+                  </pic:nvPicPr>
+                  <pic:blipFill>
+                    <a:blip r:embed="rId14"/>
+                    <a:stretch>
+                      <a:fillRect/>
+                    </a:stretch>
+                  </pic:blipFill>
+                  <pic:spPr>
+                    <a:xfrm>
+                      <a:off x="0" y="0"/>
+                      <a:ext cx="5731510" cy="3199130"/>
+                    </a:xfrm>
+                    <a:prstGeom prst="rect">
+                      <a:avLst/>
+                    </a:prstGeom>
+                  </pic:spPr>
+                </pic:pic>
+              </a:graphicData>
+            </a:graphic>
+          </wp:inline>
+        </w:drawing>
+      </w:r>
+    </w:p>
+    <w:p>
+      <w:pPr>
+        <w:pStyle w:val="Caption"/>
+        <w:jc w:val="both"/>
+        <w:rPr>
+          <w:sz w:val="44"/>
+          <w:szCs w:val="44"/>
+          <w:u w:val="single"/>
+        </w:rPr>
+      </w:pPr>
+      <w:r>
+        <w:t xml:space="preserve">Figure </w:t>
+      </w:r>
+      <w:fldSimple w:instr=" SEQ Figure \* ARABIC ">
+        <w:r>
+          <w:rPr>
+            <w:noProof/>
+          </w:rPr>
+          <w:t>10</w:t>
+        </w:r>
+      </w:fldSimple>
+      <w:r>
+        <w:t xml:space="preserve"> - training history</w:t>
+      </w:r>
+    </w:p>
+    <w:p>
+      <w:pPr>
+        <w:jc w:val="both"/>
+        <w:rPr>
+          <w:sz w:val="44"/>
+          <w:szCs w:val="44"/>
+          <w:u w:val="single"/>
+        </w:rPr>
+      </w:pPr>
+    </w:p>
+    <w:p>
+      <w:pPr>
+        <w:keepNext/>
+        <w:jc w:val="both"/>
+      </w:pPr>
+      <w:r>
+        <w:rPr>
+          <w:noProof/>
+        </w:rPr>
+        <w:drawing>
+          <wp:inline distT="0" distB="0" distL="0" distR="0" wp14:anchorId="41D2A9E2" wp14:editId="6AE87168">
+            <wp:extent cx="5731510" cy="2759075"/>
+            <wp:effectExtent l="0" t="0" r="2540" b="3175"/>
+            <wp:docPr id="801663505" name="Picture 1" descr="A line graph with blue dots&#10;&#10;AI-generated content may be incorrect."/>
+            <wp:cNvGraphicFramePr>
+              <a:graphicFrameLocks xmlns:a="http://schemas.openxmlformats.org/drawingml/2006/main" noChangeAspect="1"/>
+            </wp:cNvGraphicFramePr>
+            <a:graphic xmlns:a="http://schemas.openxmlformats.org/drawingml/2006/main">
+              <a:graphicData uri="http://schemas.openxmlformats.org/drawingml/2006/picture">
+                <pic:pic xmlns:pic="http://schemas.openxmlformats.org/drawingml/2006/picture">
+                  <pic:nvPicPr>
+                    <pic:cNvPr id="801663505" name="Picture 1" descr="A line graph with blue dots&#10;&#10;AI-generated content may be incorrect."/>
+                    <pic:cNvPicPr>
+                      <a:picLocks noChangeAspect="1" noChangeArrowheads="1"/>
+                    </pic:cNvPicPr>
+                  </pic:nvPicPr>
+                  <pic:blipFill>
+                    <a:blip r:embed="rId15">
+                      <a:extLst>
+                        <a:ext uri="{28A0092B-C50C-407E-A947-70E740481C1C}">
+                          <a14:useLocalDpi xmlns:a14="http://schemas.microsoft.com/office/drawing/2010/main" val="0"/>
+                        </a:ext>
+                      </a:extLst>
+                    </a:blip>
+                    <a:srcRect/>
+                    <a:stretch>
+                      <a:fillRect/>
+                    </a:stretch>
+                  </pic:blipFill>
+                  <pic:spPr bwMode="auto">
+                    <a:xfrm>
+                      <a:off x="0" y="0"/>
+                      <a:ext cx="5731510" cy="2759075"/>
+                    </a:xfrm>
+                    <a:prstGeom prst="rect">
+                      <a:avLst/>
+                    </a:prstGeom>
+                    <a:noFill/>
+                    <a:ln>
+                      <a:noFill/>
+                    </a:ln>
+                  </pic:spPr>
+                </pic:pic>
+              </a:graphicData>
+            </a:graphic>
+          </wp:inline>
+        </w:drawing>
+      </w:r>
+    </w:p>
+    <w:p>
+      <w:pPr>
+        <w:pStyle w:val="Caption"/>
+        <w:jc w:val="both"/>
+      </w:pPr>
+      <w:r>
+        <w:t xml:space="preserve">Figure </w:t>
+      </w:r>
+      <w:fldSimple w:instr=" SEQ Figure \* ARABIC ">
+        <w:r>
+          <w:rPr>
+            <w:noProof/>
+          </w:rPr>
+          <w:t>11</w:t>
+        </w:r>
+      </w:fldSimple>
+      <w:r>
+        <w:t xml:space="preserve"> - training and validation loss graph</w:t>
+      </w:r>
+    </w:p>
+    <w:p>
+      <w:r>
+        <w:t>Based on the above graph and the model’s training history the optimal number of epochs is 7.</w:t>
+      </w:r>
+    </w:p>
+    <w:p>
+      <w:pPr>
         <w:jc w:val="both"/>
         <w:rPr>
           <w:sz w:val="44"/>
@@ -1090,6 +1530,7 @@
           <w:szCs w:val="44"/>
           <w:u w:val="single"/>
         </w:rPr>
+        <w:lastRenderedPageBreak/>
         <w:t>Lab 8</w:t>
       </w:r>
     </w:p>
@@ -1715,6 +2156,7 @@
   <w:style w:type="character" w:default="1" w:styleId="DefaultParagraphFont">
     <w:name w:val="Default Paragraph Font"/>
     <w:uiPriority w:val="1"/>
+    <w:semiHidden/>
     <w:unhideWhenUsed/>
   </w:style>
   <w:style w:type="table" w:default="1" w:styleId="TableNormal">
@@ -1777,6 +2219,25 @@
       <w:rFonts w:ascii="Consolas" w:hAnsi="Consolas"/>
       <w:sz w:val="20"/>
       <w:szCs w:val="20"/>
+    </w:rPr>
+  </w:style>
+  <w:style w:type="paragraph" w:styleId="Caption">
+    <w:name w:val="caption"/>
+    <w:basedOn w:val="Normal"/>
+    <w:next w:val="Normal"/>
+    <w:uiPriority w:val="35"/>
+    <w:unhideWhenUsed/>
+    <w:qFormat/>
+    <w:rsid w:val="00963390"/>
+    <w:pPr>
+      <w:spacing w:after="200" w:line="240" w:lineRule="auto"/>
+    </w:pPr>
+    <w:rPr>
+      <w:i/>
+      <w:iCs/>
+      <w:color w:val="44546A" w:themeColor="text2"/>
+      <w:sz w:val="18"/>
+      <w:szCs w:val="18"/>
     </w:rPr>
   </w:style>
 </w:styles>

--- a/LABlogbook.docx
+++ b/LABlogbook.docx
@@ -397,7 +397,15 @@
         </w:r>
       </w:fldSimple>
       <w:r>
-        <w:t xml:space="preserve"> - FeedForward(sequential) process for MLP</w:t>
+        <w:t xml:space="preserve"> - </w:t>
+      </w:r>
+      <w:proofErr w:type="spellStart"/>
+      <w:r>
+        <w:t>FeedForward</w:t>
+      </w:r>
+      <w:proofErr w:type="spellEnd"/>
+      <w:r>
+        <w:t>(sequential) process for MLP</w:t>
       </w:r>
     </w:p>
     <w:p>
@@ -764,7 +772,25 @@
           <w:sz w:val="24"/>
           <w:szCs w:val="24"/>
         </w:rPr>
-        <w:t>absolute prediction error =  5507.0  $</w:t>
+        <w:t xml:space="preserve">absolute prediction error </w:t>
+      </w:r>
+      <w:proofErr w:type="gramStart"/>
+      <w:r>
+        <w:rPr>
+          <w:rFonts w:ascii="Aptos" w:eastAsia="Aptos" w:hAnsi="Aptos" w:cs="Times New Roman"/>
+          <w:sz w:val="24"/>
+          <w:szCs w:val="24"/>
+        </w:rPr>
+        <w:t>=  5507.0</w:t>
+      </w:r>
+      <w:proofErr w:type="gramEnd"/>
+      <w:r>
+        <w:rPr>
+          <w:rFonts w:ascii="Aptos" w:eastAsia="Aptos" w:hAnsi="Aptos" w:cs="Times New Roman"/>
+          <w:sz w:val="24"/>
+          <w:szCs w:val="24"/>
+        </w:rPr>
+        <w:t xml:space="preserve">  $</w:t>
       </w:r>
     </w:p>
     <w:p>
@@ -782,7 +808,25 @@
           <w:sz w:val="24"/>
           <w:szCs w:val="24"/>
         </w:rPr>
-        <w:t>relative prediction error =  2.481748535376296  %</w:t>
+        <w:t xml:space="preserve">relative prediction error </w:t>
+      </w:r>
+      <w:proofErr w:type="gramStart"/>
+      <w:r>
+        <w:rPr>
+          <w:rFonts w:ascii="Aptos" w:eastAsia="Aptos" w:hAnsi="Aptos" w:cs="Times New Roman"/>
+          <w:sz w:val="24"/>
+          <w:szCs w:val="24"/>
+        </w:rPr>
+        <w:t>=  2.481748535376296</w:t>
+      </w:r>
+      <w:proofErr w:type="gramEnd"/>
+      <w:r>
+        <w:rPr>
+          <w:rFonts w:ascii="Aptos" w:eastAsia="Aptos" w:hAnsi="Aptos" w:cs="Times New Roman"/>
+          <w:sz w:val="24"/>
+          <w:szCs w:val="24"/>
+        </w:rPr>
+        <w:t xml:space="preserve">  %</w:t>
       </w:r>
     </w:p>
     <w:p>
@@ -1015,7 +1059,15 @@
         </w:r>
       </w:fldSimple>
       <w:r>
-        <w:t xml:space="preserve"> - cnn model's architecture</w:t>
+        <w:t xml:space="preserve"> - </w:t>
+      </w:r>
+      <w:proofErr w:type="spellStart"/>
+      <w:r>
+        <w:t>cnn</w:t>
+      </w:r>
+      <w:proofErr w:type="spellEnd"/>
+      <w:r>
+        <w:t xml:space="preserve"> model's architecture</w:t>
       </w:r>
     </w:p>
     <w:p>
@@ -1212,6 +1264,7 @@
       </w:pPr>
       <w:r>
         <w:rPr>
+          <w:noProof/>
           <w:sz w:val="44"/>
           <w:szCs w:val="44"/>
           <w:u w:val="single"/>
@@ -1275,7 +1328,15 @@
         </w:r>
       </w:fldSimple>
       <w:r>
-        <w:t xml:space="preserve"> - rnn model's architecture</w:t>
+        <w:t xml:space="preserve"> - </w:t>
+      </w:r>
+      <w:proofErr w:type="spellStart"/>
+      <w:r>
+        <w:t>rnn</w:t>
+      </w:r>
+      <w:proofErr w:type="spellEnd"/>
+      <w:r>
+        <w:t xml:space="preserve"> model's architecture</w:t>
       </w:r>
     </w:p>
     <w:p>
@@ -1302,12 +1363,37 @@
           <w:szCs w:val="24"/>
         </w:rPr>
       </w:pPr>
-      <w:r>
-        <w:rPr>
-          <w:sz w:val="24"/>
-          <w:szCs w:val="24"/>
-        </w:rPr>
-        <w:t>early_stop = EarlyStopping(monitor='val_loss',patience=LAST_DIGIT_IN_YOUR_SID)</w:t>
+      <w:proofErr w:type="spellStart"/>
+      <w:r>
+        <w:rPr>
+          <w:sz w:val="24"/>
+          <w:szCs w:val="24"/>
+        </w:rPr>
+        <w:t>early_stop</w:t>
+      </w:r>
+      <w:proofErr w:type="spellEnd"/>
+      <w:r>
+        <w:rPr>
+          <w:sz w:val="24"/>
+          <w:szCs w:val="24"/>
+        </w:rPr>
+        <w:t xml:space="preserve"> = EarlyStopping(monitor='val_loss</w:t>
+      </w:r>
+      <w:proofErr w:type="gramStart"/>
+      <w:r>
+        <w:rPr>
+          <w:sz w:val="24"/>
+          <w:szCs w:val="24"/>
+        </w:rPr>
+        <w:t>',patience</w:t>
+      </w:r>
+      <w:proofErr w:type="gramEnd"/>
+      <w:r>
+        <w:rPr>
+          <w:sz w:val="24"/>
+          <w:szCs w:val="24"/>
+        </w:rPr>
+        <w:t>=LAST_DIGIT_IN_YOUR_SID)</w:t>
       </w:r>
     </w:p>
     <w:p>
@@ -1317,6 +1403,7 @@
       </w:pPr>
       <w:r>
         <w:rPr>
+          <w:noProof/>
           <w:sz w:val="24"/>
           <w:szCs w:val="24"/>
         </w:rPr>
@@ -1517,20 +1604,435 @@
     </w:p>
     <w:p>
       <w:pPr>
-        <w:jc w:val="both"/>
-        <w:rPr>
-          <w:sz w:val="44"/>
-          <w:szCs w:val="44"/>
-          <w:u w:val="single"/>
-        </w:rPr>
-      </w:pPr>
-      <w:r>
-        <w:rPr>
-          <w:sz w:val="44"/>
-          <w:szCs w:val="44"/>
-          <w:u w:val="single"/>
+        <w:keepNext/>
+        <w:jc w:val="both"/>
+      </w:pPr>
+      <w:r>
+        <w:rPr>
+          <w:noProof/>
         </w:rPr>
         <w:lastRenderedPageBreak/>
+        <w:drawing>
+          <wp:inline distT="0" distB="0" distL="0" distR="0" wp14:anchorId="40AD1987" wp14:editId="3AEA3323">
+            <wp:extent cx="5731510" cy="2310130"/>
+            <wp:effectExtent l="0" t="0" r="2540" b="0"/>
+            <wp:docPr id="1169987941" name="Picture 5"/>
+            <wp:cNvGraphicFramePr>
+              <a:graphicFrameLocks xmlns:a="http://schemas.openxmlformats.org/drawingml/2006/main" noChangeAspect="1"/>
+            </wp:cNvGraphicFramePr>
+            <a:graphic xmlns:a="http://schemas.openxmlformats.org/drawingml/2006/main">
+              <a:graphicData uri="http://schemas.openxmlformats.org/drawingml/2006/picture">
+                <pic:pic xmlns:pic="http://schemas.openxmlformats.org/drawingml/2006/picture">
+                  <pic:nvPicPr>
+                    <pic:cNvPr id="0" name="Picture 9"/>
+                    <pic:cNvPicPr>
+                      <a:picLocks noChangeAspect="1" noChangeArrowheads="1"/>
+                    </pic:cNvPicPr>
+                  </pic:nvPicPr>
+                  <pic:blipFill>
+                    <a:blip r:embed="rId16">
+                      <a:extLst>
+                        <a:ext uri="{28A0092B-C50C-407E-A947-70E740481C1C}">
+                          <a14:useLocalDpi xmlns:a14="http://schemas.microsoft.com/office/drawing/2010/main" val="0"/>
+                        </a:ext>
+                      </a:extLst>
+                    </a:blip>
+                    <a:srcRect/>
+                    <a:stretch>
+                      <a:fillRect/>
+                    </a:stretch>
+                  </pic:blipFill>
+                  <pic:spPr bwMode="auto">
+                    <a:xfrm>
+                      <a:off x="0" y="0"/>
+                      <a:ext cx="5731510" cy="2310130"/>
+                    </a:xfrm>
+                    <a:prstGeom prst="rect">
+                      <a:avLst/>
+                    </a:prstGeom>
+                    <a:noFill/>
+                    <a:ln>
+                      <a:noFill/>
+                    </a:ln>
+                  </pic:spPr>
+                </pic:pic>
+              </a:graphicData>
+            </a:graphic>
+          </wp:inline>
+        </w:drawing>
+      </w:r>
+    </w:p>
+    <w:p>
+      <w:pPr>
+        <w:pStyle w:val="Caption"/>
+        <w:jc w:val="both"/>
+        <w:rPr>
+          <w:sz w:val="44"/>
+          <w:szCs w:val="44"/>
+          <w:u w:val="single"/>
+        </w:rPr>
+      </w:pPr>
+      <w:r>
+        <w:t xml:space="preserve">Figure </w:t>
+      </w:r>
+      <w:fldSimple w:instr=" SEQ Figure \* ARABIC ">
+        <w:r>
+          <w:rPr>
+            <w:noProof/>
+          </w:rPr>
+          <w:t>12</w:t>
+        </w:r>
+      </w:fldSimple>
+      <w:r>
+        <w:t xml:space="preserve"> - VGG-16 </w:t>
+      </w:r>
+      <w:proofErr w:type="spellStart"/>
+      <w:r>
+        <w:t>Acc</w:t>
+      </w:r>
+      <w:proofErr w:type="spellEnd"/>
+      <w:r>
+        <w:t>, Loss graphs</w:t>
+      </w:r>
+    </w:p>
+    <w:p>
+      <w:pPr>
+        <w:keepNext/>
+        <w:jc w:val="both"/>
+      </w:pPr>
+      <w:r>
+        <w:rPr>
+          <w:noProof/>
+        </w:rPr>
+        <w:drawing>
+          <wp:inline distT="0" distB="0" distL="0" distR="0" wp14:anchorId="4358562D" wp14:editId="535B395E">
+            <wp:extent cx="5731510" cy="2310130"/>
+            <wp:effectExtent l="0" t="0" r="2540" b="0"/>
+            <wp:docPr id="1836547754" name="Picture 6"/>
+            <wp:cNvGraphicFramePr>
+              <a:graphicFrameLocks xmlns:a="http://schemas.openxmlformats.org/drawingml/2006/main" noChangeAspect="1"/>
+            </wp:cNvGraphicFramePr>
+            <a:graphic xmlns:a="http://schemas.openxmlformats.org/drawingml/2006/main">
+              <a:graphicData uri="http://schemas.openxmlformats.org/drawingml/2006/picture">
+                <pic:pic xmlns:pic="http://schemas.openxmlformats.org/drawingml/2006/picture">
+                  <pic:nvPicPr>
+                    <pic:cNvPr id="0" name="Picture 11"/>
+                    <pic:cNvPicPr>
+                      <a:picLocks noChangeAspect="1" noChangeArrowheads="1"/>
+                    </pic:cNvPicPr>
+                  </pic:nvPicPr>
+                  <pic:blipFill>
+                    <a:blip r:embed="rId17">
+                      <a:extLst>
+                        <a:ext uri="{28A0092B-C50C-407E-A947-70E740481C1C}">
+                          <a14:useLocalDpi xmlns:a14="http://schemas.microsoft.com/office/drawing/2010/main" val="0"/>
+                        </a:ext>
+                      </a:extLst>
+                    </a:blip>
+                    <a:srcRect/>
+                    <a:stretch>
+                      <a:fillRect/>
+                    </a:stretch>
+                  </pic:blipFill>
+                  <pic:spPr bwMode="auto">
+                    <a:xfrm>
+                      <a:off x="0" y="0"/>
+                      <a:ext cx="5731510" cy="2310130"/>
+                    </a:xfrm>
+                    <a:prstGeom prst="rect">
+                      <a:avLst/>
+                    </a:prstGeom>
+                    <a:noFill/>
+                    <a:ln>
+                      <a:noFill/>
+                    </a:ln>
+                  </pic:spPr>
+                </pic:pic>
+              </a:graphicData>
+            </a:graphic>
+          </wp:inline>
+        </w:drawing>
+      </w:r>
+    </w:p>
+    <w:p>
+      <w:pPr>
+        <w:pStyle w:val="Caption"/>
+        <w:jc w:val="both"/>
+      </w:pPr>
+      <w:r>
+        <w:t xml:space="preserve">Figure </w:t>
+      </w:r>
+      <w:fldSimple w:instr=" SEQ Figure \* ARABIC ">
+        <w:r>
+          <w:rPr>
+            <w:noProof/>
+          </w:rPr>
+          <w:t>13</w:t>
+        </w:r>
+      </w:fldSimple>
+      <w:r>
+        <w:t xml:space="preserve"> - VGG-19 </w:t>
+      </w:r>
+      <w:proofErr w:type="spellStart"/>
+      <w:r>
+        <w:t>Acc</w:t>
+      </w:r>
+      <w:proofErr w:type="spellEnd"/>
+      <w:r>
+        <w:t>, Loss graphs</w:t>
+      </w:r>
+    </w:p>
+    <w:p>
+      <w:pPr>
+        <w:keepNext/>
+      </w:pPr>
+      <w:r>
+        <w:drawing>
+          <wp:inline distT="0" distB="0" distL="0" distR="0" wp14:anchorId="1435B027" wp14:editId="3C8DD13B">
+            <wp:extent cx="5731510" cy="2329180"/>
+            <wp:effectExtent l="0" t="0" r="2540" b="0"/>
+            <wp:docPr id="1626072772" name="Picture 1" descr="A graph of a graph of a graph of a graph of a graph of a graph of a graph of a graph of a graph of a graph of a graph of a graph of a graph of&#10;&#10;AI-generated content may be incorrect."/>
+            <wp:cNvGraphicFramePr>
+              <a:graphicFrameLocks xmlns:a="http://schemas.openxmlformats.org/drawingml/2006/main" noChangeAspect="1"/>
+            </wp:cNvGraphicFramePr>
+            <a:graphic xmlns:a="http://schemas.openxmlformats.org/drawingml/2006/main">
+              <a:graphicData uri="http://schemas.openxmlformats.org/drawingml/2006/picture">
+                <pic:pic xmlns:pic="http://schemas.openxmlformats.org/drawingml/2006/picture">
+                  <pic:nvPicPr>
+                    <pic:cNvPr id="1626072772" name="Picture 1" descr="A graph of a graph of a graph of a graph of a graph of a graph of a graph of a graph of a graph of a graph of a graph of a graph of a graph of&#10;&#10;AI-generated content may be incorrect."/>
+                    <pic:cNvPicPr/>
+                  </pic:nvPicPr>
+                  <pic:blipFill>
+                    <a:blip r:embed="rId18"/>
+                    <a:stretch>
+                      <a:fillRect/>
+                    </a:stretch>
+                  </pic:blipFill>
+                  <pic:spPr>
+                    <a:xfrm>
+                      <a:off x="0" y="0"/>
+                      <a:ext cx="5731510" cy="2329180"/>
+                    </a:xfrm>
+                    <a:prstGeom prst="rect">
+                      <a:avLst/>
+                    </a:prstGeom>
+                  </pic:spPr>
+                </pic:pic>
+              </a:graphicData>
+            </a:graphic>
+          </wp:inline>
+        </w:drawing>
+      </w:r>
+    </w:p>
+    <w:p>
+      <w:pPr>
+        <w:pStyle w:val="Caption"/>
+      </w:pPr>
+      <w:r>
+        <w:t xml:space="preserve">Figure </w:t>
+      </w:r>
+      <w:fldSimple w:instr=" SEQ Figure \* ARABIC ">
+        <w:r>
+          <w:rPr>
+            <w:noProof/>
+          </w:rPr>
+          <w:t>14</w:t>
+        </w:r>
+      </w:fldSimple>
+      <w:r>
+        <w:t xml:space="preserve"> - InceptionV3 </w:t>
+      </w:r>
+      <w:proofErr w:type="spellStart"/>
+      <w:r>
+        <w:t>Acc</w:t>
+      </w:r>
+      <w:proofErr w:type="spellEnd"/>
+      <w:r>
+        <w:t>, Loss graphs</w:t>
+      </w:r>
+    </w:p>
+    <w:p/>
+    <w:p>
+      <w:pPr>
+        <w:jc w:val="both"/>
+        <w:rPr>
+          <w:sz w:val="28"/>
+          <w:szCs w:val="28"/>
+        </w:rPr>
+      </w:pPr>
+      <w:r>
+        <w:rPr>
+          <w:sz w:val="28"/>
+          <w:szCs w:val="28"/>
+        </w:rPr>
+        <w:t>For VGG-16 validation loss is still going down and validation accuracy is still going up, so more epochs need to run to determine when overfitting starts.</w:t>
+      </w:r>
+    </w:p>
+    <w:p>
+      <w:pPr>
+        <w:keepNext/>
+        <w:jc w:val="both"/>
+      </w:pPr>
+      <w:r>
+        <w:rPr>
+          <w:sz w:val="28"/>
+          <w:szCs w:val="28"/>
+        </w:rPr>
+        <w:lastRenderedPageBreak/>
+        <w:drawing>
+          <wp:inline distT="0" distB="0" distL="0" distR="0" wp14:anchorId="045915EE" wp14:editId="68AAF305">
+            <wp:extent cx="4896533" cy="1714739"/>
+            <wp:effectExtent l="0" t="0" r="0" b="0"/>
+            <wp:docPr id="1116750661" name="Picture 1"/>
+            <wp:cNvGraphicFramePr>
+              <a:graphicFrameLocks xmlns:a="http://schemas.openxmlformats.org/drawingml/2006/main" noChangeAspect="1"/>
+            </wp:cNvGraphicFramePr>
+            <a:graphic xmlns:a="http://schemas.openxmlformats.org/drawingml/2006/main">
+              <a:graphicData uri="http://schemas.openxmlformats.org/drawingml/2006/picture">
+                <pic:pic xmlns:pic="http://schemas.openxmlformats.org/drawingml/2006/picture">
+                  <pic:nvPicPr>
+                    <pic:cNvPr id="1116750661" name=""/>
+                    <pic:cNvPicPr/>
+                  </pic:nvPicPr>
+                  <pic:blipFill>
+                    <a:blip r:embed="rId19"/>
+                    <a:stretch>
+                      <a:fillRect/>
+                    </a:stretch>
+                  </pic:blipFill>
+                  <pic:spPr>
+                    <a:xfrm>
+                      <a:off x="0" y="0"/>
+                      <a:ext cx="4896533" cy="1714739"/>
+                    </a:xfrm>
+                    <a:prstGeom prst="rect">
+                      <a:avLst/>
+                    </a:prstGeom>
+                  </pic:spPr>
+                </pic:pic>
+              </a:graphicData>
+            </a:graphic>
+          </wp:inline>
+        </w:drawing>
+      </w:r>
+    </w:p>
+    <w:p>
+      <w:pPr>
+        <w:pStyle w:val="Caption"/>
+        <w:jc w:val="both"/>
+      </w:pPr>
+      <w:r>
+        <w:t xml:space="preserve">Figure </w:t>
+      </w:r>
+      <w:fldSimple w:instr=" SEQ Figure \* ARABIC ">
+        <w:r>
+          <w:rPr>
+            <w:noProof/>
+          </w:rPr>
+          <w:t>15</w:t>
+        </w:r>
+      </w:fldSimple>
+      <w:r>
+        <w:t xml:space="preserve"> - Performance table</w:t>
+      </w:r>
+    </w:p>
+    <w:p/>
+    <w:p>
+      <w:pPr>
+        <w:keepNext/>
+        <w:jc w:val="both"/>
+      </w:pPr>
+      <w:r>
+        <w:rPr>
+          <w:sz w:val="28"/>
+          <w:szCs w:val="28"/>
+        </w:rPr>
+        <w:drawing>
+          <wp:inline distT="0" distB="0" distL="0" distR="0" wp14:anchorId="51C3159B" wp14:editId="73911399">
+            <wp:extent cx="5731510" cy="2484120"/>
+            <wp:effectExtent l="0" t="0" r="2540" b="0"/>
+            <wp:docPr id="580018946" name="Picture 1" descr="A graph showing different colored bars&#10;&#10;AI-generated content may be incorrect."/>
+            <wp:cNvGraphicFramePr>
+              <a:graphicFrameLocks xmlns:a="http://schemas.openxmlformats.org/drawingml/2006/main" noChangeAspect="1"/>
+            </wp:cNvGraphicFramePr>
+            <a:graphic xmlns:a="http://schemas.openxmlformats.org/drawingml/2006/main">
+              <a:graphicData uri="http://schemas.openxmlformats.org/drawingml/2006/picture">
+                <pic:pic xmlns:pic="http://schemas.openxmlformats.org/drawingml/2006/picture">
+                  <pic:nvPicPr>
+                    <pic:cNvPr id="580018946" name="Picture 1" descr="A graph showing different colored bars&#10;&#10;AI-generated content may be incorrect."/>
+                    <pic:cNvPicPr/>
+                  </pic:nvPicPr>
+                  <pic:blipFill>
+                    <a:blip r:embed="rId20"/>
+                    <a:stretch>
+                      <a:fillRect/>
+                    </a:stretch>
+                  </pic:blipFill>
+                  <pic:spPr>
+                    <a:xfrm>
+                      <a:off x="0" y="0"/>
+                      <a:ext cx="5731510" cy="2484120"/>
+                    </a:xfrm>
+                    <a:prstGeom prst="rect">
+                      <a:avLst/>
+                    </a:prstGeom>
+                  </pic:spPr>
+                </pic:pic>
+              </a:graphicData>
+            </a:graphic>
+          </wp:inline>
+        </w:drawing>
+      </w:r>
+    </w:p>
+    <w:p>
+      <w:pPr>
+        <w:pStyle w:val="Caption"/>
+        <w:jc w:val="both"/>
+        <w:rPr>
+          <w:sz w:val="28"/>
+          <w:szCs w:val="28"/>
+        </w:rPr>
+      </w:pPr>
+      <w:r>
+        <w:t xml:space="preserve">Figure </w:t>
+      </w:r>
+      <w:fldSimple w:instr=" SEQ Figure \* ARABIC ">
+        <w:r>
+          <w:rPr>
+            <w:noProof/>
+          </w:rPr>
+          <w:t>16</w:t>
+        </w:r>
+      </w:fldSimple>
+      <w:r>
+        <w:t>- graphical comparison of models</w:t>
+      </w:r>
+    </w:p>
+    <w:p>
+      <w:pPr>
+        <w:jc w:val="both"/>
+        <w:rPr>
+          <w:sz w:val="44"/>
+          <w:szCs w:val="44"/>
+          <w:u w:val="single"/>
+        </w:rPr>
+      </w:pPr>
+    </w:p>
+    <w:p>
+      <w:pPr>
+        <w:jc w:val="both"/>
+        <w:rPr>
+          <w:sz w:val="44"/>
+          <w:szCs w:val="44"/>
+          <w:u w:val="single"/>
+        </w:rPr>
+      </w:pPr>
+      <w:r>
+        <w:rPr>
+          <w:sz w:val="44"/>
+          <w:szCs w:val="44"/>
+          <w:u w:val="single"/>
+        </w:rPr>
         <w:t>Lab 8</w:t>
       </w:r>
     </w:p>
@@ -1615,6 +2117,7 @@
           <w:szCs w:val="44"/>
           <w:u w:val="single"/>
         </w:rPr>
+        <w:lastRenderedPageBreak/>
         <w:t>Lab 11</w:t>
       </w:r>
     </w:p>

--- a/LABlogbook.docx
+++ b/LABlogbook.docx
@@ -126,14 +126,27 @@
       <w:r>
         <w:t xml:space="preserve">Figure </w:t>
       </w:r>
-      <w:fldSimple w:instr=" SEQ Figure \* ARABIC ">
-        <w:r>
-          <w:rPr>
-            <w:noProof/>
-          </w:rPr>
-          <w:t>1</w:t>
-        </w:r>
-      </w:fldSimple>
+      <w:r>
+        <w:fldChar w:fldCharType="begin"/>
+      </w:r>
+      <w:r>
+        <w:instrText xml:space="preserve"> SEQ Figure \* ARABIC </w:instrText>
+      </w:r>
+      <w:r>
+        <w:fldChar w:fldCharType="separate"/>
+      </w:r>
+      <w:r>
+        <w:rPr>
+          <w:noProof/>
+        </w:rPr>
+        <w:t>1</w:t>
+      </w:r>
+      <w:r>
+        <w:rPr>
+          <w:noProof/>
+        </w:rPr>
+        <w:fldChar w:fldCharType="end"/>
+      </w:r>
       <w:r>
         <w:t xml:space="preserve"> - Fitted line of linear regression on the original data</w:t>
       </w:r>
@@ -305,14 +318,27 @@
       <w:r>
         <w:t xml:space="preserve">Figure </w:t>
       </w:r>
-      <w:fldSimple w:instr=" SEQ Figure \* ARABIC ">
-        <w:r>
-          <w:rPr>
-            <w:noProof/>
-          </w:rPr>
-          <w:t>2</w:t>
-        </w:r>
-      </w:fldSimple>
+      <w:r>
+        <w:fldChar w:fldCharType="begin"/>
+      </w:r>
+      <w:r>
+        <w:instrText xml:space="preserve"> SEQ Figure \* ARABIC </w:instrText>
+      </w:r>
+      <w:r>
+        <w:fldChar w:fldCharType="separate"/>
+      </w:r>
+      <w:r>
+        <w:rPr>
+          <w:noProof/>
+        </w:rPr>
+        <w:t>2</w:t>
+      </w:r>
+      <w:r>
+        <w:rPr>
+          <w:noProof/>
+        </w:rPr>
+        <w:fldChar w:fldCharType="end"/>
+      </w:r>
       <w:r>
         <w:t xml:space="preserve"> - MLP Model's architecture</w:t>
       </w:r>
@@ -388,24 +414,29 @@
       <w:r>
         <w:t xml:space="preserve">Figure </w:t>
       </w:r>
-      <w:fldSimple w:instr=" SEQ Figure \* ARABIC ">
-        <w:r>
-          <w:rPr>
-            <w:noProof/>
-          </w:rPr>
-          <w:t>3</w:t>
-        </w:r>
-      </w:fldSimple>
-      <w:r>
-        <w:t xml:space="preserve"> - </w:t>
-      </w:r>
-      <w:proofErr w:type="spellStart"/>
-      <w:r>
-        <w:t>FeedForward</w:t>
-      </w:r>
-      <w:proofErr w:type="spellEnd"/>
-      <w:r>
-        <w:t>(sequential) process for MLP</w:t>
+      <w:r>
+        <w:fldChar w:fldCharType="begin"/>
+      </w:r>
+      <w:r>
+        <w:instrText xml:space="preserve"> SEQ Figure \* ARABIC </w:instrText>
+      </w:r>
+      <w:r>
+        <w:fldChar w:fldCharType="separate"/>
+      </w:r>
+      <w:r>
+        <w:rPr>
+          <w:noProof/>
+        </w:rPr>
+        <w:t>3</w:t>
+      </w:r>
+      <w:r>
+        <w:rPr>
+          <w:noProof/>
+        </w:rPr>
+        <w:fldChar w:fldCharType="end"/>
+      </w:r>
+      <w:r>
+        <w:t xml:space="preserve"> - FeedForward(sequential) process for MLP</w:t>
       </w:r>
     </w:p>
     <w:p>
@@ -514,14 +545,27 @@
       <w:r>
         <w:t xml:space="preserve">Figure </w:t>
       </w:r>
-      <w:fldSimple w:instr=" SEQ Figure \* ARABIC ">
-        <w:r>
-          <w:rPr>
-            <w:noProof/>
-          </w:rPr>
-          <w:t>4</w:t>
-        </w:r>
-      </w:fldSimple>
+      <w:r>
+        <w:fldChar w:fldCharType="begin"/>
+      </w:r>
+      <w:r>
+        <w:instrText xml:space="preserve"> SEQ Figure \* ARABIC </w:instrText>
+      </w:r>
+      <w:r>
+        <w:fldChar w:fldCharType="separate"/>
+      </w:r>
+      <w:r>
+        <w:rPr>
+          <w:noProof/>
+        </w:rPr>
+        <w:t>4</w:t>
+      </w:r>
+      <w:r>
+        <w:rPr>
+          <w:noProof/>
+        </w:rPr>
+        <w:fldChar w:fldCharType="end"/>
+      </w:r>
       <w:r>
         <w:t xml:space="preserve"> - MLP model's architecture</w:t>
       </w:r>
@@ -638,14 +682,27 @@
       <w:r>
         <w:t xml:space="preserve">Figure </w:t>
       </w:r>
-      <w:fldSimple w:instr=" SEQ Figure \* ARABIC ">
-        <w:r>
-          <w:rPr>
-            <w:noProof/>
-          </w:rPr>
-          <w:t>5</w:t>
-        </w:r>
-      </w:fldSimple>
+      <w:r>
+        <w:fldChar w:fldCharType="begin"/>
+      </w:r>
+      <w:r>
+        <w:instrText xml:space="preserve"> SEQ Figure \* ARABIC </w:instrText>
+      </w:r>
+      <w:r>
+        <w:fldChar w:fldCharType="separate"/>
+      </w:r>
+      <w:r>
+        <w:rPr>
+          <w:noProof/>
+        </w:rPr>
+        <w:t>5</w:t>
+      </w:r>
+      <w:r>
+        <w:rPr>
+          <w:noProof/>
+        </w:rPr>
+        <w:fldChar w:fldCharType="end"/>
+      </w:r>
       <w:r>
         <w:t xml:space="preserve"> - MLP model's architecture</w:t>
       </w:r>
@@ -735,14 +792,27 @@
       <w:r>
         <w:t xml:space="preserve">Figure </w:t>
       </w:r>
-      <w:fldSimple w:instr=" SEQ Figure \* ARABIC ">
-        <w:r>
-          <w:rPr>
-            <w:noProof/>
-          </w:rPr>
-          <w:t>6</w:t>
-        </w:r>
-      </w:fldSimple>
+      <w:r>
+        <w:fldChar w:fldCharType="begin"/>
+      </w:r>
+      <w:r>
+        <w:instrText xml:space="preserve"> SEQ Figure \* ARABIC </w:instrText>
+      </w:r>
+      <w:r>
+        <w:fldChar w:fldCharType="separate"/>
+      </w:r>
+      <w:r>
+        <w:rPr>
+          <w:noProof/>
+        </w:rPr>
+        <w:t>6</w:t>
+      </w:r>
+      <w:r>
+        <w:rPr>
+          <w:noProof/>
+        </w:rPr>
+        <w:fldChar w:fldCharType="end"/>
+      </w:r>
       <w:r>
         <w:t xml:space="preserve"> - Loss by Epoch</w:t>
       </w:r>
@@ -772,61 +842,25 @@
           <w:sz w:val="24"/>
           <w:szCs w:val="24"/>
         </w:rPr>
-        <w:t xml:space="preserve">absolute prediction error </w:t>
-      </w:r>
-      <w:proofErr w:type="gramStart"/>
-      <w:r>
+        <w:t>absolute prediction error =  5507.0  $</w:t>
+      </w:r>
+    </w:p>
+    <w:p>
+      <w:pPr>
+        <w:spacing w:line="276" w:lineRule="auto"/>
         <w:rPr>
           <w:rFonts w:ascii="Aptos" w:eastAsia="Aptos" w:hAnsi="Aptos" w:cs="Times New Roman"/>
           <w:sz w:val="24"/>
           <w:szCs w:val="24"/>
         </w:rPr>
-        <w:t>=  5507.0</w:t>
-      </w:r>
-      <w:proofErr w:type="gramEnd"/>
+      </w:pPr>
       <w:r>
         <w:rPr>
           <w:rFonts w:ascii="Aptos" w:eastAsia="Aptos" w:hAnsi="Aptos" w:cs="Times New Roman"/>
           <w:sz w:val="24"/>
           <w:szCs w:val="24"/>
         </w:rPr>
-        <w:t xml:space="preserve">  $</w:t>
-      </w:r>
-    </w:p>
-    <w:p>
-      <w:pPr>
-        <w:spacing w:line="276" w:lineRule="auto"/>
-        <w:rPr>
-          <w:rFonts w:ascii="Aptos" w:eastAsia="Aptos" w:hAnsi="Aptos" w:cs="Times New Roman"/>
-          <w:sz w:val="24"/>
-          <w:szCs w:val="24"/>
-        </w:rPr>
-      </w:pPr>
-      <w:r>
-        <w:rPr>
-          <w:rFonts w:ascii="Aptos" w:eastAsia="Aptos" w:hAnsi="Aptos" w:cs="Times New Roman"/>
-          <w:sz w:val="24"/>
-          <w:szCs w:val="24"/>
-        </w:rPr>
-        <w:t xml:space="preserve">relative prediction error </w:t>
-      </w:r>
-      <w:proofErr w:type="gramStart"/>
-      <w:r>
-        <w:rPr>
-          <w:rFonts w:ascii="Aptos" w:eastAsia="Aptos" w:hAnsi="Aptos" w:cs="Times New Roman"/>
-          <w:sz w:val="24"/>
-          <w:szCs w:val="24"/>
-        </w:rPr>
-        <w:t>=  2.481748535376296</w:t>
-      </w:r>
-      <w:proofErr w:type="gramEnd"/>
-      <w:r>
-        <w:rPr>
-          <w:rFonts w:ascii="Aptos" w:eastAsia="Aptos" w:hAnsi="Aptos" w:cs="Times New Roman"/>
-          <w:sz w:val="24"/>
-          <w:szCs w:val="24"/>
-        </w:rPr>
-        <w:t xml:space="preserve">  %</w:t>
+        <w:t>relative prediction error =  2.481748535376296  %</w:t>
       </w:r>
     </w:p>
     <w:p>
@@ -1050,24 +1084,29 @@
       <w:r>
         <w:t xml:space="preserve">Figure </w:t>
       </w:r>
-      <w:fldSimple w:instr=" SEQ Figure \* ARABIC ">
-        <w:r>
-          <w:rPr>
-            <w:noProof/>
-          </w:rPr>
-          <w:t>7</w:t>
-        </w:r>
-      </w:fldSimple>
-      <w:r>
-        <w:t xml:space="preserve"> - </w:t>
-      </w:r>
-      <w:proofErr w:type="spellStart"/>
-      <w:r>
-        <w:t>cnn</w:t>
-      </w:r>
-      <w:proofErr w:type="spellEnd"/>
-      <w:r>
-        <w:t xml:space="preserve"> model's architecture</w:t>
+      <w:r>
+        <w:fldChar w:fldCharType="begin"/>
+      </w:r>
+      <w:r>
+        <w:instrText xml:space="preserve"> SEQ Figure \* ARABIC </w:instrText>
+      </w:r>
+      <w:r>
+        <w:fldChar w:fldCharType="separate"/>
+      </w:r>
+      <w:r>
+        <w:rPr>
+          <w:noProof/>
+        </w:rPr>
+        <w:t>7</w:t>
+      </w:r>
+      <w:r>
+        <w:rPr>
+          <w:noProof/>
+        </w:rPr>
+        <w:fldChar w:fldCharType="end"/>
+      </w:r>
+      <w:r>
+        <w:t xml:space="preserve"> - cnn model's architecture</w:t>
       </w:r>
     </w:p>
     <w:p>
@@ -1217,14 +1256,27 @@
       <w:r>
         <w:t xml:space="preserve">Figure </w:t>
       </w:r>
-      <w:fldSimple w:instr=" SEQ Figure \* ARABIC ">
-        <w:r>
-          <w:rPr>
-            <w:noProof/>
-          </w:rPr>
-          <w:t>8</w:t>
-        </w:r>
-      </w:fldSimple>
+      <w:r>
+        <w:fldChar w:fldCharType="begin"/>
+      </w:r>
+      <w:r>
+        <w:instrText xml:space="preserve"> SEQ Figure \* ARABIC </w:instrText>
+      </w:r>
+      <w:r>
+        <w:fldChar w:fldCharType="separate"/>
+      </w:r>
+      <w:r>
+        <w:rPr>
+          <w:noProof/>
+        </w:rPr>
+        <w:t>8</w:t>
+      </w:r>
+      <w:r>
+        <w:rPr>
+          <w:noProof/>
+        </w:rPr>
+        <w:fldChar w:fldCharType="end"/>
+      </w:r>
       <w:r>
         <w:t xml:space="preserve"> - training and validation loss graph</w:t>
       </w:r>
@@ -1319,24 +1371,29 @@
       <w:r>
         <w:t xml:space="preserve">Figure </w:t>
       </w:r>
-      <w:fldSimple w:instr=" SEQ Figure \* ARABIC ">
-        <w:r>
-          <w:rPr>
-            <w:noProof/>
-          </w:rPr>
-          <w:t>9</w:t>
-        </w:r>
-      </w:fldSimple>
-      <w:r>
-        <w:t xml:space="preserve"> - </w:t>
-      </w:r>
-      <w:proofErr w:type="spellStart"/>
-      <w:r>
-        <w:t>rnn</w:t>
-      </w:r>
-      <w:proofErr w:type="spellEnd"/>
-      <w:r>
-        <w:t xml:space="preserve"> model's architecture</w:t>
+      <w:r>
+        <w:fldChar w:fldCharType="begin"/>
+      </w:r>
+      <w:r>
+        <w:instrText xml:space="preserve"> SEQ Figure \* ARABIC </w:instrText>
+      </w:r>
+      <w:r>
+        <w:fldChar w:fldCharType="separate"/>
+      </w:r>
+      <w:r>
+        <w:rPr>
+          <w:noProof/>
+        </w:rPr>
+        <w:t>9</w:t>
+      </w:r>
+      <w:r>
+        <w:rPr>
+          <w:noProof/>
+        </w:rPr>
+        <w:fldChar w:fldCharType="end"/>
+      </w:r>
+      <w:r>
+        <w:t xml:space="preserve"> - rnn model's architecture</w:t>
       </w:r>
     </w:p>
     <w:p>
@@ -1363,37 +1420,12 @@
           <w:szCs w:val="24"/>
         </w:rPr>
       </w:pPr>
-      <w:proofErr w:type="spellStart"/>
-      <w:r>
-        <w:rPr>
-          <w:sz w:val="24"/>
-          <w:szCs w:val="24"/>
-        </w:rPr>
-        <w:t>early_stop</w:t>
-      </w:r>
-      <w:proofErr w:type="spellEnd"/>
-      <w:r>
-        <w:rPr>
-          <w:sz w:val="24"/>
-          <w:szCs w:val="24"/>
-        </w:rPr>
-        <w:t xml:space="preserve"> = EarlyStopping(monitor='val_loss</w:t>
-      </w:r>
-      <w:proofErr w:type="gramStart"/>
-      <w:r>
-        <w:rPr>
-          <w:sz w:val="24"/>
-          <w:szCs w:val="24"/>
-        </w:rPr>
-        <w:t>',patience</w:t>
-      </w:r>
-      <w:proofErr w:type="gramEnd"/>
-      <w:r>
-        <w:rPr>
-          <w:sz w:val="24"/>
-          <w:szCs w:val="24"/>
-        </w:rPr>
-        <w:t>=LAST_DIGIT_IN_YOUR_SID)</w:t>
+      <w:r>
+        <w:rPr>
+          <w:sz w:val="24"/>
+          <w:szCs w:val="24"/>
+        </w:rPr>
+        <w:t>early_stop = EarlyStopping(monitor='val_loss',patience=LAST_DIGIT_IN_YOUR_SID)</w:t>
       </w:r>
     </w:p>
     <w:p>
@@ -1458,14 +1490,27 @@
       <w:r>
         <w:t xml:space="preserve">Figure </w:t>
       </w:r>
-      <w:fldSimple w:instr=" SEQ Figure \* ARABIC ">
-        <w:r>
-          <w:rPr>
-            <w:noProof/>
-          </w:rPr>
-          <w:t>10</w:t>
-        </w:r>
-      </w:fldSimple>
+      <w:r>
+        <w:fldChar w:fldCharType="begin"/>
+      </w:r>
+      <w:r>
+        <w:instrText xml:space="preserve"> SEQ Figure \* ARABIC </w:instrText>
+      </w:r>
+      <w:r>
+        <w:fldChar w:fldCharType="separate"/>
+      </w:r>
+      <w:r>
+        <w:rPr>
+          <w:noProof/>
+        </w:rPr>
+        <w:t>10</w:t>
+      </w:r>
+      <w:r>
+        <w:rPr>
+          <w:noProof/>
+        </w:rPr>
+        <w:fldChar w:fldCharType="end"/>
+      </w:r>
       <w:r>
         <w:t xml:space="preserve"> - training history</w:t>
       </w:r>
@@ -1547,14 +1592,27 @@
       <w:r>
         <w:t xml:space="preserve">Figure </w:t>
       </w:r>
-      <w:fldSimple w:instr=" SEQ Figure \* ARABIC ">
-        <w:r>
-          <w:rPr>
-            <w:noProof/>
-          </w:rPr>
-          <w:t>11</w:t>
-        </w:r>
-      </w:fldSimple>
+      <w:r>
+        <w:fldChar w:fldCharType="begin"/>
+      </w:r>
+      <w:r>
+        <w:instrText xml:space="preserve"> SEQ Figure \* ARABIC </w:instrText>
+      </w:r>
+      <w:r>
+        <w:fldChar w:fldCharType="separate"/>
+      </w:r>
+      <w:r>
+        <w:rPr>
+          <w:noProof/>
+        </w:rPr>
+        <w:t>11</w:t>
+      </w:r>
+      <w:r>
+        <w:rPr>
+          <w:noProof/>
+        </w:rPr>
+        <w:fldChar w:fldCharType="end"/>
+      </w:r>
       <w:r>
         <w:t xml:space="preserve"> - training and validation loss graph</w:t>
       </w:r>
@@ -1675,24 +1733,29 @@
       <w:r>
         <w:t xml:space="preserve">Figure </w:t>
       </w:r>
-      <w:fldSimple w:instr=" SEQ Figure \* ARABIC ">
-        <w:r>
-          <w:rPr>
-            <w:noProof/>
-          </w:rPr>
-          <w:t>12</w:t>
-        </w:r>
-      </w:fldSimple>
-      <w:r>
-        <w:t xml:space="preserve"> - VGG-16 </w:t>
-      </w:r>
-      <w:proofErr w:type="spellStart"/>
-      <w:r>
-        <w:t>Acc</w:t>
-      </w:r>
-      <w:proofErr w:type="spellEnd"/>
-      <w:r>
-        <w:t>, Loss graphs</w:t>
+      <w:r>
+        <w:fldChar w:fldCharType="begin"/>
+      </w:r>
+      <w:r>
+        <w:instrText xml:space="preserve"> SEQ Figure \* ARABIC </w:instrText>
+      </w:r>
+      <w:r>
+        <w:fldChar w:fldCharType="separate"/>
+      </w:r>
+      <w:r>
+        <w:rPr>
+          <w:noProof/>
+        </w:rPr>
+        <w:t>12</w:t>
+      </w:r>
+      <w:r>
+        <w:rPr>
+          <w:noProof/>
+        </w:rPr>
+        <w:fldChar w:fldCharType="end"/>
+      </w:r>
+      <w:r>
+        <w:t xml:space="preserve"> - VGG-16 Acc, Loss graphs</w:t>
       </w:r>
     </w:p>
     <w:p>
@@ -1762,24 +1825,29 @@
       <w:r>
         <w:t xml:space="preserve">Figure </w:t>
       </w:r>
-      <w:fldSimple w:instr=" SEQ Figure \* ARABIC ">
-        <w:r>
-          <w:rPr>
-            <w:noProof/>
-          </w:rPr>
-          <w:t>13</w:t>
-        </w:r>
-      </w:fldSimple>
-      <w:r>
-        <w:t xml:space="preserve"> - VGG-19 </w:t>
-      </w:r>
-      <w:proofErr w:type="spellStart"/>
-      <w:r>
-        <w:t>Acc</w:t>
-      </w:r>
-      <w:proofErr w:type="spellEnd"/>
-      <w:r>
-        <w:t>, Loss graphs</w:t>
+      <w:r>
+        <w:fldChar w:fldCharType="begin"/>
+      </w:r>
+      <w:r>
+        <w:instrText xml:space="preserve"> SEQ Figure \* ARABIC </w:instrText>
+      </w:r>
+      <w:r>
+        <w:fldChar w:fldCharType="separate"/>
+      </w:r>
+      <w:r>
+        <w:rPr>
+          <w:noProof/>
+        </w:rPr>
+        <w:t>13</w:t>
+      </w:r>
+      <w:r>
+        <w:rPr>
+          <w:noProof/>
+        </w:rPr>
+        <w:fldChar w:fldCharType="end"/>
+      </w:r>
+      <w:r>
+        <w:t xml:space="preserve"> - VGG-19 Acc, Loss graphs</w:t>
       </w:r>
     </w:p>
     <w:p>
@@ -1787,6 +1855,9 @@
         <w:keepNext/>
       </w:pPr>
       <w:r>
+        <w:rPr>
+          <w:noProof/>
+        </w:rPr>
         <w:drawing>
           <wp:inline distT="0" distB="0" distL="0" distR="0" wp14:anchorId="1435B027" wp14:editId="3C8DD13B">
             <wp:extent cx="5731510" cy="2329180"/>
@@ -1831,24 +1902,29 @@
       <w:r>
         <w:t xml:space="preserve">Figure </w:t>
       </w:r>
-      <w:fldSimple w:instr=" SEQ Figure \* ARABIC ">
-        <w:r>
-          <w:rPr>
-            <w:noProof/>
-          </w:rPr>
-          <w:t>14</w:t>
-        </w:r>
-      </w:fldSimple>
-      <w:r>
-        <w:t xml:space="preserve"> - InceptionV3 </w:t>
-      </w:r>
-      <w:proofErr w:type="spellStart"/>
-      <w:r>
-        <w:t>Acc</w:t>
-      </w:r>
-      <w:proofErr w:type="spellEnd"/>
-      <w:r>
-        <w:t>, Loss graphs</w:t>
+      <w:r>
+        <w:fldChar w:fldCharType="begin"/>
+      </w:r>
+      <w:r>
+        <w:instrText xml:space="preserve"> SEQ Figure \* ARABIC </w:instrText>
+      </w:r>
+      <w:r>
+        <w:fldChar w:fldCharType="separate"/>
+      </w:r>
+      <w:r>
+        <w:rPr>
+          <w:noProof/>
+        </w:rPr>
+        <w:t>14</w:t>
+      </w:r>
+      <w:r>
+        <w:rPr>
+          <w:noProof/>
+        </w:rPr>
+        <w:fldChar w:fldCharType="end"/>
+      </w:r>
+      <w:r>
+        <w:t xml:space="preserve"> - InceptionV3 Acc, Loss graphs</w:t>
       </w:r>
     </w:p>
     <w:p/>
@@ -1875,6 +1951,7 @@
       </w:pPr>
       <w:r>
         <w:rPr>
+          <w:noProof/>
           <w:sz w:val="28"/>
           <w:szCs w:val="28"/>
         </w:rPr>
@@ -1924,14 +2001,27 @@
       <w:r>
         <w:t xml:space="preserve">Figure </w:t>
       </w:r>
-      <w:fldSimple w:instr=" SEQ Figure \* ARABIC ">
-        <w:r>
-          <w:rPr>
-            <w:noProof/>
-          </w:rPr>
-          <w:t>15</w:t>
-        </w:r>
-      </w:fldSimple>
+      <w:r>
+        <w:fldChar w:fldCharType="begin"/>
+      </w:r>
+      <w:r>
+        <w:instrText xml:space="preserve"> SEQ Figure \* ARABIC </w:instrText>
+      </w:r>
+      <w:r>
+        <w:fldChar w:fldCharType="separate"/>
+      </w:r>
+      <w:r>
+        <w:rPr>
+          <w:noProof/>
+        </w:rPr>
+        <w:t>15</w:t>
+      </w:r>
+      <w:r>
+        <w:rPr>
+          <w:noProof/>
+        </w:rPr>
+        <w:fldChar w:fldCharType="end"/>
+      </w:r>
       <w:r>
         <w:t xml:space="preserve"> - Performance table</w:t>
       </w:r>
@@ -1944,6 +2034,7 @@
       </w:pPr>
       <w:r>
         <w:rPr>
+          <w:noProof/>
           <w:sz w:val="28"/>
           <w:szCs w:val="28"/>
         </w:rPr>
@@ -1996,14 +2087,27 @@
       <w:r>
         <w:t xml:space="preserve">Figure </w:t>
       </w:r>
-      <w:fldSimple w:instr=" SEQ Figure \* ARABIC ">
-        <w:r>
-          <w:rPr>
-            <w:noProof/>
-          </w:rPr>
-          <w:t>16</w:t>
-        </w:r>
-      </w:fldSimple>
+      <w:r>
+        <w:fldChar w:fldCharType="begin"/>
+      </w:r>
+      <w:r>
+        <w:instrText xml:space="preserve"> SEQ Figure \* ARABIC </w:instrText>
+      </w:r>
+      <w:r>
+        <w:fldChar w:fldCharType="separate"/>
+      </w:r>
+      <w:r>
+        <w:rPr>
+          <w:noProof/>
+        </w:rPr>
+        <w:t>16</w:t>
+      </w:r>
+      <w:r>
+        <w:rPr>
+          <w:noProof/>
+        </w:rPr>
+        <w:fldChar w:fldCharType="end"/>
+      </w:r>
       <w:r>
         <w:t>- graphical comparison of models</w:t>
       </w:r>
@@ -2045,6 +2149,1407 @@
           <w:u w:val="single"/>
         </w:rPr>
       </w:pPr>
+      <w:r>
+        <w:rPr>
+          <w:sz w:val="44"/>
+          <w:szCs w:val="44"/>
+          <w:u w:val="single"/>
+        </w:rPr>
+        <w:drawing>
+          <wp:inline distT="0" distB="0" distL="0" distR="0" wp14:anchorId="6A57A8AB" wp14:editId="0276B5C6">
+            <wp:extent cx="5731510" cy="2126615"/>
+            <wp:effectExtent l="0" t="0" r="2540" b="6985"/>
+            <wp:docPr id="1772488115" name="Picture 1" descr="A screenshot of a computer&#10;&#10;AI-generated content may be incorrect."/>
+            <wp:cNvGraphicFramePr>
+              <a:graphicFrameLocks xmlns:a="http://schemas.openxmlformats.org/drawingml/2006/main" noChangeAspect="1"/>
+            </wp:cNvGraphicFramePr>
+            <a:graphic xmlns:a="http://schemas.openxmlformats.org/drawingml/2006/main">
+              <a:graphicData uri="http://schemas.openxmlformats.org/drawingml/2006/picture">
+                <pic:pic xmlns:pic="http://schemas.openxmlformats.org/drawingml/2006/picture">
+                  <pic:nvPicPr>
+                    <pic:cNvPr id="1772488115" name="Picture 1" descr="A screenshot of a computer&#10;&#10;AI-generated content may be incorrect."/>
+                    <pic:cNvPicPr/>
+                  </pic:nvPicPr>
+                  <pic:blipFill>
+                    <a:blip r:embed="rId21"/>
+                    <a:stretch>
+                      <a:fillRect/>
+                    </a:stretch>
+                  </pic:blipFill>
+                  <pic:spPr>
+                    <a:xfrm>
+                      <a:off x="0" y="0"/>
+                      <a:ext cx="5731510" cy="2126615"/>
+                    </a:xfrm>
+                    <a:prstGeom prst="rect">
+                      <a:avLst/>
+                    </a:prstGeom>
+                  </pic:spPr>
+                </pic:pic>
+              </a:graphicData>
+            </a:graphic>
+          </wp:inline>
+        </w:drawing>
+      </w:r>
+    </w:p>
+    <w:p>
+      <w:pPr>
+        <w:jc w:val="both"/>
+        <w:rPr>
+          <w:sz w:val="28"/>
+          <w:szCs w:val="28"/>
+        </w:rPr>
+      </w:pPr>
+    </w:p>
+    <w:p>
+      <w:pPr>
+        <w:jc w:val="both"/>
+        <w:rPr>
+          <w:sz w:val="24"/>
+          <w:szCs w:val="24"/>
+        </w:rPr>
+      </w:pPr>
+      <w:r>
+        <w:rPr>
+          <w:sz w:val="24"/>
+          <w:szCs w:val="24"/>
+        </w:rPr>
+        <w:lastRenderedPageBreak/>
+        <w:t>history_1 = model_1.fit(X_train, y_train, batch_size=20, epochs=10,</w:t>
+      </w:r>
+    </w:p>
+    <w:p>
+      <w:pPr>
+        <w:jc w:val="both"/>
+        <w:rPr>
+          <w:sz w:val="24"/>
+          <w:szCs w:val="24"/>
+        </w:rPr>
+      </w:pPr>
+      <w:r>
+        <w:rPr>
+          <w:sz w:val="24"/>
+          <w:szCs w:val="24"/>
+        </w:rPr>
+        <w:t xml:space="preserve">                    validation_split=0.1,</w:t>
+      </w:r>
+    </w:p>
+    <w:p>
+      <w:pPr>
+        <w:pBdr>
+          <w:bottom w:val="single" w:sz="6" w:space="1" w:color="auto"/>
+        </w:pBdr>
+        <w:jc w:val="both"/>
+        <w:rPr>
+          <w:sz w:val="24"/>
+          <w:szCs w:val="24"/>
+        </w:rPr>
+      </w:pPr>
+      <w:r>
+        <w:rPr>
+          <w:sz w:val="24"/>
+          <w:szCs w:val="24"/>
+        </w:rPr>
+        <w:t xml:space="preserve">                    verbose=1, callbacks=[es, mc])</w:t>
+      </w:r>
+    </w:p>
+    <w:p>
+      <w:pPr>
+        <w:jc w:val="both"/>
+        <w:rPr>
+          <w:sz w:val="24"/>
+          <w:szCs w:val="24"/>
+        </w:rPr>
+      </w:pPr>
+      <w:r>
+        <w:rPr>
+          <w:sz w:val="24"/>
+          <w:szCs w:val="24"/>
+        </w:rPr>
+        <w:t>Epoch 1/10</w:t>
+      </w:r>
+    </w:p>
+    <w:p>
+      <w:pPr>
+        <w:jc w:val="both"/>
+        <w:rPr>
+          <w:sz w:val="24"/>
+          <w:szCs w:val="24"/>
+        </w:rPr>
+      </w:pPr>
+      <w:r>
+        <w:rPr>
+          <w:b/>
+          <w:bCs/>
+          <w:sz w:val="24"/>
+          <w:szCs w:val="24"/>
+        </w:rPr>
+        <w:t>1425/1425</w:t>
+      </w:r>
+      <w:r>
+        <w:rPr>
+          <w:sz w:val="24"/>
+          <w:szCs w:val="24"/>
+        </w:rPr>
+        <w:t xml:space="preserve"> </w:t>
+      </w:r>
+      <w:r>
+        <w:rPr>
+          <w:rFonts w:ascii="MS Gothic" w:eastAsia="MS Gothic" w:hAnsi="MS Gothic" w:cs="MS Gothic" w:hint="eastAsia"/>
+          <w:sz w:val="24"/>
+          <w:szCs w:val="24"/>
+        </w:rPr>
+        <w:t>━━━━━━━━━━━━━━━━━━━━</w:t>
+      </w:r>
+      <w:r>
+        <w:rPr>
+          <w:sz w:val="24"/>
+          <w:szCs w:val="24"/>
+        </w:rPr>
+        <w:t xml:space="preserve"> </w:t>
+      </w:r>
+      <w:r>
+        <w:rPr>
+          <w:b/>
+          <w:bCs/>
+          <w:sz w:val="24"/>
+          <w:szCs w:val="24"/>
+        </w:rPr>
+        <w:t>0s</w:t>
+      </w:r>
+      <w:r>
+        <w:rPr>
+          <w:sz w:val="24"/>
+          <w:szCs w:val="24"/>
+        </w:rPr>
+        <w:t xml:space="preserve"> 14ms/step - loss: 0.1293 - mae: 0.0923 </w:t>
+      </w:r>
+    </w:p>
+    <w:p>
+      <w:pPr>
+        <w:jc w:val="both"/>
+        <w:rPr>
+          <w:sz w:val="24"/>
+          <w:szCs w:val="24"/>
+        </w:rPr>
+      </w:pPr>
+      <w:r>
+        <w:rPr>
+          <w:sz w:val="24"/>
+          <w:szCs w:val="24"/>
+        </w:rPr>
+        <w:t>Epoch 1: val_loss improved from inf to 0.00003, saving model to best_model_1_LSTM_Silver_3D_Tensor.keras</w:t>
+      </w:r>
+    </w:p>
+    <w:p>
+      <w:pPr>
+        <w:jc w:val="both"/>
+        <w:rPr>
+          <w:sz w:val="24"/>
+          <w:szCs w:val="24"/>
+        </w:rPr>
+      </w:pPr>
+      <w:r>
+        <w:rPr>
+          <w:b/>
+          <w:bCs/>
+          <w:sz w:val="24"/>
+          <w:szCs w:val="24"/>
+        </w:rPr>
+        <w:t>1425/1425</w:t>
+      </w:r>
+      <w:r>
+        <w:rPr>
+          <w:sz w:val="24"/>
+          <w:szCs w:val="24"/>
+        </w:rPr>
+        <w:t xml:space="preserve"> </w:t>
+      </w:r>
+      <w:r>
+        <w:rPr>
+          <w:rFonts w:ascii="MS Gothic" w:eastAsia="MS Gothic" w:hAnsi="MS Gothic" w:cs="MS Gothic" w:hint="eastAsia"/>
+          <w:sz w:val="24"/>
+          <w:szCs w:val="24"/>
+        </w:rPr>
+        <w:t>━━━━━━━━━━━━━━━━━━━━</w:t>
+      </w:r>
+      <w:r>
+        <w:rPr>
+          <w:sz w:val="24"/>
+          <w:szCs w:val="24"/>
+        </w:rPr>
+        <w:t xml:space="preserve"> </w:t>
+      </w:r>
+      <w:r>
+        <w:rPr>
+          <w:b/>
+          <w:bCs/>
+          <w:sz w:val="24"/>
+          <w:szCs w:val="24"/>
+        </w:rPr>
+        <w:t>26s</w:t>
+      </w:r>
+      <w:r>
+        <w:rPr>
+          <w:sz w:val="24"/>
+          <w:szCs w:val="24"/>
+        </w:rPr>
+        <w:t xml:space="preserve"> 16ms/step - loss: 0.1292 - mae: 0.0923 - val_loss: 2.9179e-05 - val_mae: 0.0038</w:t>
+      </w:r>
+    </w:p>
+    <w:p>
+      <w:pPr>
+        <w:jc w:val="both"/>
+        <w:rPr>
+          <w:sz w:val="24"/>
+          <w:szCs w:val="24"/>
+        </w:rPr>
+      </w:pPr>
+      <w:r>
+        <w:rPr>
+          <w:sz w:val="24"/>
+          <w:szCs w:val="24"/>
+        </w:rPr>
+        <w:t>Epoch 2/10</w:t>
+      </w:r>
+    </w:p>
+    <w:p>
+      <w:pPr>
+        <w:jc w:val="both"/>
+        <w:rPr>
+          <w:sz w:val="24"/>
+          <w:szCs w:val="24"/>
+        </w:rPr>
+      </w:pPr>
+      <w:r>
+        <w:rPr>
+          <w:b/>
+          <w:bCs/>
+          <w:sz w:val="24"/>
+          <w:szCs w:val="24"/>
+        </w:rPr>
+        <w:t>1420/1425</w:t>
+      </w:r>
+      <w:r>
+        <w:rPr>
+          <w:sz w:val="24"/>
+          <w:szCs w:val="24"/>
+        </w:rPr>
+        <w:t xml:space="preserve"> </w:t>
+      </w:r>
+      <w:r>
+        <w:rPr>
+          <w:rFonts w:ascii="MS Gothic" w:eastAsia="MS Gothic" w:hAnsi="MS Gothic" w:cs="MS Gothic" w:hint="eastAsia"/>
+          <w:sz w:val="24"/>
+          <w:szCs w:val="24"/>
+        </w:rPr>
+        <w:t>━━━━━━━━━━━━━━━━━━━━</w:t>
+      </w:r>
+      <w:r>
+        <w:rPr>
+          <w:sz w:val="24"/>
+          <w:szCs w:val="24"/>
+        </w:rPr>
+        <w:t xml:space="preserve"> </w:t>
+      </w:r>
+      <w:r>
+        <w:rPr>
+          <w:b/>
+          <w:bCs/>
+          <w:sz w:val="24"/>
+          <w:szCs w:val="24"/>
+        </w:rPr>
+        <w:t>0s</w:t>
+      </w:r>
+      <w:r>
+        <w:rPr>
+          <w:sz w:val="24"/>
+          <w:szCs w:val="24"/>
+        </w:rPr>
+        <w:t xml:space="preserve"> 16ms/step - loss: 4.4647e-05 - mae: 0.0048 </w:t>
+      </w:r>
+    </w:p>
+    <w:p>
+      <w:pPr>
+        <w:jc w:val="both"/>
+        <w:rPr>
+          <w:sz w:val="24"/>
+          <w:szCs w:val="24"/>
+        </w:rPr>
+      </w:pPr>
+      <w:r>
+        <w:rPr>
+          <w:sz w:val="24"/>
+          <w:szCs w:val="24"/>
+        </w:rPr>
+        <w:t>Epoch 2: val_loss did not improve from 0.00003</w:t>
+      </w:r>
+    </w:p>
+    <w:p>
+      <w:pPr>
+        <w:jc w:val="both"/>
+        <w:rPr>
+          <w:sz w:val="24"/>
+          <w:szCs w:val="24"/>
+        </w:rPr>
+      </w:pPr>
+      <w:r>
+        <w:rPr>
+          <w:b/>
+          <w:bCs/>
+          <w:sz w:val="24"/>
+          <w:szCs w:val="24"/>
+        </w:rPr>
+        <w:t>1425/1425</w:t>
+      </w:r>
+      <w:r>
+        <w:rPr>
+          <w:sz w:val="24"/>
+          <w:szCs w:val="24"/>
+        </w:rPr>
+        <w:t xml:space="preserve"> </w:t>
+      </w:r>
+      <w:r>
+        <w:rPr>
+          <w:rFonts w:ascii="MS Gothic" w:eastAsia="MS Gothic" w:hAnsi="MS Gothic" w:cs="MS Gothic" w:hint="eastAsia"/>
+          <w:sz w:val="24"/>
+          <w:szCs w:val="24"/>
+        </w:rPr>
+        <w:t>━━━━━━━━━━━━━━━━━━━━</w:t>
+      </w:r>
+      <w:r>
+        <w:rPr>
+          <w:sz w:val="24"/>
+          <w:szCs w:val="24"/>
+        </w:rPr>
+        <w:t xml:space="preserve"> </w:t>
+      </w:r>
+      <w:r>
+        <w:rPr>
+          <w:b/>
+          <w:bCs/>
+          <w:sz w:val="24"/>
+          <w:szCs w:val="24"/>
+        </w:rPr>
+        <w:t>23s</w:t>
+      </w:r>
+      <w:r>
+        <w:rPr>
+          <w:sz w:val="24"/>
+          <w:szCs w:val="24"/>
+        </w:rPr>
+        <w:t xml:space="preserve"> 16ms/step - loss: 4.4647e-05 - mae: 0.0048 - val_loss: 5.2283e-05 - val_mae: 0.0055</w:t>
+      </w:r>
+    </w:p>
+    <w:p>
+      <w:pPr>
+        <w:jc w:val="both"/>
+        <w:rPr>
+          <w:sz w:val="24"/>
+          <w:szCs w:val="24"/>
+        </w:rPr>
+      </w:pPr>
+      <w:r>
+        <w:rPr>
+          <w:sz w:val="24"/>
+          <w:szCs w:val="24"/>
+        </w:rPr>
+        <w:t>Epoch 3/10</w:t>
+      </w:r>
+    </w:p>
+    <w:p>
+      <w:pPr>
+        <w:jc w:val="both"/>
+        <w:rPr>
+          <w:sz w:val="24"/>
+          <w:szCs w:val="24"/>
+        </w:rPr>
+      </w:pPr>
+      <w:r>
+        <w:rPr>
+          <w:b/>
+          <w:bCs/>
+          <w:sz w:val="24"/>
+          <w:szCs w:val="24"/>
+        </w:rPr>
+        <w:t>1416/1425</w:t>
+      </w:r>
+      <w:r>
+        <w:rPr>
+          <w:sz w:val="24"/>
+          <w:szCs w:val="24"/>
+        </w:rPr>
+        <w:t xml:space="preserve"> </w:t>
+      </w:r>
+      <w:r>
+        <w:rPr>
+          <w:rFonts w:ascii="MS Gothic" w:eastAsia="MS Gothic" w:hAnsi="MS Gothic" w:cs="MS Gothic" w:hint="eastAsia"/>
+          <w:sz w:val="24"/>
+          <w:szCs w:val="24"/>
+        </w:rPr>
+        <w:t>━━━━━━━━━━━━━━━━━━━━</w:t>
+      </w:r>
+      <w:r>
+        <w:rPr>
+          <w:sz w:val="24"/>
+          <w:szCs w:val="24"/>
+        </w:rPr>
+        <w:t xml:space="preserve"> </w:t>
+      </w:r>
+      <w:r>
+        <w:rPr>
+          <w:b/>
+          <w:bCs/>
+          <w:sz w:val="24"/>
+          <w:szCs w:val="24"/>
+        </w:rPr>
+        <w:t>0s</w:t>
+      </w:r>
+      <w:r>
+        <w:rPr>
+          <w:sz w:val="24"/>
+          <w:szCs w:val="24"/>
+        </w:rPr>
+        <w:t xml:space="preserve"> 15ms/step - loss: 4.7332e-05 - mae: 0.0051  </w:t>
+      </w:r>
+    </w:p>
+    <w:p>
+      <w:pPr>
+        <w:jc w:val="both"/>
+        <w:rPr>
+          <w:sz w:val="24"/>
+          <w:szCs w:val="24"/>
+        </w:rPr>
+      </w:pPr>
+      <w:r>
+        <w:rPr>
+          <w:sz w:val="24"/>
+          <w:szCs w:val="24"/>
+        </w:rPr>
+        <w:t>Epoch 3: val_loss improved from 0.00003 to 0.00002, saving model to best_model_1_LSTM_Silver_3D_Tensor.keras</w:t>
+      </w:r>
+    </w:p>
+    <w:p>
+      <w:pPr>
+        <w:jc w:val="both"/>
+        <w:rPr>
+          <w:sz w:val="24"/>
+          <w:szCs w:val="24"/>
+        </w:rPr>
+      </w:pPr>
+      <w:r>
+        <w:rPr>
+          <w:b/>
+          <w:bCs/>
+          <w:sz w:val="24"/>
+          <w:szCs w:val="24"/>
+        </w:rPr>
+        <w:t>1425/1425</w:t>
+      </w:r>
+      <w:r>
+        <w:rPr>
+          <w:sz w:val="24"/>
+          <w:szCs w:val="24"/>
+        </w:rPr>
+        <w:t xml:space="preserve"> </w:t>
+      </w:r>
+      <w:r>
+        <w:rPr>
+          <w:rFonts w:ascii="MS Gothic" w:eastAsia="MS Gothic" w:hAnsi="MS Gothic" w:cs="MS Gothic" w:hint="eastAsia"/>
+          <w:sz w:val="24"/>
+          <w:szCs w:val="24"/>
+        </w:rPr>
+        <w:t>━━━━━━━━━━━━━━━━━━━━</w:t>
+      </w:r>
+      <w:r>
+        <w:rPr>
+          <w:sz w:val="24"/>
+          <w:szCs w:val="24"/>
+        </w:rPr>
+        <w:t xml:space="preserve"> </w:t>
+      </w:r>
+      <w:r>
+        <w:rPr>
+          <w:b/>
+          <w:bCs/>
+          <w:sz w:val="24"/>
+          <w:szCs w:val="24"/>
+        </w:rPr>
+        <w:t>21s</w:t>
+      </w:r>
+      <w:r>
+        <w:rPr>
+          <w:sz w:val="24"/>
+          <w:szCs w:val="24"/>
+        </w:rPr>
+        <w:t xml:space="preserve"> 15ms/step - loss: 4.7345e-05 - mae: 0.0051 - val_loss: 2.2655e-05 - val_mae: 0.0030</w:t>
+      </w:r>
+    </w:p>
+    <w:p>
+      <w:pPr>
+        <w:jc w:val="both"/>
+        <w:rPr>
+          <w:sz w:val="24"/>
+          <w:szCs w:val="24"/>
+        </w:rPr>
+      </w:pPr>
+      <w:r>
+        <w:rPr>
+          <w:sz w:val="24"/>
+          <w:szCs w:val="24"/>
+        </w:rPr>
+        <w:t>Epoch 4/10</w:t>
+      </w:r>
+    </w:p>
+    <w:p>
+      <w:pPr>
+        <w:jc w:val="both"/>
+        <w:rPr>
+          <w:sz w:val="24"/>
+          <w:szCs w:val="24"/>
+        </w:rPr>
+      </w:pPr>
+      <w:r>
+        <w:rPr>
+          <w:b/>
+          <w:bCs/>
+          <w:sz w:val="24"/>
+          <w:szCs w:val="24"/>
+        </w:rPr>
+        <w:t>1420/1425</w:t>
+      </w:r>
+      <w:r>
+        <w:rPr>
+          <w:sz w:val="24"/>
+          <w:szCs w:val="24"/>
+        </w:rPr>
+        <w:t xml:space="preserve"> </w:t>
+      </w:r>
+      <w:r>
+        <w:rPr>
+          <w:rFonts w:ascii="MS Gothic" w:eastAsia="MS Gothic" w:hAnsi="MS Gothic" w:cs="MS Gothic" w:hint="eastAsia"/>
+          <w:sz w:val="24"/>
+          <w:szCs w:val="24"/>
+        </w:rPr>
+        <w:t>━━━━━━━━━━━━━━━━━━━━</w:t>
+      </w:r>
+      <w:r>
+        <w:rPr>
+          <w:sz w:val="24"/>
+          <w:szCs w:val="24"/>
+        </w:rPr>
+        <w:t xml:space="preserve"> </w:t>
+      </w:r>
+      <w:r>
+        <w:rPr>
+          <w:b/>
+          <w:bCs/>
+          <w:sz w:val="24"/>
+          <w:szCs w:val="24"/>
+        </w:rPr>
+        <w:t>0s</w:t>
+      </w:r>
+      <w:r>
+        <w:rPr>
+          <w:sz w:val="24"/>
+          <w:szCs w:val="24"/>
+        </w:rPr>
+        <w:t xml:space="preserve"> 16ms/step - loss: 6.0119e-05 - mae: 0.0058  </w:t>
+      </w:r>
+    </w:p>
+    <w:p>
+      <w:pPr>
+        <w:jc w:val="both"/>
+        <w:rPr>
+          <w:sz w:val="24"/>
+          <w:szCs w:val="24"/>
+        </w:rPr>
+      </w:pPr>
+      <w:r>
+        <w:rPr>
+          <w:sz w:val="24"/>
+          <w:szCs w:val="24"/>
+        </w:rPr>
+        <w:t>Epoch 4: val_loss did not improve from 0.00002</w:t>
+      </w:r>
+    </w:p>
+    <w:p>
+      <w:pPr>
+        <w:jc w:val="both"/>
+        <w:rPr>
+          <w:sz w:val="24"/>
+          <w:szCs w:val="24"/>
+        </w:rPr>
+      </w:pPr>
+      <w:r>
+        <w:rPr>
+          <w:b/>
+          <w:bCs/>
+          <w:sz w:val="24"/>
+          <w:szCs w:val="24"/>
+        </w:rPr>
+        <w:t>1425/1425</w:t>
+      </w:r>
+      <w:r>
+        <w:rPr>
+          <w:sz w:val="24"/>
+          <w:szCs w:val="24"/>
+        </w:rPr>
+        <w:t xml:space="preserve"> </w:t>
+      </w:r>
+      <w:r>
+        <w:rPr>
+          <w:rFonts w:ascii="MS Gothic" w:eastAsia="MS Gothic" w:hAnsi="MS Gothic" w:cs="MS Gothic" w:hint="eastAsia"/>
+          <w:sz w:val="24"/>
+          <w:szCs w:val="24"/>
+        </w:rPr>
+        <w:t>━━━━━━━━━━━━━━━━━━━━</w:t>
+      </w:r>
+      <w:r>
+        <w:rPr>
+          <w:sz w:val="24"/>
+          <w:szCs w:val="24"/>
+        </w:rPr>
+        <w:t xml:space="preserve"> </w:t>
+      </w:r>
+      <w:r>
+        <w:rPr>
+          <w:b/>
+          <w:bCs/>
+          <w:sz w:val="24"/>
+          <w:szCs w:val="24"/>
+        </w:rPr>
+        <w:t>25s</w:t>
+      </w:r>
+      <w:r>
+        <w:rPr>
+          <w:sz w:val="24"/>
+          <w:szCs w:val="24"/>
+        </w:rPr>
+        <w:t xml:space="preserve"> 18ms/step - loss: 6.0119e-05 - mae: 0.0058 - val_loss: 2.8277e-05 - val_mae: 0.0036</w:t>
+      </w:r>
+    </w:p>
+    <w:p>
+      <w:pPr>
+        <w:jc w:val="both"/>
+        <w:rPr>
+          <w:sz w:val="24"/>
+          <w:szCs w:val="24"/>
+        </w:rPr>
+      </w:pPr>
+      <w:r>
+        <w:rPr>
+          <w:sz w:val="24"/>
+          <w:szCs w:val="24"/>
+        </w:rPr>
+        <w:t>Epoch 5/10</w:t>
+      </w:r>
+    </w:p>
+    <w:p>
+      <w:pPr>
+        <w:jc w:val="both"/>
+        <w:rPr>
+          <w:sz w:val="24"/>
+          <w:szCs w:val="24"/>
+        </w:rPr>
+      </w:pPr>
+      <w:r>
+        <w:rPr>
+          <w:b/>
+          <w:bCs/>
+          <w:sz w:val="24"/>
+          <w:szCs w:val="24"/>
+        </w:rPr>
+        <w:t>1421/1425</w:t>
+      </w:r>
+      <w:r>
+        <w:rPr>
+          <w:sz w:val="24"/>
+          <w:szCs w:val="24"/>
+        </w:rPr>
+        <w:t xml:space="preserve"> </w:t>
+      </w:r>
+      <w:r>
+        <w:rPr>
+          <w:rFonts w:ascii="MS Gothic" w:eastAsia="MS Gothic" w:hAnsi="MS Gothic" w:cs="MS Gothic" w:hint="eastAsia"/>
+          <w:sz w:val="24"/>
+          <w:szCs w:val="24"/>
+        </w:rPr>
+        <w:t>━━━━━━━━━━━━━━━━━━━━</w:t>
+      </w:r>
+      <w:r>
+        <w:rPr>
+          <w:sz w:val="24"/>
+          <w:szCs w:val="24"/>
+        </w:rPr>
+        <w:t xml:space="preserve"> </w:t>
+      </w:r>
+      <w:r>
+        <w:rPr>
+          <w:b/>
+          <w:bCs/>
+          <w:sz w:val="24"/>
+          <w:szCs w:val="24"/>
+        </w:rPr>
+        <w:t>0s</w:t>
+      </w:r>
+      <w:r>
+        <w:rPr>
+          <w:sz w:val="24"/>
+          <w:szCs w:val="24"/>
+        </w:rPr>
+        <w:t xml:space="preserve"> 16ms/step - loss: 7.8571e-05 - mae: 0.0068 </w:t>
+      </w:r>
+    </w:p>
+    <w:p>
+      <w:pPr>
+        <w:jc w:val="both"/>
+        <w:rPr>
+          <w:sz w:val="24"/>
+          <w:szCs w:val="24"/>
+        </w:rPr>
+      </w:pPr>
+      <w:r>
+        <w:rPr>
+          <w:sz w:val="24"/>
+          <w:szCs w:val="24"/>
+        </w:rPr>
+        <w:lastRenderedPageBreak/>
+        <w:t>Epoch 5: val_loss did not improve from 0.00002</w:t>
+      </w:r>
+    </w:p>
+    <w:p>
+      <w:pPr>
+        <w:jc w:val="both"/>
+        <w:rPr>
+          <w:sz w:val="24"/>
+          <w:szCs w:val="24"/>
+        </w:rPr>
+      </w:pPr>
+      <w:r>
+        <w:rPr>
+          <w:b/>
+          <w:bCs/>
+          <w:sz w:val="24"/>
+          <w:szCs w:val="24"/>
+        </w:rPr>
+        <w:t>1425/1425</w:t>
+      </w:r>
+      <w:r>
+        <w:rPr>
+          <w:sz w:val="24"/>
+          <w:szCs w:val="24"/>
+        </w:rPr>
+        <w:t xml:space="preserve"> </w:t>
+      </w:r>
+      <w:r>
+        <w:rPr>
+          <w:rFonts w:ascii="MS Gothic" w:eastAsia="MS Gothic" w:hAnsi="MS Gothic" w:cs="MS Gothic" w:hint="eastAsia"/>
+          <w:sz w:val="24"/>
+          <w:szCs w:val="24"/>
+        </w:rPr>
+        <w:t>━━━━━━━━━━━━━━━━━━━━</w:t>
+      </w:r>
+      <w:r>
+        <w:rPr>
+          <w:sz w:val="24"/>
+          <w:szCs w:val="24"/>
+        </w:rPr>
+        <w:t xml:space="preserve"> </w:t>
+      </w:r>
+      <w:r>
+        <w:rPr>
+          <w:b/>
+          <w:bCs/>
+          <w:sz w:val="24"/>
+          <w:szCs w:val="24"/>
+        </w:rPr>
+        <w:t>23s</w:t>
+      </w:r>
+      <w:r>
+        <w:rPr>
+          <w:sz w:val="24"/>
+          <w:szCs w:val="24"/>
+        </w:rPr>
+        <w:t xml:space="preserve"> 16ms/step - loss: 7.8561e-05 - mae: 0.0068 - val_loss: 3.2978e-04 - val_mae: 0.0176</w:t>
+      </w:r>
+    </w:p>
+    <w:p>
+      <w:pPr>
+        <w:jc w:val="both"/>
+        <w:rPr>
+          <w:sz w:val="24"/>
+          <w:szCs w:val="24"/>
+        </w:rPr>
+      </w:pPr>
+      <w:r>
+        <w:rPr>
+          <w:sz w:val="24"/>
+          <w:szCs w:val="24"/>
+        </w:rPr>
+        <w:t>Epoch 6/10</w:t>
+      </w:r>
+    </w:p>
+    <w:p>
+      <w:pPr>
+        <w:jc w:val="both"/>
+        <w:rPr>
+          <w:sz w:val="24"/>
+          <w:szCs w:val="24"/>
+        </w:rPr>
+      </w:pPr>
+      <w:r>
+        <w:rPr>
+          <w:b/>
+          <w:bCs/>
+          <w:sz w:val="24"/>
+          <w:szCs w:val="24"/>
+        </w:rPr>
+        <w:t>1413/1425</w:t>
+      </w:r>
+      <w:r>
+        <w:rPr>
+          <w:sz w:val="24"/>
+          <w:szCs w:val="24"/>
+        </w:rPr>
+        <w:t xml:space="preserve"> </w:t>
+      </w:r>
+      <w:r>
+        <w:rPr>
+          <w:rFonts w:ascii="MS Gothic" w:eastAsia="MS Gothic" w:hAnsi="MS Gothic" w:cs="MS Gothic" w:hint="eastAsia"/>
+          <w:sz w:val="24"/>
+          <w:szCs w:val="24"/>
+        </w:rPr>
+        <w:t>━━━━━━━━━━━━━━━━━━━━</w:t>
+      </w:r>
+      <w:r>
+        <w:rPr>
+          <w:sz w:val="24"/>
+          <w:szCs w:val="24"/>
+        </w:rPr>
+        <w:t xml:space="preserve"> </w:t>
+      </w:r>
+      <w:r>
+        <w:rPr>
+          <w:b/>
+          <w:bCs/>
+          <w:sz w:val="24"/>
+          <w:szCs w:val="24"/>
+        </w:rPr>
+        <w:t>0s</w:t>
+      </w:r>
+      <w:r>
+        <w:rPr>
+          <w:sz w:val="24"/>
+          <w:szCs w:val="24"/>
+        </w:rPr>
+        <w:t xml:space="preserve"> 15ms/step - loss: 7.6698e-05 - mae: 0.0067 </w:t>
+      </w:r>
+    </w:p>
+    <w:p>
+      <w:pPr>
+        <w:jc w:val="both"/>
+        <w:rPr>
+          <w:sz w:val="24"/>
+          <w:szCs w:val="24"/>
+        </w:rPr>
+      </w:pPr>
+      <w:r>
+        <w:rPr>
+          <w:sz w:val="24"/>
+          <w:szCs w:val="24"/>
+        </w:rPr>
+        <w:t>Epoch 6: val_loss did not improve from 0.00002</w:t>
+      </w:r>
+    </w:p>
+    <w:p>
+      <w:pPr>
+        <w:jc w:val="both"/>
+        <w:rPr>
+          <w:sz w:val="24"/>
+          <w:szCs w:val="24"/>
+        </w:rPr>
+      </w:pPr>
+      <w:r>
+        <w:rPr>
+          <w:b/>
+          <w:bCs/>
+          <w:sz w:val="24"/>
+          <w:szCs w:val="24"/>
+        </w:rPr>
+        <w:t>1425/1425</w:t>
+      </w:r>
+      <w:r>
+        <w:rPr>
+          <w:sz w:val="24"/>
+          <w:szCs w:val="24"/>
+        </w:rPr>
+        <w:t xml:space="preserve"> </w:t>
+      </w:r>
+      <w:r>
+        <w:rPr>
+          <w:rFonts w:ascii="MS Gothic" w:eastAsia="MS Gothic" w:hAnsi="MS Gothic" w:cs="MS Gothic" w:hint="eastAsia"/>
+          <w:sz w:val="24"/>
+          <w:szCs w:val="24"/>
+        </w:rPr>
+        <w:t>━━━━━━━━━━━━━━━━━━━━</w:t>
+      </w:r>
+      <w:r>
+        <w:rPr>
+          <w:sz w:val="24"/>
+          <w:szCs w:val="24"/>
+        </w:rPr>
+        <w:t xml:space="preserve"> </w:t>
+      </w:r>
+      <w:r>
+        <w:rPr>
+          <w:b/>
+          <w:bCs/>
+          <w:sz w:val="24"/>
+          <w:szCs w:val="24"/>
+        </w:rPr>
+        <w:t>26s</w:t>
+      </w:r>
+      <w:r>
+        <w:rPr>
+          <w:sz w:val="24"/>
+          <w:szCs w:val="24"/>
+        </w:rPr>
+        <w:t xml:space="preserve"> 18ms/step - loss: 7.6632e-05 - mae: 0.0067 - val_loss: 3.6839e-05 - val_mae: 0.0050</w:t>
+      </w:r>
+    </w:p>
+    <w:p>
+      <w:pPr>
+        <w:jc w:val="both"/>
+        <w:rPr>
+          <w:sz w:val="24"/>
+          <w:szCs w:val="24"/>
+        </w:rPr>
+      </w:pPr>
+      <w:r>
+        <w:rPr>
+          <w:sz w:val="24"/>
+          <w:szCs w:val="24"/>
+        </w:rPr>
+        <w:t>Epoch 7/10</w:t>
+      </w:r>
+    </w:p>
+    <w:p>
+      <w:pPr>
+        <w:jc w:val="both"/>
+        <w:rPr>
+          <w:sz w:val="24"/>
+          <w:szCs w:val="24"/>
+        </w:rPr>
+      </w:pPr>
+      <w:r>
+        <w:rPr>
+          <w:b/>
+          <w:bCs/>
+          <w:sz w:val="24"/>
+          <w:szCs w:val="24"/>
+        </w:rPr>
+        <w:t>1419/1425</w:t>
+      </w:r>
+      <w:r>
+        <w:rPr>
+          <w:sz w:val="24"/>
+          <w:szCs w:val="24"/>
+        </w:rPr>
+        <w:t xml:space="preserve"> </w:t>
+      </w:r>
+      <w:r>
+        <w:rPr>
+          <w:rFonts w:ascii="MS Gothic" w:eastAsia="MS Gothic" w:hAnsi="MS Gothic" w:cs="MS Gothic" w:hint="eastAsia"/>
+          <w:sz w:val="24"/>
+          <w:szCs w:val="24"/>
+        </w:rPr>
+        <w:t>━━━━━━━━━━━━━━━━━━━━</w:t>
+      </w:r>
+      <w:r>
+        <w:rPr>
+          <w:sz w:val="24"/>
+          <w:szCs w:val="24"/>
+        </w:rPr>
+        <w:t xml:space="preserve"> </w:t>
+      </w:r>
+      <w:r>
+        <w:rPr>
+          <w:b/>
+          <w:bCs/>
+          <w:sz w:val="24"/>
+          <w:szCs w:val="24"/>
+        </w:rPr>
+        <w:t>0s</w:t>
+      </w:r>
+      <w:r>
+        <w:rPr>
+          <w:sz w:val="24"/>
+          <w:szCs w:val="24"/>
+        </w:rPr>
+        <w:t xml:space="preserve"> 15ms/step - loss: 6.0741e-05 - mae: 0.0059 </w:t>
+      </w:r>
+    </w:p>
+    <w:p>
+      <w:pPr>
+        <w:jc w:val="both"/>
+        <w:rPr>
+          <w:sz w:val="24"/>
+          <w:szCs w:val="24"/>
+        </w:rPr>
+      </w:pPr>
+      <w:r>
+        <w:rPr>
+          <w:sz w:val="24"/>
+          <w:szCs w:val="24"/>
+        </w:rPr>
+        <w:t>Epoch 7: val_loss did not improve from 0.00002</w:t>
+      </w:r>
+    </w:p>
+    <w:p>
+      <w:pPr>
+        <w:jc w:val="both"/>
+        <w:rPr>
+          <w:sz w:val="24"/>
+          <w:szCs w:val="24"/>
+        </w:rPr>
+      </w:pPr>
+      <w:r>
+        <w:rPr>
+          <w:b/>
+          <w:bCs/>
+          <w:sz w:val="24"/>
+          <w:szCs w:val="24"/>
+        </w:rPr>
+        <w:t>1425/1425</w:t>
+      </w:r>
+      <w:r>
+        <w:rPr>
+          <w:sz w:val="24"/>
+          <w:szCs w:val="24"/>
+        </w:rPr>
+        <w:t xml:space="preserve"> </w:t>
+      </w:r>
+      <w:r>
+        <w:rPr>
+          <w:rFonts w:ascii="MS Gothic" w:eastAsia="MS Gothic" w:hAnsi="MS Gothic" w:cs="MS Gothic" w:hint="eastAsia"/>
+          <w:sz w:val="24"/>
+          <w:szCs w:val="24"/>
+        </w:rPr>
+        <w:t>━━━━━━━━━━━━━━━━━━━━</w:t>
+      </w:r>
+      <w:r>
+        <w:rPr>
+          <w:sz w:val="24"/>
+          <w:szCs w:val="24"/>
+        </w:rPr>
+        <w:t xml:space="preserve"> </w:t>
+      </w:r>
+      <w:r>
+        <w:rPr>
+          <w:b/>
+          <w:bCs/>
+          <w:sz w:val="24"/>
+          <w:szCs w:val="24"/>
+        </w:rPr>
+        <w:t>22s</w:t>
+      </w:r>
+      <w:r>
+        <w:rPr>
+          <w:sz w:val="24"/>
+          <w:szCs w:val="24"/>
+        </w:rPr>
+        <w:t xml:space="preserve"> 16ms/step - loss: 6.0748e-05 - mae: 0.0059 - val_loss: 3.0728e-05 - val_mae: 0.0045</w:t>
+      </w:r>
+    </w:p>
+    <w:p>
+      <w:pPr>
+        <w:jc w:val="both"/>
+        <w:rPr>
+          <w:sz w:val="24"/>
+          <w:szCs w:val="24"/>
+        </w:rPr>
+      </w:pPr>
+      <w:r>
+        <w:rPr>
+          <w:sz w:val="24"/>
+          <w:szCs w:val="24"/>
+        </w:rPr>
+        <w:t>Epoch 8/10</w:t>
+      </w:r>
+    </w:p>
+    <w:p>
+      <w:pPr>
+        <w:jc w:val="both"/>
+        <w:rPr>
+          <w:sz w:val="24"/>
+          <w:szCs w:val="24"/>
+        </w:rPr>
+      </w:pPr>
+      <w:r>
+        <w:rPr>
+          <w:b/>
+          <w:bCs/>
+          <w:sz w:val="24"/>
+          <w:szCs w:val="24"/>
+        </w:rPr>
+        <w:t>1424/1425</w:t>
+      </w:r>
+      <w:r>
+        <w:rPr>
+          <w:sz w:val="24"/>
+          <w:szCs w:val="24"/>
+        </w:rPr>
+        <w:t xml:space="preserve"> </w:t>
+      </w:r>
+      <w:r>
+        <w:rPr>
+          <w:rFonts w:ascii="MS Gothic" w:eastAsia="MS Gothic" w:hAnsi="MS Gothic" w:cs="MS Gothic" w:hint="eastAsia"/>
+          <w:sz w:val="24"/>
+          <w:szCs w:val="24"/>
+        </w:rPr>
+        <w:t>━━━━━━━━━━━━━━━━━━━━</w:t>
+      </w:r>
+      <w:r>
+        <w:rPr>
+          <w:sz w:val="24"/>
+          <w:szCs w:val="24"/>
+        </w:rPr>
+        <w:t xml:space="preserve"> </w:t>
+      </w:r>
+      <w:r>
+        <w:rPr>
+          <w:b/>
+          <w:bCs/>
+          <w:sz w:val="24"/>
+          <w:szCs w:val="24"/>
+        </w:rPr>
+        <w:t>0s</w:t>
+      </w:r>
+      <w:r>
+        <w:rPr>
+          <w:sz w:val="24"/>
+          <w:szCs w:val="24"/>
+        </w:rPr>
+        <w:t xml:space="preserve"> 16ms/step - loss: 6.3982e-05 - mae: 0.0061 </w:t>
+      </w:r>
+    </w:p>
+    <w:p>
+      <w:pPr>
+        <w:jc w:val="both"/>
+        <w:rPr>
+          <w:sz w:val="24"/>
+          <w:szCs w:val="24"/>
+        </w:rPr>
+      </w:pPr>
+      <w:r>
+        <w:rPr>
+          <w:sz w:val="24"/>
+          <w:szCs w:val="24"/>
+        </w:rPr>
+        <w:t>Epoch 8: val_loss did not improve from 0.00002</w:t>
+      </w:r>
+    </w:p>
+    <w:p>
+      <w:pPr>
+        <w:jc w:val="both"/>
+        <w:rPr>
+          <w:sz w:val="24"/>
+          <w:szCs w:val="24"/>
+        </w:rPr>
+      </w:pPr>
+      <w:r>
+        <w:rPr>
+          <w:b/>
+          <w:bCs/>
+          <w:sz w:val="24"/>
+          <w:szCs w:val="24"/>
+        </w:rPr>
+        <w:t>1425/1425</w:t>
+      </w:r>
+      <w:r>
+        <w:rPr>
+          <w:sz w:val="24"/>
+          <w:szCs w:val="24"/>
+        </w:rPr>
+        <w:t xml:space="preserve"> </w:t>
+      </w:r>
+      <w:r>
+        <w:rPr>
+          <w:rFonts w:ascii="MS Gothic" w:eastAsia="MS Gothic" w:hAnsi="MS Gothic" w:cs="MS Gothic" w:hint="eastAsia"/>
+          <w:sz w:val="24"/>
+          <w:szCs w:val="24"/>
+        </w:rPr>
+        <w:t>━━━━━━━━━━━━━━━━━━━━</w:t>
+      </w:r>
+      <w:r>
+        <w:rPr>
+          <w:sz w:val="24"/>
+          <w:szCs w:val="24"/>
+        </w:rPr>
+        <w:t xml:space="preserve"> </w:t>
+      </w:r>
+      <w:r>
+        <w:rPr>
+          <w:b/>
+          <w:bCs/>
+          <w:sz w:val="24"/>
+          <w:szCs w:val="24"/>
+        </w:rPr>
+        <w:t>23s</w:t>
+      </w:r>
+      <w:r>
+        <w:rPr>
+          <w:sz w:val="24"/>
+          <w:szCs w:val="24"/>
+        </w:rPr>
+        <w:t xml:space="preserve"> 16ms/step - loss: 6.3975e-05 - mae: 0.0061 - val_loss: 6.0626e-05 - val_mae: 0.0067</w:t>
+      </w:r>
+    </w:p>
+    <w:p>
+      <w:pPr>
+        <w:jc w:val="both"/>
+        <w:rPr>
+          <w:sz w:val="24"/>
+          <w:szCs w:val="24"/>
+        </w:rPr>
+      </w:pPr>
+      <w:r>
+        <w:rPr>
+          <w:sz w:val="24"/>
+          <w:szCs w:val="24"/>
+        </w:rPr>
+        <w:t>Epoch 8: early stopping</w:t>
+      </w:r>
+    </w:p>
+    <w:p>
+      <w:pPr>
+        <w:jc w:val="both"/>
+        <w:rPr>
+          <w:sz w:val="24"/>
+          <w:szCs w:val="24"/>
+        </w:rPr>
+      </w:pPr>
+      <w:r>
+        <w:rPr>
+          <w:sz w:val="24"/>
+          <w:szCs w:val="24"/>
+          <w:u w:val="single"/>
+        </w:rPr>
+        <w:t>Mean squared error (mse):</w:t>
+      </w:r>
+      <w:r>
+        <w:rPr>
+          <w:sz w:val="24"/>
+          <w:szCs w:val="24"/>
+        </w:rPr>
+        <w:t xml:space="preserve"> 0.000024409</w:t>
+      </w:r>
+    </w:p>
+    <w:p>
+      <w:pPr>
+        <w:jc w:val="both"/>
+        <w:rPr>
+          <w:sz w:val="24"/>
+          <w:szCs w:val="24"/>
+        </w:rPr>
+      </w:pPr>
+      <w:r>
+        <w:rPr>
+          <w:sz w:val="24"/>
+          <w:szCs w:val="24"/>
+          <w:u w:val="single"/>
+        </w:rPr>
+        <w:t>Mean absolute error (mae):</w:t>
+      </w:r>
+      <w:r>
+        <w:rPr>
+          <w:sz w:val="24"/>
+          <w:szCs w:val="24"/>
+        </w:rPr>
+        <w:t xml:space="preserve"> 0.003203179</w:t>
+      </w:r>
+    </w:p>
+    <w:p>
+      <w:pPr>
+        <w:jc w:val="both"/>
+        <w:rPr>
+          <w:sz w:val="24"/>
+          <w:szCs w:val="24"/>
+        </w:rPr>
+      </w:pPr>
+      <w:r>
+        <w:rPr>
+          <w:noProof/>
+        </w:rPr>
+        <w:drawing>
+          <wp:inline distT="0" distB="0" distL="0" distR="0" wp14:anchorId="6A1FD0DC" wp14:editId="142A80D8">
+            <wp:extent cx="4432300" cy="2135126"/>
+            <wp:effectExtent l="0" t="0" r="6350" b="0"/>
+            <wp:docPr id="1825678125" name="Picture 1" descr="A graph with blue lines and red dots&#10;&#10;AI-generated content may be incorrect."/>
+            <wp:cNvGraphicFramePr>
+              <a:graphicFrameLocks xmlns:a="http://schemas.openxmlformats.org/drawingml/2006/main" noChangeAspect="1"/>
+            </wp:cNvGraphicFramePr>
+            <a:graphic xmlns:a="http://schemas.openxmlformats.org/drawingml/2006/main">
+              <a:graphicData uri="http://schemas.openxmlformats.org/drawingml/2006/picture">
+                <pic:pic xmlns:pic="http://schemas.openxmlformats.org/drawingml/2006/picture">
+                  <pic:nvPicPr>
+                    <pic:cNvPr id="1825678125" name="Picture 1" descr="A graph with blue lines and red dots&#10;&#10;AI-generated content may be incorrect."/>
+                    <pic:cNvPicPr>
+                      <a:picLocks noChangeAspect="1" noChangeArrowheads="1"/>
+                    </pic:cNvPicPr>
+                  </pic:nvPicPr>
+                  <pic:blipFill>
+                    <a:blip r:embed="rId22" cstate="print">
+                      <a:extLst>
+                        <a:ext uri="{28A0092B-C50C-407E-A947-70E740481C1C}">
+                          <a14:useLocalDpi xmlns:a14="http://schemas.microsoft.com/office/drawing/2010/main" val="0"/>
+                        </a:ext>
+                      </a:extLst>
+                    </a:blip>
+                    <a:srcRect/>
+                    <a:stretch>
+                      <a:fillRect/>
+                    </a:stretch>
+                  </pic:blipFill>
+                  <pic:spPr bwMode="auto">
+                    <a:xfrm>
+                      <a:off x="0" y="0"/>
+                      <a:ext cx="4451089" cy="2144177"/>
+                    </a:xfrm>
+                    <a:prstGeom prst="rect">
+                      <a:avLst/>
+                    </a:prstGeom>
+                    <a:noFill/>
+                    <a:ln>
+                      <a:noFill/>
+                    </a:ln>
+                  </pic:spPr>
+                </pic:pic>
+              </a:graphicData>
+            </a:graphic>
+          </wp:inline>
+        </w:drawing>
+      </w:r>
+    </w:p>
+    <w:p>
+      <w:pPr>
+        <w:jc w:val="both"/>
+        <w:rPr>
+          <w:sz w:val="24"/>
+          <w:szCs w:val="24"/>
+        </w:rPr>
+      </w:pPr>
+    </w:p>
+    <w:p>
+      <w:pPr>
+        <w:jc w:val="both"/>
+        <w:rPr>
+          <w:sz w:val="44"/>
+          <w:szCs w:val="44"/>
+          <w:u w:val="single"/>
+        </w:rPr>
+      </w:pPr>
     </w:p>
     <w:p>
       <w:pPr>
@@ -2117,7 +3622,6 @@
           <w:szCs w:val="44"/>
           <w:u w:val="single"/>
         </w:rPr>
-        <w:lastRenderedPageBreak/>
         <w:t>Lab 11</w:t>
       </w:r>
     </w:p>
@@ -2659,7 +4163,6 @@
   <w:style w:type="character" w:default="1" w:styleId="DefaultParagraphFont">
     <w:name w:val="Default Paragraph Font"/>
     <w:uiPriority w:val="1"/>
-    <w:semiHidden/>
     <w:unhideWhenUsed/>
   </w:style>
   <w:style w:type="table" w:default="1" w:styleId="TableNormal">

--- a/LABlogbook.docx
+++ b/LABlogbook.docx
@@ -126,27 +126,14 @@
       <w:r>
         <w:t xml:space="preserve">Figure </w:t>
       </w:r>
-      <w:r>
-        <w:fldChar w:fldCharType="begin"/>
-      </w:r>
-      <w:r>
-        <w:instrText xml:space="preserve"> SEQ Figure \* ARABIC </w:instrText>
-      </w:r>
-      <w:r>
-        <w:fldChar w:fldCharType="separate"/>
-      </w:r>
-      <w:r>
-        <w:rPr>
-          <w:noProof/>
-        </w:rPr>
-        <w:t>1</w:t>
-      </w:r>
-      <w:r>
-        <w:rPr>
-          <w:noProof/>
-        </w:rPr>
-        <w:fldChar w:fldCharType="end"/>
-      </w:r>
+      <w:fldSimple w:instr=" SEQ Figure \* ARABIC ">
+        <w:r>
+          <w:rPr>
+            <w:noProof/>
+          </w:rPr>
+          <w:t>1</w:t>
+        </w:r>
+      </w:fldSimple>
       <w:r>
         <w:t xml:space="preserve"> - Fitted line of linear regression on the original data</w:t>
       </w:r>
@@ -318,27 +305,14 @@
       <w:r>
         <w:t xml:space="preserve">Figure </w:t>
       </w:r>
-      <w:r>
-        <w:fldChar w:fldCharType="begin"/>
-      </w:r>
-      <w:r>
-        <w:instrText xml:space="preserve"> SEQ Figure \* ARABIC </w:instrText>
-      </w:r>
-      <w:r>
-        <w:fldChar w:fldCharType="separate"/>
-      </w:r>
-      <w:r>
-        <w:rPr>
-          <w:noProof/>
-        </w:rPr>
-        <w:t>2</w:t>
-      </w:r>
-      <w:r>
-        <w:rPr>
-          <w:noProof/>
-        </w:rPr>
-        <w:fldChar w:fldCharType="end"/>
-      </w:r>
+      <w:fldSimple w:instr=" SEQ Figure \* ARABIC ">
+        <w:r>
+          <w:rPr>
+            <w:noProof/>
+          </w:rPr>
+          <w:t>2</w:t>
+        </w:r>
+      </w:fldSimple>
       <w:r>
         <w:t xml:space="preserve"> - MLP Model's architecture</w:t>
       </w:r>
@@ -414,27 +388,14 @@
       <w:r>
         <w:t xml:space="preserve">Figure </w:t>
       </w:r>
-      <w:r>
-        <w:fldChar w:fldCharType="begin"/>
-      </w:r>
-      <w:r>
-        <w:instrText xml:space="preserve"> SEQ Figure \* ARABIC </w:instrText>
-      </w:r>
-      <w:r>
-        <w:fldChar w:fldCharType="separate"/>
-      </w:r>
-      <w:r>
-        <w:rPr>
-          <w:noProof/>
-        </w:rPr>
-        <w:t>3</w:t>
-      </w:r>
-      <w:r>
-        <w:rPr>
-          <w:noProof/>
-        </w:rPr>
-        <w:fldChar w:fldCharType="end"/>
-      </w:r>
+      <w:fldSimple w:instr=" SEQ Figure \* ARABIC ">
+        <w:r>
+          <w:rPr>
+            <w:noProof/>
+          </w:rPr>
+          <w:t>3</w:t>
+        </w:r>
+      </w:fldSimple>
       <w:r>
         <w:t xml:space="preserve"> - FeedForward(sequential) process for MLP</w:t>
       </w:r>
@@ -545,27 +506,14 @@
       <w:r>
         <w:t xml:space="preserve">Figure </w:t>
       </w:r>
-      <w:r>
-        <w:fldChar w:fldCharType="begin"/>
-      </w:r>
-      <w:r>
-        <w:instrText xml:space="preserve"> SEQ Figure \* ARABIC </w:instrText>
-      </w:r>
-      <w:r>
-        <w:fldChar w:fldCharType="separate"/>
-      </w:r>
-      <w:r>
-        <w:rPr>
-          <w:noProof/>
-        </w:rPr>
-        <w:t>4</w:t>
-      </w:r>
-      <w:r>
-        <w:rPr>
-          <w:noProof/>
-        </w:rPr>
-        <w:fldChar w:fldCharType="end"/>
-      </w:r>
+      <w:fldSimple w:instr=" SEQ Figure \* ARABIC ">
+        <w:r>
+          <w:rPr>
+            <w:noProof/>
+          </w:rPr>
+          <w:t>4</w:t>
+        </w:r>
+      </w:fldSimple>
       <w:r>
         <w:t xml:space="preserve"> - MLP model's architecture</w:t>
       </w:r>
@@ -682,27 +630,14 @@
       <w:r>
         <w:t xml:space="preserve">Figure </w:t>
       </w:r>
-      <w:r>
-        <w:fldChar w:fldCharType="begin"/>
-      </w:r>
-      <w:r>
-        <w:instrText xml:space="preserve"> SEQ Figure \* ARABIC </w:instrText>
-      </w:r>
-      <w:r>
-        <w:fldChar w:fldCharType="separate"/>
-      </w:r>
-      <w:r>
-        <w:rPr>
-          <w:noProof/>
-        </w:rPr>
-        <w:t>5</w:t>
-      </w:r>
-      <w:r>
-        <w:rPr>
-          <w:noProof/>
-        </w:rPr>
-        <w:fldChar w:fldCharType="end"/>
-      </w:r>
+      <w:fldSimple w:instr=" SEQ Figure \* ARABIC ">
+        <w:r>
+          <w:rPr>
+            <w:noProof/>
+          </w:rPr>
+          <w:t>5</w:t>
+        </w:r>
+      </w:fldSimple>
       <w:r>
         <w:t xml:space="preserve"> - MLP model's architecture</w:t>
       </w:r>
@@ -792,27 +727,14 @@
       <w:r>
         <w:t xml:space="preserve">Figure </w:t>
       </w:r>
-      <w:r>
-        <w:fldChar w:fldCharType="begin"/>
-      </w:r>
-      <w:r>
-        <w:instrText xml:space="preserve"> SEQ Figure \* ARABIC </w:instrText>
-      </w:r>
-      <w:r>
-        <w:fldChar w:fldCharType="separate"/>
-      </w:r>
-      <w:r>
-        <w:rPr>
-          <w:noProof/>
-        </w:rPr>
-        <w:t>6</w:t>
-      </w:r>
-      <w:r>
-        <w:rPr>
-          <w:noProof/>
-        </w:rPr>
-        <w:fldChar w:fldCharType="end"/>
-      </w:r>
+      <w:fldSimple w:instr=" SEQ Figure \* ARABIC ">
+        <w:r>
+          <w:rPr>
+            <w:noProof/>
+          </w:rPr>
+          <w:t>6</w:t>
+        </w:r>
+      </w:fldSimple>
       <w:r>
         <w:t xml:space="preserve"> - Loss by Epoch</w:t>
       </w:r>
@@ -1084,27 +1006,14 @@
       <w:r>
         <w:t xml:space="preserve">Figure </w:t>
       </w:r>
-      <w:r>
-        <w:fldChar w:fldCharType="begin"/>
-      </w:r>
-      <w:r>
-        <w:instrText xml:space="preserve"> SEQ Figure \* ARABIC </w:instrText>
-      </w:r>
-      <w:r>
-        <w:fldChar w:fldCharType="separate"/>
-      </w:r>
-      <w:r>
-        <w:rPr>
-          <w:noProof/>
-        </w:rPr>
-        <w:t>7</w:t>
-      </w:r>
-      <w:r>
-        <w:rPr>
-          <w:noProof/>
-        </w:rPr>
-        <w:fldChar w:fldCharType="end"/>
-      </w:r>
+      <w:fldSimple w:instr=" SEQ Figure \* ARABIC ">
+        <w:r>
+          <w:rPr>
+            <w:noProof/>
+          </w:rPr>
+          <w:t>7</w:t>
+        </w:r>
+      </w:fldSimple>
       <w:r>
         <w:t xml:space="preserve"> - cnn model's architecture</w:t>
       </w:r>
@@ -1256,27 +1165,14 @@
       <w:r>
         <w:t xml:space="preserve">Figure </w:t>
       </w:r>
-      <w:r>
-        <w:fldChar w:fldCharType="begin"/>
-      </w:r>
-      <w:r>
-        <w:instrText xml:space="preserve"> SEQ Figure \* ARABIC </w:instrText>
-      </w:r>
-      <w:r>
-        <w:fldChar w:fldCharType="separate"/>
-      </w:r>
-      <w:r>
-        <w:rPr>
-          <w:noProof/>
-        </w:rPr>
-        <w:t>8</w:t>
-      </w:r>
-      <w:r>
-        <w:rPr>
-          <w:noProof/>
-        </w:rPr>
-        <w:fldChar w:fldCharType="end"/>
-      </w:r>
+      <w:fldSimple w:instr=" SEQ Figure \* ARABIC ">
+        <w:r>
+          <w:rPr>
+            <w:noProof/>
+          </w:rPr>
+          <w:t>8</w:t>
+        </w:r>
+      </w:fldSimple>
       <w:r>
         <w:t xml:space="preserve"> - training and validation loss graph</w:t>
       </w:r>
@@ -1371,27 +1267,14 @@
       <w:r>
         <w:t xml:space="preserve">Figure </w:t>
       </w:r>
-      <w:r>
-        <w:fldChar w:fldCharType="begin"/>
-      </w:r>
-      <w:r>
-        <w:instrText xml:space="preserve"> SEQ Figure \* ARABIC </w:instrText>
-      </w:r>
-      <w:r>
-        <w:fldChar w:fldCharType="separate"/>
-      </w:r>
-      <w:r>
-        <w:rPr>
-          <w:noProof/>
-        </w:rPr>
-        <w:t>9</w:t>
-      </w:r>
-      <w:r>
-        <w:rPr>
-          <w:noProof/>
-        </w:rPr>
-        <w:fldChar w:fldCharType="end"/>
-      </w:r>
+      <w:fldSimple w:instr=" SEQ Figure \* ARABIC ">
+        <w:r>
+          <w:rPr>
+            <w:noProof/>
+          </w:rPr>
+          <w:t>9</w:t>
+        </w:r>
+      </w:fldSimple>
       <w:r>
         <w:t xml:space="preserve"> - rnn model's architecture</w:t>
       </w:r>
@@ -1490,27 +1373,14 @@
       <w:r>
         <w:t xml:space="preserve">Figure </w:t>
       </w:r>
-      <w:r>
-        <w:fldChar w:fldCharType="begin"/>
-      </w:r>
-      <w:r>
-        <w:instrText xml:space="preserve"> SEQ Figure \* ARABIC </w:instrText>
-      </w:r>
-      <w:r>
-        <w:fldChar w:fldCharType="separate"/>
-      </w:r>
-      <w:r>
-        <w:rPr>
-          <w:noProof/>
-        </w:rPr>
-        <w:t>10</w:t>
-      </w:r>
-      <w:r>
-        <w:rPr>
-          <w:noProof/>
-        </w:rPr>
-        <w:fldChar w:fldCharType="end"/>
-      </w:r>
+      <w:fldSimple w:instr=" SEQ Figure \* ARABIC ">
+        <w:r>
+          <w:rPr>
+            <w:noProof/>
+          </w:rPr>
+          <w:t>10</w:t>
+        </w:r>
+      </w:fldSimple>
       <w:r>
         <w:t xml:space="preserve"> - training history</w:t>
       </w:r>
@@ -1592,27 +1462,14 @@
       <w:r>
         <w:t xml:space="preserve">Figure </w:t>
       </w:r>
-      <w:r>
-        <w:fldChar w:fldCharType="begin"/>
-      </w:r>
-      <w:r>
-        <w:instrText xml:space="preserve"> SEQ Figure \* ARABIC </w:instrText>
-      </w:r>
-      <w:r>
-        <w:fldChar w:fldCharType="separate"/>
-      </w:r>
-      <w:r>
-        <w:rPr>
-          <w:noProof/>
-        </w:rPr>
-        <w:t>11</w:t>
-      </w:r>
-      <w:r>
-        <w:rPr>
-          <w:noProof/>
-        </w:rPr>
-        <w:fldChar w:fldCharType="end"/>
-      </w:r>
+      <w:fldSimple w:instr=" SEQ Figure \* ARABIC ">
+        <w:r>
+          <w:rPr>
+            <w:noProof/>
+          </w:rPr>
+          <w:t>11</w:t>
+        </w:r>
+      </w:fldSimple>
       <w:r>
         <w:t xml:space="preserve"> - training and validation loss graph</w:t>
       </w:r>
@@ -1733,27 +1590,14 @@
       <w:r>
         <w:t xml:space="preserve">Figure </w:t>
       </w:r>
-      <w:r>
-        <w:fldChar w:fldCharType="begin"/>
-      </w:r>
-      <w:r>
-        <w:instrText xml:space="preserve"> SEQ Figure \* ARABIC </w:instrText>
-      </w:r>
-      <w:r>
-        <w:fldChar w:fldCharType="separate"/>
-      </w:r>
-      <w:r>
-        <w:rPr>
-          <w:noProof/>
-        </w:rPr>
-        <w:t>12</w:t>
-      </w:r>
-      <w:r>
-        <w:rPr>
-          <w:noProof/>
-        </w:rPr>
-        <w:fldChar w:fldCharType="end"/>
-      </w:r>
+      <w:fldSimple w:instr=" SEQ Figure \* ARABIC ">
+        <w:r>
+          <w:rPr>
+            <w:noProof/>
+          </w:rPr>
+          <w:t>12</w:t>
+        </w:r>
+      </w:fldSimple>
       <w:r>
         <w:t xml:space="preserve"> - VGG-16 Acc, Loss graphs</w:t>
       </w:r>
@@ -1825,27 +1669,14 @@
       <w:r>
         <w:t xml:space="preserve">Figure </w:t>
       </w:r>
-      <w:r>
-        <w:fldChar w:fldCharType="begin"/>
-      </w:r>
-      <w:r>
-        <w:instrText xml:space="preserve"> SEQ Figure \* ARABIC </w:instrText>
-      </w:r>
-      <w:r>
-        <w:fldChar w:fldCharType="separate"/>
-      </w:r>
-      <w:r>
-        <w:rPr>
-          <w:noProof/>
-        </w:rPr>
-        <w:t>13</w:t>
-      </w:r>
-      <w:r>
-        <w:rPr>
-          <w:noProof/>
-        </w:rPr>
-        <w:fldChar w:fldCharType="end"/>
-      </w:r>
+      <w:fldSimple w:instr=" SEQ Figure \* ARABIC ">
+        <w:r>
+          <w:rPr>
+            <w:noProof/>
+          </w:rPr>
+          <w:t>13</w:t>
+        </w:r>
+      </w:fldSimple>
       <w:r>
         <w:t xml:space="preserve"> - VGG-19 Acc, Loss graphs</w:t>
       </w:r>
@@ -1902,27 +1733,14 @@
       <w:r>
         <w:t xml:space="preserve">Figure </w:t>
       </w:r>
-      <w:r>
-        <w:fldChar w:fldCharType="begin"/>
-      </w:r>
-      <w:r>
-        <w:instrText xml:space="preserve"> SEQ Figure \* ARABIC </w:instrText>
-      </w:r>
-      <w:r>
-        <w:fldChar w:fldCharType="separate"/>
-      </w:r>
-      <w:r>
-        <w:rPr>
-          <w:noProof/>
-        </w:rPr>
-        <w:t>14</w:t>
-      </w:r>
-      <w:r>
-        <w:rPr>
-          <w:noProof/>
-        </w:rPr>
-        <w:fldChar w:fldCharType="end"/>
-      </w:r>
+      <w:fldSimple w:instr=" SEQ Figure \* ARABIC ">
+        <w:r>
+          <w:rPr>
+            <w:noProof/>
+          </w:rPr>
+          <w:t>14</w:t>
+        </w:r>
+      </w:fldSimple>
       <w:r>
         <w:t xml:space="preserve"> - InceptionV3 Acc, Loss graphs</w:t>
       </w:r>
@@ -2001,27 +1819,14 @@
       <w:r>
         <w:t xml:space="preserve">Figure </w:t>
       </w:r>
-      <w:r>
-        <w:fldChar w:fldCharType="begin"/>
-      </w:r>
-      <w:r>
-        <w:instrText xml:space="preserve"> SEQ Figure \* ARABIC </w:instrText>
-      </w:r>
-      <w:r>
-        <w:fldChar w:fldCharType="separate"/>
-      </w:r>
-      <w:r>
-        <w:rPr>
-          <w:noProof/>
-        </w:rPr>
-        <w:t>15</w:t>
-      </w:r>
-      <w:r>
-        <w:rPr>
-          <w:noProof/>
-        </w:rPr>
-        <w:fldChar w:fldCharType="end"/>
-      </w:r>
+      <w:fldSimple w:instr=" SEQ Figure \* ARABIC ">
+        <w:r>
+          <w:rPr>
+            <w:noProof/>
+          </w:rPr>
+          <w:t>15</w:t>
+        </w:r>
+      </w:fldSimple>
       <w:r>
         <w:t xml:space="preserve"> - Performance table</w:t>
       </w:r>
@@ -2087,70 +1892,58 @@
       <w:r>
         <w:t xml:space="preserve">Figure </w:t>
       </w:r>
-      <w:r>
-        <w:fldChar w:fldCharType="begin"/>
-      </w:r>
-      <w:r>
-        <w:instrText xml:space="preserve"> SEQ Figure \* ARABIC </w:instrText>
-      </w:r>
-      <w:r>
-        <w:fldChar w:fldCharType="separate"/>
-      </w:r>
+      <w:fldSimple w:instr=" SEQ Figure \* ARABIC ">
+        <w:r>
+          <w:rPr>
+            <w:noProof/>
+          </w:rPr>
+          <w:t>16</w:t>
+        </w:r>
+      </w:fldSimple>
+      <w:r>
+        <w:t>- graphical comparison of models</w:t>
+      </w:r>
+    </w:p>
+    <w:p>
+      <w:pPr>
+        <w:jc w:val="both"/>
+        <w:rPr>
+          <w:sz w:val="44"/>
+          <w:szCs w:val="44"/>
+          <w:u w:val="single"/>
+        </w:rPr>
+      </w:pPr>
+    </w:p>
+    <w:p>
+      <w:pPr>
+        <w:jc w:val="both"/>
+        <w:rPr>
+          <w:sz w:val="44"/>
+          <w:szCs w:val="44"/>
+          <w:u w:val="single"/>
+        </w:rPr>
+      </w:pPr>
+      <w:r>
+        <w:rPr>
+          <w:sz w:val="44"/>
+          <w:szCs w:val="44"/>
+          <w:u w:val="single"/>
+        </w:rPr>
+        <w:t>Lab 8</w:t>
+      </w:r>
+    </w:p>
+    <w:p>
+      <w:pPr>
+        <w:jc w:val="both"/>
+        <w:rPr>
+          <w:sz w:val="44"/>
+          <w:szCs w:val="44"/>
+          <w:u w:val="single"/>
+        </w:rPr>
+      </w:pPr>
       <w:r>
         <w:rPr>
           <w:noProof/>
-        </w:rPr>
-        <w:t>16</w:t>
-      </w:r>
-      <w:r>
-        <w:rPr>
-          <w:noProof/>
-        </w:rPr>
-        <w:fldChar w:fldCharType="end"/>
-      </w:r>
-      <w:r>
-        <w:t>- graphical comparison of models</w:t>
-      </w:r>
-    </w:p>
-    <w:p>
-      <w:pPr>
-        <w:jc w:val="both"/>
-        <w:rPr>
-          <w:sz w:val="44"/>
-          <w:szCs w:val="44"/>
-          <w:u w:val="single"/>
-        </w:rPr>
-      </w:pPr>
-    </w:p>
-    <w:p>
-      <w:pPr>
-        <w:jc w:val="both"/>
-        <w:rPr>
-          <w:sz w:val="44"/>
-          <w:szCs w:val="44"/>
-          <w:u w:val="single"/>
-        </w:rPr>
-      </w:pPr>
-      <w:r>
-        <w:rPr>
-          <w:sz w:val="44"/>
-          <w:szCs w:val="44"/>
-          <w:u w:val="single"/>
-        </w:rPr>
-        <w:t>Lab 8</w:t>
-      </w:r>
-    </w:p>
-    <w:p>
-      <w:pPr>
-        <w:jc w:val="both"/>
-        <w:rPr>
-          <w:sz w:val="44"/>
-          <w:szCs w:val="44"/>
-          <w:u w:val="single"/>
-        </w:rPr>
-      </w:pPr>
-      <w:r>
-        <w:rPr>
           <w:sz w:val="44"/>
           <w:szCs w:val="44"/>
           <w:u w:val="single"/>
@@ -3483,7 +3276,7 @@
           <w:noProof/>
         </w:rPr>
         <w:drawing>
-          <wp:inline distT="0" distB="0" distL="0" distR="0" wp14:anchorId="6A1FD0DC" wp14:editId="142A80D8">
+          <wp:inline distT="0" distB="0" distL="0" distR="0" wp14:anchorId="6A1FD0DC" wp14:editId="4CC0F3C0">
             <wp:extent cx="4432300" cy="2135126"/>
             <wp:effectExtent l="0" t="0" r="6350" b="0"/>
             <wp:docPr id="1825678125" name="Picture 1" descr="A graph with blue lines and red dots&#10;&#10;AI-generated content may be incorrect."/>
@@ -3567,6 +3360,294 @@
           <w:u w:val="single"/>
         </w:rPr>
         <w:t xml:space="preserve">Lab 9 </w:t>
+      </w:r>
+    </w:p>
+    <w:p>
+      <w:pPr>
+        <w:jc w:val="both"/>
+        <w:rPr>
+          <w:sz w:val="24"/>
+          <w:szCs w:val="24"/>
+        </w:rPr>
+      </w:pPr>
+      <w:r>
+        <w:rPr>
+          <w:sz w:val="24"/>
+          <w:szCs w:val="24"/>
+        </w:rPr>
+        <w:t>es = EarlyStopping(monitor='val_loss', mode='min', patience=10, verbose=1)</w:t>
+      </w:r>
+    </w:p>
+    <w:p>
+      <w:pPr>
+        <w:jc w:val="both"/>
+        <w:rPr>
+          <w:sz w:val="24"/>
+          <w:szCs w:val="24"/>
+        </w:rPr>
+      </w:pPr>
+      <w:r>
+        <w:rPr>
+          <w:sz w:val="24"/>
+          <w:szCs w:val="24"/>
+        </w:rPr>
+        <w:t>mc = ModelCheckpoint('best_model_LSTM_GOLD.keras', monitor='val_loss',</w:t>
+      </w:r>
+    </w:p>
+    <w:p>
+      <w:pPr>
+        <w:jc w:val="both"/>
+        <w:rPr>
+          <w:sz w:val="24"/>
+          <w:szCs w:val="24"/>
+        </w:rPr>
+      </w:pPr>
+      <w:r>
+        <w:rPr>
+          <w:sz w:val="24"/>
+          <w:szCs w:val="24"/>
+        </w:rPr>
+        <w:t xml:space="preserve">                     mode='min', verbose=1, save_best_only=True)</w:t>
+      </w:r>
+    </w:p>
+    <w:p>
+      <w:pPr>
+        <w:jc w:val="both"/>
+        <w:rPr>
+          <w:sz w:val="24"/>
+          <w:szCs w:val="24"/>
+        </w:rPr>
+      </w:pPr>
+      <w:r>
+        <w:rPr>
+          <w:sz w:val="24"/>
+          <w:szCs w:val="24"/>
+        </w:rPr>
+        <w:t>history = best_model.fit(X_train, y_train, batch_size=12, epochs=32,</w:t>
+      </w:r>
+    </w:p>
+    <w:p>
+      <w:pPr>
+        <w:jc w:val="both"/>
+        <w:rPr>
+          <w:sz w:val="24"/>
+          <w:szCs w:val="24"/>
+        </w:rPr>
+      </w:pPr>
+      <w:r>
+        <w:rPr>
+          <w:sz w:val="24"/>
+          <w:szCs w:val="24"/>
+        </w:rPr>
+        <w:t xml:space="preserve">                    validation_split=0.2, shuffle=True,</w:t>
+      </w:r>
+    </w:p>
+    <w:p>
+      <w:pPr>
+        <w:jc w:val="both"/>
+        <w:rPr>
+          <w:sz w:val="24"/>
+          <w:szCs w:val="24"/>
+        </w:rPr>
+      </w:pPr>
+      <w:r>
+        <w:rPr>
+          <w:sz w:val="24"/>
+          <w:szCs w:val="24"/>
+        </w:rPr>
+        <w:t xml:space="preserve">                    verbose=1, callbacks=[es, mc],</w:t>
+      </w:r>
+    </w:p>
+    <w:p>
+      <w:pPr>
+        <w:jc w:val="both"/>
+        <w:rPr>
+          <w:sz w:val="24"/>
+          <w:szCs w:val="24"/>
+        </w:rPr>
+      </w:pPr>
+      <w:r>
+        <w:rPr>
+          <w:sz w:val="24"/>
+          <w:szCs w:val="24"/>
+        </w:rPr>
+        <w:t xml:space="preserve">                    class_weight=class_weight_dict)</w:t>
+      </w:r>
+    </w:p>
+    <w:p>
+      <w:pPr>
+        <w:jc w:val="both"/>
+        <w:rPr>
+          <w:sz w:val="28"/>
+          <w:szCs w:val="28"/>
+        </w:rPr>
+      </w:pPr>
+      <w:r>
+        <w:rPr>
+          <w:sz w:val="28"/>
+          <w:szCs w:val="28"/>
+        </w:rPr>
+        <w:drawing>
+          <wp:inline distT="0" distB="0" distL="0" distR="0" wp14:anchorId="00E501EA" wp14:editId="08AD21AB">
+            <wp:extent cx="5269485" cy="5308600"/>
+            <wp:effectExtent l="0" t="0" r="7620" b="6350"/>
+            <wp:docPr id="1607035878" name="Picture 1" descr="A screenshot of a computer&#10;&#10;AI-generated content may be incorrect."/>
+            <wp:cNvGraphicFramePr>
+              <a:graphicFrameLocks xmlns:a="http://schemas.openxmlformats.org/drawingml/2006/main" noChangeAspect="1"/>
+            </wp:cNvGraphicFramePr>
+            <a:graphic xmlns:a="http://schemas.openxmlformats.org/drawingml/2006/main">
+              <a:graphicData uri="http://schemas.openxmlformats.org/drawingml/2006/picture">
+                <pic:pic xmlns:pic="http://schemas.openxmlformats.org/drawingml/2006/picture">
+                  <pic:nvPicPr>
+                    <pic:cNvPr id="1607035878" name="Picture 1" descr="A screenshot of a computer&#10;&#10;AI-generated content may be incorrect."/>
+                    <pic:cNvPicPr/>
+                  </pic:nvPicPr>
+                  <pic:blipFill>
+                    <a:blip r:embed="rId23"/>
+                    <a:stretch>
+                      <a:fillRect/>
+                    </a:stretch>
+                  </pic:blipFill>
+                  <pic:spPr>
+                    <a:xfrm>
+                      <a:off x="0" y="0"/>
+                      <a:ext cx="5279077" cy="5318264"/>
+                    </a:xfrm>
+                    <a:prstGeom prst="rect">
+                      <a:avLst/>
+                    </a:prstGeom>
+                  </pic:spPr>
+                </pic:pic>
+              </a:graphicData>
+            </a:graphic>
+          </wp:inline>
+        </w:drawing>
+      </w:r>
+    </w:p>
+    <w:p>
+      <w:pPr>
+        <w:jc w:val="both"/>
+        <w:rPr>
+          <w:sz w:val="44"/>
+          <w:szCs w:val="44"/>
+          <w:u w:val="single"/>
+        </w:rPr>
+      </w:pPr>
+      <w:r>
+        <w:rPr>
+          <w:sz w:val="44"/>
+          <w:szCs w:val="44"/>
+          <w:u w:val="single"/>
+        </w:rPr>
+        <w:lastRenderedPageBreak/>
+        <w:drawing>
+          <wp:inline distT="0" distB="0" distL="0" distR="0" wp14:anchorId="594F402E" wp14:editId="1279B4D2">
+            <wp:extent cx="5731510" cy="767080"/>
+            <wp:effectExtent l="0" t="0" r="2540" b="0"/>
+            <wp:docPr id="1142477183" name="Picture 1" descr="A white background with black and white clouds&#10;&#10;AI-generated content may be incorrect."/>
+            <wp:cNvGraphicFramePr>
+              <a:graphicFrameLocks xmlns:a="http://schemas.openxmlformats.org/drawingml/2006/main" noChangeAspect="1"/>
+            </wp:cNvGraphicFramePr>
+            <a:graphic xmlns:a="http://schemas.openxmlformats.org/drawingml/2006/main">
+              <a:graphicData uri="http://schemas.openxmlformats.org/drawingml/2006/picture">
+                <pic:pic xmlns:pic="http://schemas.openxmlformats.org/drawingml/2006/picture">
+                  <pic:nvPicPr>
+                    <pic:cNvPr id="1142477183" name="Picture 1" descr="A white background with black and white clouds&#10;&#10;AI-generated content may be incorrect."/>
+                    <pic:cNvPicPr/>
+                  </pic:nvPicPr>
+                  <pic:blipFill>
+                    <a:blip r:embed="rId24"/>
+                    <a:stretch>
+                      <a:fillRect/>
+                    </a:stretch>
+                  </pic:blipFill>
+                  <pic:spPr>
+                    <a:xfrm>
+                      <a:off x="0" y="0"/>
+                      <a:ext cx="5731510" cy="767080"/>
+                    </a:xfrm>
+                    <a:prstGeom prst="rect">
+                      <a:avLst/>
+                    </a:prstGeom>
+                  </pic:spPr>
+                </pic:pic>
+              </a:graphicData>
+            </a:graphic>
+          </wp:inline>
+        </w:drawing>
+      </w:r>
+    </w:p>
+    <w:p>
+      <w:pPr>
+        <w:jc w:val="both"/>
+        <w:rPr>
+          <w:sz w:val="44"/>
+          <w:szCs w:val="44"/>
+          <w:u w:val="single"/>
+        </w:rPr>
+      </w:pPr>
+    </w:p>
+    <w:p>
+      <w:pPr>
+        <w:jc w:val="both"/>
+        <w:rPr>
+          <w:sz w:val="44"/>
+          <w:szCs w:val="44"/>
+          <w:u w:val="single"/>
+        </w:rPr>
+      </w:pPr>
+      <w:r>
+        <w:rPr>
+          <w:noProof/>
+        </w:rPr>
+        <w:drawing>
+          <wp:inline distT="0" distB="0" distL="0" distR="0" wp14:anchorId="648A15F5" wp14:editId="4002E461">
+            <wp:extent cx="5731510" cy="2820670"/>
+            <wp:effectExtent l="0" t="0" r="2540" b="0"/>
+            <wp:docPr id="648868655" name="Picture 2" descr="A graph with lines and dots&#10;&#10;AI-generated content may be incorrect."/>
+            <wp:cNvGraphicFramePr>
+              <a:graphicFrameLocks xmlns:a="http://schemas.openxmlformats.org/drawingml/2006/main" noChangeAspect="1"/>
+            </wp:cNvGraphicFramePr>
+            <a:graphic xmlns:a="http://schemas.openxmlformats.org/drawingml/2006/main">
+              <a:graphicData uri="http://schemas.openxmlformats.org/drawingml/2006/picture">
+                <pic:pic xmlns:pic="http://schemas.openxmlformats.org/drawingml/2006/picture">
+                  <pic:nvPicPr>
+                    <pic:cNvPr id="648868655" name="Picture 2" descr="A graph with lines and dots&#10;&#10;AI-generated content may be incorrect."/>
+                    <pic:cNvPicPr>
+                      <a:picLocks noChangeAspect="1" noChangeArrowheads="1"/>
+                    </pic:cNvPicPr>
+                  </pic:nvPicPr>
+                  <pic:blipFill>
+                    <a:blip r:embed="rId25">
+                      <a:extLst>
+                        <a:ext uri="{28A0092B-C50C-407E-A947-70E740481C1C}">
+                          <a14:useLocalDpi xmlns:a14="http://schemas.microsoft.com/office/drawing/2010/main" val="0"/>
+                        </a:ext>
+                      </a:extLst>
+                    </a:blip>
+                    <a:srcRect/>
+                    <a:stretch>
+                      <a:fillRect/>
+                    </a:stretch>
+                  </pic:blipFill>
+                  <pic:spPr bwMode="auto">
+                    <a:xfrm>
+                      <a:off x="0" y="0"/>
+                      <a:ext cx="5731510" cy="2820670"/>
+                    </a:xfrm>
+                    <a:prstGeom prst="rect">
+                      <a:avLst/>
+                    </a:prstGeom>
+                    <a:noFill/>
+                    <a:ln>
+                      <a:noFill/>
+                    </a:ln>
+                  </pic:spPr>
+                </pic:pic>
+              </a:graphicData>
+            </a:graphic>
+          </wp:inline>
+        </w:drawing>
       </w:r>
     </w:p>
     <w:p>
@@ -4163,6 +4244,7 @@
   <w:style w:type="character" w:default="1" w:styleId="DefaultParagraphFont">
     <w:name w:val="Default Paragraph Font"/>
     <w:uiPriority w:val="1"/>
+    <w:semiHidden/>
     <w:unhideWhenUsed/>
   </w:style>
   <w:style w:type="table" w:default="1" w:styleId="TableNormal">

--- a/LABlogbook.docx
+++ b/LABlogbook.docx
@@ -397,7 +397,15 @@
         </w:r>
       </w:fldSimple>
       <w:r>
-        <w:t xml:space="preserve"> - FeedForward(sequential) process for MLP</w:t>
+        <w:t xml:space="preserve"> - </w:t>
+      </w:r>
+      <w:proofErr w:type="spellStart"/>
+      <w:r>
+        <w:t>FeedForward</w:t>
+      </w:r>
+      <w:proofErr w:type="spellEnd"/>
+      <w:r>
+        <w:t>(sequential) process for MLP</w:t>
       </w:r>
     </w:p>
     <w:p>
@@ -764,7 +772,25 @@
           <w:sz w:val="24"/>
           <w:szCs w:val="24"/>
         </w:rPr>
-        <w:t>absolute prediction error =  5507.0  $</w:t>
+        <w:t xml:space="preserve">absolute prediction error </w:t>
+      </w:r>
+      <w:proofErr w:type="gramStart"/>
+      <w:r>
+        <w:rPr>
+          <w:rFonts w:ascii="Aptos" w:eastAsia="Aptos" w:hAnsi="Aptos" w:cs="Times New Roman"/>
+          <w:sz w:val="24"/>
+          <w:szCs w:val="24"/>
+        </w:rPr>
+        <w:t>=  5507.0</w:t>
+      </w:r>
+      <w:proofErr w:type="gramEnd"/>
+      <w:r>
+        <w:rPr>
+          <w:rFonts w:ascii="Aptos" w:eastAsia="Aptos" w:hAnsi="Aptos" w:cs="Times New Roman"/>
+          <w:sz w:val="24"/>
+          <w:szCs w:val="24"/>
+        </w:rPr>
+        <w:t xml:space="preserve">  $</w:t>
       </w:r>
     </w:p>
     <w:p>
@@ -782,7 +808,25 @@
           <w:sz w:val="24"/>
           <w:szCs w:val="24"/>
         </w:rPr>
-        <w:t>relative prediction error =  2.481748535376296  %</w:t>
+        <w:t xml:space="preserve">relative prediction error </w:t>
+      </w:r>
+      <w:proofErr w:type="gramStart"/>
+      <w:r>
+        <w:rPr>
+          <w:rFonts w:ascii="Aptos" w:eastAsia="Aptos" w:hAnsi="Aptos" w:cs="Times New Roman"/>
+          <w:sz w:val="24"/>
+          <w:szCs w:val="24"/>
+        </w:rPr>
+        <w:t>=  2.481748535376296</w:t>
+      </w:r>
+      <w:proofErr w:type="gramEnd"/>
+      <w:r>
+        <w:rPr>
+          <w:rFonts w:ascii="Aptos" w:eastAsia="Aptos" w:hAnsi="Aptos" w:cs="Times New Roman"/>
+          <w:sz w:val="24"/>
+          <w:szCs w:val="24"/>
+        </w:rPr>
+        <w:t xml:space="preserve">  %</w:t>
       </w:r>
     </w:p>
     <w:p>
@@ -1015,7 +1059,15 @@
         </w:r>
       </w:fldSimple>
       <w:r>
-        <w:t xml:space="preserve"> - cnn model's architecture</w:t>
+        <w:t xml:space="preserve"> - </w:t>
+      </w:r>
+      <w:proofErr w:type="spellStart"/>
+      <w:r>
+        <w:t>cnn</w:t>
+      </w:r>
+      <w:proofErr w:type="spellEnd"/>
+      <w:r>
+        <w:t xml:space="preserve"> model's architecture</w:t>
       </w:r>
     </w:p>
     <w:p>
@@ -1276,7 +1328,15 @@
         </w:r>
       </w:fldSimple>
       <w:r>
-        <w:t xml:space="preserve"> - rnn model's architecture</w:t>
+        <w:t xml:space="preserve"> - </w:t>
+      </w:r>
+      <w:proofErr w:type="spellStart"/>
+      <w:r>
+        <w:t>rnn</w:t>
+      </w:r>
+      <w:proofErr w:type="spellEnd"/>
+      <w:r>
+        <w:t xml:space="preserve"> model's architecture</w:t>
       </w:r>
     </w:p>
     <w:p>
@@ -1303,12 +1363,37 @@
           <w:szCs w:val="24"/>
         </w:rPr>
       </w:pPr>
-      <w:r>
-        <w:rPr>
-          <w:sz w:val="24"/>
-          <w:szCs w:val="24"/>
-        </w:rPr>
-        <w:t>early_stop = EarlyStopping(monitor='val_loss',patience=LAST_DIGIT_IN_YOUR_SID)</w:t>
+      <w:proofErr w:type="spellStart"/>
+      <w:r>
+        <w:rPr>
+          <w:sz w:val="24"/>
+          <w:szCs w:val="24"/>
+        </w:rPr>
+        <w:t>early_stop</w:t>
+      </w:r>
+      <w:proofErr w:type="spellEnd"/>
+      <w:r>
+        <w:rPr>
+          <w:sz w:val="24"/>
+          <w:szCs w:val="24"/>
+        </w:rPr>
+        <w:t xml:space="preserve"> = EarlyStopping(monitor='val_loss</w:t>
+      </w:r>
+      <w:proofErr w:type="gramStart"/>
+      <w:r>
+        <w:rPr>
+          <w:sz w:val="24"/>
+          <w:szCs w:val="24"/>
+        </w:rPr>
+        <w:t>',patience</w:t>
+      </w:r>
+      <w:proofErr w:type="gramEnd"/>
+      <w:r>
+        <w:rPr>
+          <w:sz w:val="24"/>
+          <w:szCs w:val="24"/>
+        </w:rPr>
+        <w:t>=LAST_DIGIT_IN_YOUR_SID)</w:t>
       </w:r>
     </w:p>
     <w:p>
@@ -1599,7 +1684,15 @@
         </w:r>
       </w:fldSimple>
       <w:r>
-        <w:t xml:space="preserve"> - VGG-16 Acc, Loss graphs</w:t>
+        <w:t xml:space="preserve"> - VGG-16 </w:t>
+      </w:r>
+      <w:proofErr w:type="spellStart"/>
+      <w:r>
+        <w:t>Acc</w:t>
+      </w:r>
+      <w:proofErr w:type="spellEnd"/>
+      <w:r>
+        <w:t>, Loss graphs</w:t>
       </w:r>
     </w:p>
     <w:p>
@@ -1678,7 +1771,15 @@
         </w:r>
       </w:fldSimple>
       <w:r>
-        <w:t xml:space="preserve"> - VGG-19 Acc, Loss graphs</w:t>
+        <w:t xml:space="preserve"> - VGG-19 </w:t>
+      </w:r>
+      <w:proofErr w:type="spellStart"/>
+      <w:r>
+        <w:t>Acc</w:t>
+      </w:r>
+      <w:proofErr w:type="spellEnd"/>
+      <w:r>
+        <w:t>, Loss graphs</w:t>
       </w:r>
     </w:p>
     <w:p>
@@ -1742,7 +1843,15 @@
         </w:r>
       </w:fldSimple>
       <w:r>
-        <w:t xml:space="preserve"> - InceptionV3 Acc, Loss graphs</w:t>
+        <w:t xml:space="preserve"> - InceptionV3 </w:t>
+      </w:r>
+      <w:proofErr w:type="spellStart"/>
+      <w:r>
+        <w:t>Acc</w:t>
+      </w:r>
+      <w:proofErr w:type="spellEnd"/>
+      <w:r>
+        <w:t>, Loss graphs</w:t>
       </w:r>
     </w:p>
     <w:p/>
@@ -2008,23 +2117,87 @@
           <w:szCs w:val="24"/>
         </w:rPr>
         <w:lastRenderedPageBreak/>
-        <w:t>history_1 = model_1.fit(X_train, y_train, batch_size=20, epochs=10,</w:t>
-      </w:r>
-    </w:p>
-    <w:p>
-      <w:pPr>
-        <w:jc w:val="both"/>
-        <w:rPr>
-          <w:sz w:val="24"/>
-          <w:szCs w:val="24"/>
-        </w:rPr>
-      </w:pPr>
-      <w:r>
-        <w:rPr>
-          <w:sz w:val="24"/>
-          <w:szCs w:val="24"/>
-        </w:rPr>
-        <w:t xml:space="preserve">                    validation_split=0.1,</w:t>
+        <w:t xml:space="preserve">history_1 = </w:t>
+      </w:r>
+      <w:proofErr w:type="gramStart"/>
+      <w:r>
+        <w:rPr>
+          <w:sz w:val="24"/>
+          <w:szCs w:val="24"/>
+        </w:rPr>
+        <w:t>model_1.fit(</w:t>
+      </w:r>
+      <w:proofErr w:type="gramEnd"/>
+      <w:r>
+        <w:rPr>
+          <w:sz w:val="24"/>
+          <w:szCs w:val="24"/>
+        </w:rPr>
+        <w:t xml:space="preserve">X_train, </w:t>
+      </w:r>
+      <w:proofErr w:type="spellStart"/>
+      <w:r>
+        <w:rPr>
+          <w:sz w:val="24"/>
+          <w:szCs w:val="24"/>
+        </w:rPr>
+        <w:t>y_train</w:t>
+      </w:r>
+      <w:proofErr w:type="spellEnd"/>
+      <w:r>
+        <w:rPr>
+          <w:sz w:val="24"/>
+          <w:szCs w:val="24"/>
+        </w:rPr>
+        <w:t xml:space="preserve">, </w:t>
+      </w:r>
+      <w:proofErr w:type="spellStart"/>
+      <w:r>
+        <w:rPr>
+          <w:sz w:val="24"/>
+          <w:szCs w:val="24"/>
+        </w:rPr>
+        <w:t>batch_size</w:t>
+      </w:r>
+      <w:proofErr w:type="spellEnd"/>
+      <w:r>
+        <w:rPr>
+          <w:sz w:val="24"/>
+          <w:szCs w:val="24"/>
+        </w:rPr>
+        <w:t>=20, epochs=10,</w:t>
+      </w:r>
+    </w:p>
+    <w:p>
+      <w:pPr>
+        <w:jc w:val="both"/>
+        <w:rPr>
+          <w:sz w:val="24"/>
+          <w:szCs w:val="24"/>
+        </w:rPr>
+      </w:pPr>
+      <w:r>
+        <w:rPr>
+          <w:sz w:val="24"/>
+          <w:szCs w:val="24"/>
+        </w:rPr>
+        <w:t xml:space="preserve">                    </w:t>
+      </w:r>
+      <w:proofErr w:type="spellStart"/>
+      <w:r>
+        <w:rPr>
+          <w:sz w:val="24"/>
+          <w:szCs w:val="24"/>
+        </w:rPr>
+        <w:t>validation_split</w:t>
+      </w:r>
+      <w:proofErr w:type="spellEnd"/>
+      <w:r>
+        <w:rPr>
+          <w:sz w:val="24"/>
+          <w:szCs w:val="24"/>
+        </w:rPr>
+        <w:t>=0.1,</w:t>
       </w:r>
     </w:p>
     <w:p>
@@ -2043,7 +2216,23 @@
           <w:sz w:val="24"/>
           <w:szCs w:val="24"/>
         </w:rPr>
-        <w:t xml:space="preserve">                    verbose=1, callbacks=[es, mc])</w:t>
+        <w:t xml:space="preserve">                    verbose=1, callbacks</w:t>
+      </w:r>
+      <w:proofErr w:type="gramStart"/>
+      <w:r>
+        <w:rPr>
+          <w:sz w:val="24"/>
+          <w:szCs w:val="24"/>
+        </w:rPr>
+        <w:t>=[</w:t>
+      </w:r>
+      <w:proofErr w:type="gramEnd"/>
+      <w:r>
+        <w:rPr>
+          <w:sz w:val="24"/>
+          <w:szCs w:val="24"/>
+        </w:rPr>
+        <w:t>es, mc])</w:t>
       </w:r>
     </w:p>
     <w:p>
@@ -2115,23 +2304,55 @@
           <w:sz w:val="24"/>
           <w:szCs w:val="24"/>
         </w:rPr>
-        <w:t xml:space="preserve"> 14ms/step - loss: 0.1293 - mae: 0.0923 </w:t>
-      </w:r>
-    </w:p>
-    <w:p>
-      <w:pPr>
-        <w:jc w:val="both"/>
-        <w:rPr>
-          <w:sz w:val="24"/>
-          <w:szCs w:val="24"/>
-        </w:rPr>
-      </w:pPr>
-      <w:r>
-        <w:rPr>
-          <w:sz w:val="24"/>
-          <w:szCs w:val="24"/>
-        </w:rPr>
-        <w:t>Epoch 1: val_loss improved from inf to 0.00003, saving model to best_model_1_LSTM_Silver_3D_Tensor.keras</w:t>
+        <w:t xml:space="preserve"> 14ms/step - loss: 0.1293 - </w:t>
+      </w:r>
+      <w:proofErr w:type="spellStart"/>
+      <w:r>
+        <w:rPr>
+          <w:sz w:val="24"/>
+          <w:szCs w:val="24"/>
+        </w:rPr>
+        <w:t>mae</w:t>
+      </w:r>
+      <w:proofErr w:type="spellEnd"/>
+      <w:r>
+        <w:rPr>
+          <w:sz w:val="24"/>
+          <w:szCs w:val="24"/>
+        </w:rPr>
+        <w:t xml:space="preserve">: 0.0923 </w:t>
+      </w:r>
+    </w:p>
+    <w:p>
+      <w:pPr>
+        <w:jc w:val="both"/>
+        <w:rPr>
+          <w:sz w:val="24"/>
+          <w:szCs w:val="24"/>
+        </w:rPr>
+      </w:pPr>
+      <w:r>
+        <w:rPr>
+          <w:sz w:val="24"/>
+          <w:szCs w:val="24"/>
+        </w:rPr>
+        <w:t xml:space="preserve">Epoch 1: </w:t>
+      </w:r>
+      <w:proofErr w:type="spellStart"/>
+      <w:r>
+        <w:rPr>
+          <w:sz w:val="24"/>
+          <w:szCs w:val="24"/>
+        </w:rPr>
+        <w:t>val_loss</w:t>
+      </w:r>
+      <w:proofErr w:type="spellEnd"/>
+      <w:r>
+        <w:rPr>
+          <w:sz w:val="24"/>
+          <w:szCs w:val="24"/>
+        </w:rPr>
+        <w:t xml:space="preserve"> improved from inf to 0.00003, saving model to best_model_1_LSTM_Silver_3D_Tensor.keras</w:t>
       </w:r>
     </w:p>
     <w:p>
@@ -2187,7 +2408,55 @@
           <w:sz w:val="24"/>
           <w:szCs w:val="24"/>
         </w:rPr>
-        <w:t xml:space="preserve"> 16ms/step - loss: 0.1292 - mae: 0.0923 - val_loss: 2.9179e-05 - val_mae: 0.0038</w:t>
+        <w:t xml:space="preserve"> 16ms/step - loss: 0.1292 - </w:t>
+      </w:r>
+      <w:proofErr w:type="spellStart"/>
+      <w:r>
+        <w:rPr>
+          <w:sz w:val="24"/>
+          <w:szCs w:val="24"/>
+        </w:rPr>
+        <w:t>mae</w:t>
+      </w:r>
+      <w:proofErr w:type="spellEnd"/>
+      <w:r>
+        <w:rPr>
+          <w:sz w:val="24"/>
+          <w:szCs w:val="24"/>
+        </w:rPr>
+        <w:t xml:space="preserve">: 0.0923 - </w:t>
+      </w:r>
+      <w:proofErr w:type="spellStart"/>
+      <w:r>
+        <w:rPr>
+          <w:sz w:val="24"/>
+          <w:szCs w:val="24"/>
+        </w:rPr>
+        <w:t>val_loss</w:t>
+      </w:r>
+      <w:proofErr w:type="spellEnd"/>
+      <w:r>
+        <w:rPr>
+          <w:sz w:val="24"/>
+          <w:szCs w:val="24"/>
+        </w:rPr>
+        <w:t xml:space="preserve">: 2.9179e-05 - </w:t>
+      </w:r>
+      <w:proofErr w:type="spellStart"/>
+      <w:r>
+        <w:rPr>
+          <w:sz w:val="24"/>
+          <w:szCs w:val="24"/>
+        </w:rPr>
+        <w:t>val_mae</w:t>
+      </w:r>
+      <w:proofErr w:type="spellEnd"/>
+      <w:r>
+        <w:rPr>
+          <w:sz w:val="24"/>
+          <w:szCs w:val="24"/>
+        </w:rPr>
+        <w:t>: 0.0038</w:t>
       </w:r>
     </w:p>
     <w:p>
@@ -2259,23 +2528,55 @@
           <w:sz w:val="24"/>
           <w:szCs w:val="24"/>
         </w:rPr>
-        <w:t xml:space="preserve"> 16ms/step - loss: 4.4647e-05 - mae: 0.0048 </w:t>
-      </w:r>
-    </w:p>
-    <w:p>
-      <w:pPr>
-        <w:jc w:val="both"/>
-        <w:rPr>
-          <w:sz w:val="24"/>
-          <w:szCs w:val="24"/>
-        </w:rPr>
-      </w:pPr>
-      <w:r>
-        <w:rPr>
-          <w:sz w:val="24"/>
-          <w:szCs w:val="24"/>
-        </w:rPr>
-        <w:t>Epoch 2: val_loss did not improve from 0.00003</w:t>
+        <w:t xml:space="preserve"> 16ms/step - loss: 4.4647e-05 - </w:t>
+      </w:r>
+      <w:proofErr w:type="spellStart"/>
+      <w:r>
+        <w:rPr>
+          <w:sz w:val="24"/>
+          <w:szCs w:val="24"/>
+        </w:rPr>
+        <w:t>mae</w:t>
+      </w:r>
+      <w:proofErr w:type="spellEnd"/>
+      <w:r>
+        <w:rPr>
+          <w:sz w:val="24"/>
+          <w:szCs w:val="24"/>
+        </w:rPr>
+        <w:t xml:space="preserve">: 0.0048 </w:t>
+      </w:r>
+    </w:p>
+    <w:p>
+      <w:pPr>
+        <w:jc w:val="both"/>
+        <w:rPr>
+          <w:sz w:val="24"/>
+          <w:szCs w:val="24"/>
+        </w:rPr>
+      </w:pPr>
+      <w:r>
+        <w:rPr>
+          <w:sz w:val="24"/>
+          <w:szCs w:val="24"/>
+        </w:rPr>
+        <w:t xml:space="preserve">Epoch 2: </w:t>
+      </w:r>
+      <w:proofErr w:type="spellStart"/>
+      <w:r>
+        <w:rPr>
+          <w:sz w:val="24"/>
+          <w:szCs w:val="24"/>
+        </w:rPr>
+        <w:t>val_loss</w:t>
+      </w:r>
+      <w:proofErr w:type="spellEnd"/>
+      <w:r>
+        <w:rPr>
+          <w:sz w:val="24"/>
+          <w:szCs w:val="24"/>
+        </w:rPr>
+        <w:t xml:space="preserve"> did not improve from 0.00003</w:t>
       </w:r>
     </w:p>
     <w:p>
@@ -2331,7 +2632,55 @@
           <w:sz w:val="24"/>
           <w:szCs w:val="24"/>
         </w:rPr>
-        <w:t xml:space="preserve"> 16ms/step - loss: 4.4647e-05 - mae: 0.0048 - val_loss: 5.2283e-05 - val_mae: 0.0055</w:t>
+        <w:t xml:space="preserve"> 16ms/step - loss: 4.4647e-05 - </w:t>
+      </w:r>
+      <w:proofErr w:type="spellStart"/>
+      <w:r>
+        <w:rPr>
+          <w:sz w:val="24"/>
+          <w:szCs w:val="24"/>
+        </w:rPr>
+        <w:t>mae</w:t>
+      </w:r>
+      <w:proofErr w:type="spellEnd"/>
+      <w:r>
+        <w:rPr>
+          <w:sz w:val="24"/>
+          <w:szCs w:val="24"/>
+        </w:rPr>
+        <w:t xml:space="preserve">: 0.0048 - </w:t>
+      </w:r>
+      <w:proofErr w:type="spellStart"/>
+      <w:r>
+        <w:rPr>
+          <w:sz w:val="24"/>
+          <w:szCs w:val="24"/>
+        </w:rPr>
+        <w:t>val_loss</w:t>
+      </w:r>
+      <w:proofErr w:type="spellEnd"/>
+      <w:r>
+        <w:rPr>
+          <w:sz w:val="24"/>
+          <w:szCs w:val="24"/>
+        </w:rPr>
+        <w:t xml:space="preserve">: 5.2283e-05 - </w:t>
+      </w:r>
+      <w:proofErr w:type="spellStart"/>
+      <w:r>
+        <w:rPr>
+          <w:sz w:val="24"/>
+          <w:szCs w:val="24"/>
+        </w:rPr>
+        <w:t>val_mae</w:t>
+      </w:r>
+      <w:proofErr w:type="spellEnd"/>
+      <w:r>
+        <w:rPr>
+          <w:sz w:val="24"/>
+          <w:szCs w:val="24"/>
+        </w:rPr>
+        <w:t>: 0.0055</w:t>
       </w:r>
     </w:p>
     <w:p>
@@ -2403,23 +2752,55 @@
           <w:sz w:val="24"/>
           <w:szCs w:val="24"/>
         </w:rPr>
-        <w:t xml:space="preserve"> 15ms/step - loss: 4.7332e-05 - mae: 0.0051  </w:t>
-      </w:r>
-    </w:p>
-    <w:p>
-      <w:pPr>
-        <w:jc w:val="both"/>
-        <w:rPr>
-          <w:sz w:val="24"/>
-          <w:szCs w:val="24"/>
-        </w:rPr>
-      </w:pPr>
-      <w:r>
-        <w:rPr>
-          <w:sz w:val="24"/>
-          <w:szCs w:val="24"/>
-        </w:rPr>
-        <w:t>Epoch 3: val_loss improved from 0.00003 to 0.00002, saving model to best_model_1_LSTM_Silver_3D_Tensor.keras</w:t>
+        <w:t xml:space="preserve"> 15ms/step - loss: 4.7332e-05 - </w:t>
+      </w:r>
+      <w:proofErr w:type="spellStart"/>
+      <w:r>
+        <w:rPr>
+          <w:sz w:val="24"/>
+          <w:szCs w:val="24"/>
+        </w:rPr>
+        <w:t>mae</w:t>
+      </w:r>
+      <w:proofErr w:type="spellEnd"/>
+      <w:r>
+        <w:rPr>
+          <w:sz w:val="24"/>
+          <w:szCs w:val="24"/>
+        </w:rPr>
+        <w:t xml:space="preserve">: 0.0051  </w:t>
+      </w:r>
+    </w:p>
+    <w:p>
+      <w:pPr>
+        <w:jc w:val="both"/>
+        <w:rPr>
+          <w:sz w:val="24"/>
+          <w:szCs w:val="24"/>
+        </w:rPr>
+      </w:pPr>
+      <w:r>
+        <w:rPr>
+          <w:sz w:val="24"/>
+          <w:szCs w:val="24"/>
+        </w:rPr>
+        <w:t xml:space="preserve">Epoch 3: </w:t>
+      </w:r>
+      <w:proofErr w:type="spellStart"/>
+      <w:r>
+        <w:rPr>
+          <w:sz w:val="24"/>
+          <w:szCs w:val="24"/>
+        </w:rPr>
+        <w:t>val_loss</w:t>
+      </w:r>
+      <w:proofErr w:type="spellEnd"/>
+      <w:r>
+        <w:rPr>
+          <w:sz w:val="24"/>
+          <w:szCs w:val="24"/>
+        </w:rPr>
+        <w:t xml:space="preserve"> improved from 0.00003 to 0.00002, saving model to best_model_1_LSTM_Silver_3D_Tensor.keras</w:t>
       </w:r>
     </w:p>
     <w:p>
@@ -2475,7 +2856,55 @@
           <w:sz w:val="24"/>
           <w:szCs w:val="24"/>
         </w:rPr>
-        <w:t xml:space="preserve"> 15ms/step - loss: 4.7345e-05 - mae: 0.0051 - val_loss: 2.2655e-05 - val_mae: 0.0030</w:t>
+        <w:t xml:space="preserve"> 15ms/step - loss: 4.7345e-05 - </w:t>
+      </w:r>
+      <w:proofErr w:type="spellStart"/>
+      <w:r>
+        <w:rPr>
+          <w:sz w:val="24"/>
+          <w:szCs w:val="24"/>
+        </w:rPr>
+        <w:t>mae</w:t>
+      </w:r>
+      <w:proofErr w:type="spellEnd"/>
+      <w:r>
+        <w:rPr>
+          <w:sz w:val="24"/>
+          <w:szCs w:val="24"/>
+        </w:rPr>
+        <w:t xml:space="preserve">: 0.0051 - </w:t>
+      </w:r>
+      <w:proofErr w:type="spellStart"/>
+      <w:r>
+        <w:rPr>
+          <w:sz w:val="24"/>
+          <w:szCs w:val="24"/>
+        </w:rPr>
+        <w:t>val_loss</w:t>
+      </w:r>
+      <w:proofErr w:type="spellEnd"/>
+      <w:r>
+        <w:rPr>
+          <w:sz w:val="24"/>
+          <w:szCs w:val="24"/>
+        </w:rPr>
+        <w:t xml:space="preserve">: 2.2655e-05 - </w:t>
+      </w:r>
+      <w:proofErr w:type="spellStart"/>
+      <w:r>
+        <w:rPr>
+          <w:sz w:val="24"/>
+          <w:szCs w:val="24"/>
+        </w:rPr>
+        <w:t>val_mae</w:t>
+      </w:r>
+      <w:proofErr w:type="spellEnd"/>
+      <w:r>
+        <w:rPr>
+          <w:sz w:val="24"/>
+          <w:szCs w:val="24"/>
+        </w:rPr>
+        <w:t>: 0.0030</w:t>
       </w:r>
     </w:p>
     <w:p>
@@ -2547,23 +2976,55 @@
           <w:sz w:val="24"/>
           <w:szCs w:val="24"/>
         </w:rPr>
-        <w:t xml:space="preserve"> 16ms/step - loss: 6.0119e-05 - mae: 0.0058  </w:t>
-      </w:r>
-    </w:p>
-    <w:p>
-      <w:pPr>
-        <w:jc w:val="both"/>
-        <w:rPr>
-          <w:sz w:val="24"/>
-          <w:szCs w:val="24"/>
-        </w:rPr>
-      </w:pPr>
-      <w:r>
-        <w:rPr>
-          <w:sz w:val="24"/>
-          <w:szCs w:val="24"/>
-        </w:rPr>
-        <w:t>Epoch 4: val_loss did not improve from 0.00002</w:t>
+        <w:t xml:space="preserve"> 16ms/step - loss: 6.0119e-05 - </w:t>
+      </w:r>
+      <w:proofErr w:type="spellStart"/>
+      <w:r>
+        <w:rPr>
+          <w:sz w:val="24"/>
+          <w:szCs w:val="24"/>
+        </w:rPr>
+        <w:t>mae</w:t>
+      </w:r>
+      <w:proofErr w:type="spellEnd"/>
+      <w:r>
+        <w:rPr>
+          <w:sz w:val="24"/>
+          <w:szCs w:val="24"/>
+        </w:rPr>
+        <w:t xml:space="preserve">: 0.0058  </w:t>
+      </w:r>
+    </w:p>
+    <w:p>
+      <w:pPr>
+        <w:jc w:val="both"/>
+        <w:rPr>
+          <w:sz w:val="24"/>
+          <w:szCs w:val="24"/>
+        </w:rPr>
+      </w:pPr>
+      <w:r>
+        <w:rPr>
+          <w:sz w:val="24"/>
+          <w:szCs w:val="24"/>
+        </w:rPr>
+        <w:t xml:space="preserve">Epoch 4: </w:t>
+      </w:r>
+      <w:proofErr w:type="spellStart"/>
+      <w:r>
+        <w:rPr>
+          <w:sz w:val="24"/>
+          <w:szCs w:val="24"/>
+        </w:rPr>
+        <w:t>val_loss</w:t>
+      </w:r>
+      <w:proofErr w:type="spellEnd"/>
+      <w:r>
+        <w:rPr>
+          <w:sz w:val="24"/>
+          <w:szCs w:val="24"/>
+        </w:rPr>
+        <w:t xml:space="preserve"> did not improve from 0.00002</w:t>
       </w:r>
     </w:p>
     <w:p>
@@ -2619,7 +3080,55 @@
           <w:sz w:val="24"/>
           <w:szCs w:val="24"/>
         </w:rPr>
-        <w:t xml:space="preserve"> 18ms/step - loss: 6.0119e-05 - mae: 0.0058 - val_loss: 2.8277e-05 - val_mae: 0.0036</w:t>
+        <w:t xml:space="preserve"> 18ms/step - loss: 6.0119e-05 - </w:t>
+      </w:r>
+      <w:proofErr w:type="spellStart"/>
+      <w:r>
+        <w:rPr>
+          <w:sz w:val="24"/>
+          <w:szCs w:val="24"/>
+        </w:rPr>
+        <w:t>mae</w:t>
+      </w:r>
+      <w:proofErr w:type="spellEnd"/>
+      <w:r>
+        <w:rPr>
+          <w:sz w:val="24"/>
+          <w:szCs w:val="24"/>
+        </w:rPr>
+        <w:t xml:space="preserve">: 0.0058 - </w:t>
+      </w:r>
+      <w:proofErr w:type="spellStart"/>
+      <w:r>
+        <w:rPr>
+          <w:sz w:val="24"/>
+          <w:szCs w:val="24"/>
+        </w:rPr>
+        <w:t>val_loss</w:t>
+      </w:r>
+      <w:proofErr w:type="spellEnd"/>
+      <w:r>
+        <w:rPr>
+          <w:sz w:val="24"/>
+          <w:szCs w:val="24"/>
+        </w:rPr>
+        <w:t xml:space="preserve">: 2.8277e-05 - </w:t>
+      </w:r>
+      <w:proofErr w:type="spellStart"/>
+      <w:r>
+        <w:rPr>
+          <w:sz w:val="24"/>
+          <w:szCs w:val="24"/>
+        </w:rPr>
+        <w:t>val_mae</w:t>
+      </w:r>
+      <w:proofErr w:type="spellEnd"/>
+      <w:r>
+        <w:rPr>
+          <w:sz w:val="24"/>
+          <w:szCs w:val="24"/>
+        </w:rPr>
+        <w:t>: 0.0036</w:t>
       </w:r>
     </w:p>
     <w:p>
@@ -2691,7 +3200,23 @@
           <w:sz w:val="24"/>
           <w:szCs w:val="24"/>
         </w:rPr>
-        <w:t xml:space="preserve"> 16ms/step - loss: 7.8571e-05 - mae: 0.0068 </w:t>
+        <w:t xml:space="preserve"> 16ms/step - loss: 7.8571e-05 - </w:t>
+      </w:r>
+      <w:proofErr w:type="spellStart"/>
+      <w:r>
+        <w:rPr>
+          <w:sz w:val="24"/>
+          <w:szCs w:val="24"/>
+        </w:rPr>
+        <w:t>mae</w:t>
+      </w:r>
+      <w:proofErr w:type="spellEnd"/>
+      <w:r>
+        <w:rPr>
+          <w:sz w:val="24"/>
+          <w:szCs w:val="24"/>
+        </w:rPr>
+        <w:t xml:space="preserve">: 0.0068 </w:t>
       </w:r>
     </w:p>
     <w:p>
@@ -2708,7 +3233,23 @@
           <w:szCs w:val="24"/>
         </w:rPr>
         <w:lastRenderedPageBreak/>
-        <w:t>Epoch 5: val_loss did not improve from 0.00002</w:t>
+        <w:t xml:space="preserve">Epoch 5: </w:t>
+      </w:r>
+      <w:proofErr w:type="spellStart"/>
+      <w:r>
+        <w:rPr>
+          <w:sz w:val="24"/>
+          <w:szCs w:val="24"/>
+        </w:rPr>
+        <w:t>val_loss</w:t>
+      </w:r>
+      <w:proofErr w:type="spellEnd"/>
+      <w:r>
+        <w:rPr>
+          <w:sz w:val="24"/>
+          <w:szCs w:val="24"/>
+        </w:rPr>
+        <w:t xml:space="preserve"> did not improve from 0.00002</w:t>
       </w:r>
     </w:p>
     <w:p>
@@ -2764,7 +3305,55 @@
           <w:sz w:val="24"/>
           <w:szCs w:val="24"/>
         </w:rPr>
-        <w:t xml:space="preserve"> 16ms/step - loss: 7.8561e-05 - mae: 0.0068 - val_loss: 3.2978e-04 - val_mae: 0.0176</w:t>
+        <w:t xml:space="preserve"> 16ms/step - loss: 7.8561e-05 - </w:t>
+      </w:r>
+      <w:proofErr w:type="spellStart"/>
+      <w:r>
+        <w:rPr>
+          <w:sz w:val="24"/>
+          <w:szCs w:val="24"/>
+        </w:rPr>
+        <w:t>mae</w:t>
+      </w:r>
+      <w:proofErr w:type="spellEnd"/>
+      <w:r>
+        <w:rPr>
+          <w:sz w:val="24"/>
+          <w:szCs w:val="24"/>
+        </w:rPr>
+        <w:t xml:space="preserve">: 0.0068 - </w:t>
+      </w:r>
+      <w:proofErr w:type="spellStart"/>
+      <w:r>
+        <w:rPr>
+          <w:sz w:val="24"/>
+          <w:szCs w:val="24"/>
+        </w:rPr>
+        <w:t>val_loss</w:t>
+      </w:r>
+      <w:proofErr w:type="spellEnd"/>
+      <w:r>
+        <w:rPr>
+          <w:sz w:val="24"/>
+          <w:szCs w:val="24"/>
+        </w:rPr>
+        <w:t xml:space="preserve">: 3.2978e-04 - </w:t>
+      </w:r>
+      <w:proofErr w:type="spellStart"/>
+      <w:r>
+        <w:rPr>
+          <w:sz w:val="24"/>
+          <w:szCs w:val="24"/>
+        </w:rPr>
+        <w:t>val_mae</w:t>
+      </w:r>
+      <w:proofErr w:type="spellEnd"/>
+      <w:r>
+        <w:rPr>
+          <w:sz w:val="24"/>
+          <w:szCs w:val="24"/>
+        </w:rPr>
+        <w:t>: 0.0176</w:t>
       </w:r>
     </w:p>
     <w:p>
@@ -2836,23 +3425,55 @@
           <w:sz w:val="24"/>
           <w:szCs w:val="24"/>
         </w:rPr>
-        <w:t xml:space="preserve"> 15ms/step - loss: 7.6698e-05 - mae: 0.0067 </w:t>
-      </w:r>
-    </w:p>
-    <w:p>
-      <w:pPr>
-        <w:jc w:val="both"/>
-        <w:rPr>
-          <w:sz w:val="24"/>
-          <w:szCs w:val="24"/>
-        </w:rPr>
-      </w:pPr>
-      <w:r>
-        <w:rPr>
-          <w:sz w:val="24"/>
-          <w:szCs w:val="24"/>
-        </w:rPr>
-        <w:t>Epoch 6: val_loss did not improve from 0.00002</w:t>
+        <w:t xml:space="preserve"> 15ms/step - loss: 7.6698e-05 - </w:t>
+      </w:r>
+      <w:proofErr w:type="spellStart"/>
+      <w:r>
+        <w:rPr>
+          <w:sz w:val="24"/>
+          <w:szCs w:val="24"/>
+        </w:rPr>
+        <w:t>mae</w:t>
+      </w:r>
+      <w:proofErr w:type="spellEnd"/>
+      <w:r>
+        <w:rPr>
+          <w:sz w:val="24"/>
+          <w:szCs w:val="24"/>
+        </w:rPr>
+        <w:t xml:space="preserve">: 0.0067 </w:t>
+      </w:r>
+    </w:p>
+    <w:p>
+      <w:pPr>
+        <w:jc w:val="both"/>
+        <w:rPr>
+          <w:sz w:val="24"/>
+          <w:szCs w:val="24"/>
+        </w:rPr>
+      </w:pPr>
+      <w:r>
+        <w:rPr>
+          <w:sz w:val="24"/>
+          <w:szCs w:val="24"/>
+        </w:rPr>
+        <w:t xml:space="preserve">Epoch 6: </w:t>
+      </w:r>
+      <w:proofErr w:type="spellStart"/>
+      <w:r>
+        <w:rPr>
+          <w:sz w:val="24"/>
+          <w:szCs w:val="24"/>
+        </w:rPr>
+        <w:t>val_loss</w:t>
+      </w:r>
+      <w:proofErr w:type="spellEnd"/>
+      <w:r>
+        <w:rPr>
+          <w:sz w:val="24"/>
+          <w:szCs w:val="24"/>
+        </w:rPr>
+        <w:t xml:space="preserve"> did not improve from 0.00002</w:t>
       </w:r>
     </w:p>
     <w:p>
@@ -2908,7 +3529,55 @@
           <w:sz w:val="24"/>
           <w:szCs w:val="24"/>
         </w:rPr>
-        <w:t xml:space="preserve"> 18ms/step - loss: 7.6632e-05 - mae: 0.0067 - val_loss: 3.6839e-05 - val_mae: 0.0050</w:t>
+        <w:t xml:space="preserve"> 18ms/step - loss: 7.6632e-05 - </w:t>
+      </w:r>
+      <w:proofErr w:type="spellStart"/>
+      <w:r>
+        <w:rPr>
+          <w:sz w:val="24"/>
+          <w:szCs w:val="24"/>
+        </w:rPr>
+        <w:t>mae</w:t>
+      </w:r>
+      <w:proofErr w:type="spellEnd"/>
+      <w:r>
+        <w:rPr>
+          <w:sz w:val="24"/>
+          <w:szCs w:val="24"/>
+        </w:rPr>
+        <w:t xml:space="preserve">: 0.0067 - </w:t>
+      </w:r>
+      <w:proofErr w:type="spellStart"/>
+      <w:r>
+        <w:rPr>
+          <w:sz w:val="24"/>
+          <w:szCs w:val="24"/>
+        </w:rPr>
+        <w:t>val_loss</w:t>
+      </w:r>
+      <w:proofErr w:type="spellEnd"/>
+      <w:r>
+        <w:rPr>
+          <w:sz w:val="24"/>
+          <w:szCs w:val="24"/>
+        </w:rPr>
+        <w:t xml:space="preserve">: 3.6839e-05 - </w:t>
+      </w:r>
+      <w:proofErr w:type="spellStart"/>
+      <w:r>
+        <w:rPr>
+          <w:sz w:val="24"/>
+          <w:szCs w:val="24"/>
+        </w:rPr>
+        <w:t>val_mae</w:t>
+      </w:r>
+      <w:proofErr w:type="spellEnd"/>
+      <w:r>
+        <w:rPr>
+          <w:sz w:val="24"/>
+          <w:szCs w:val="24"/>
+        </w:rPr>
+        <w:t>: 0.0050</w:t>
       </w:r>
     </w:p>
     <w:p>
@@ -2980,23 +3649,55 @@
           <w:sz w:val="24"/>
           <w:szCs w:val="24"/>
         </w:rPr>
-        <w:t xml:space="preserve"> 15ms/step - loss: 6.0741e-05 - mae: 0.0059 </w:t>
-      </w:r>
-    </w:p>
-    <w:p>
-      <w:pPr>
-        <w:jc w:val="both"/>
-        <w:rPr>
-          <w:sz w:val="24"/>
-          <w:szCs w:val="24"/>
-        </w:rPr>
-      </w:pPr>
-      <w:r>
-        <w:rPr>
-          <w:sz w:val="24"/>
-          <w:szCs w:val="24"/>
-        </w:rPr>
-        <w:t>Epoch 7: val_loss did not improve from 0.00002</w:t>
+        <w:t xml:space="preserve"> 15ms/step - loss: 6.0741e-05 - </w:t>
+      </w:r>
+      <w:proofErr w:type="spellStart"/>
+      <w:r>
+        <w:rPr>
+          <w:sz w:val="24"/>
+          <w:szCs w:val="24"/>
+        </w:rPr>
+        <w:t>mae</w:t>
+      </w:r>
+      <w:proofErr w:type="spellEnd"/>
+      <w:r>
+        <w:rPr>
+          <w:sz w:val="24"/>
+          <w:szCs w:val="24"/>
+        </w:rPr>
+        <w:t xml:space="preserve">: 0.0059 </w:t>
+      </w:r>
+    </w:p>
+    <w:p>
+      <w:pPr>
+        <w:jc w:val="both"/>
+        <w:rPr>
+          <w:sz w:val="24"/>
+          <w:szCs w:val="24"/>
+        </w:rPr>
+      </w:pPr>
+      <w:r>
+        <w:rPr>
+          <w:sz w:val="24"/>
+          <w:szCs w:val="24"/>
+        </w:rPr>
+        <w:t xml:space="preserve">Epoch 7: </w:t>
+      </w:r>
+      <w:proofErr w:type="spellStart"/>
+      <w:r>
+        <w:rPr>
+          <w:sz w:val="24"/>
+          <w:szCs w:val="24"/>
+        </w:rPr>
+        <w:t>val_loss</w:t>
+      </w:r>
+      <w:proofErr w:type="spellEnd"/>
+      <w:r>
+        <w:rPr>
+          <w:sz w:val="24"/>
+          <w:szCs w:val="24"/>
+        </w:rPr>
+        <w:t xml:space="preserve"> did not improve from 0.00002</w:t>
       </w:r>
     </w:p>
     <w:p>
@@ -3052,7 +3753,55 @@
           <w:sz w:val="24"/>
           <w:szCs w:val="24"/>
         </w:rPr>
-        <w:t xml:space="preserve"> 16ms/step - loss: 6.0748e-05 - mae: 0.0059 - val_loss: 3.0728e-05 - val_mae: 0.0045</w:t>
+        <w:t xml:space="preserve"> 16ms/step - loss: 6.0748e-05 - </w:t>
+      </w:r>
+      <w:proofErr w:type="spellStart"/>
+      <w:r>
+        <w:rPr>
+          <w:sz w:val="24"/>
+          <w:szCs w:val="24"/>
+        </w:rPr>
+        <w:t>mae</w:t>
+      </w:r>
+      <w:proofErr w:type="spellEnd"/>
+      <w:r>
+        <w:rPr>
+          <w:sz w:val="24"/>
+          <w:szCs w:val="24"/>
+        </w:rPr>
+        <w:t xml:space="preserve">: 0.0059 - </w:t>
+      </w:r>
+      <w:proofErr w:type="spellStart"/>
+      <w:r>
+        <w:rPr>
+          <w:sz w:val="24"/>
+          <w:szCs w:val="24"/>
+        </w:rPr>
+        <w:t>val_loss</w:t>
+      </w:r>
+      <w:proofErr w:type="spellEnd"/>
+      <w:r>
+        <w:rPr>
+          <w:sz w:val="24"/>
+          <w:szCs w:val="24"/>
+        </w:rPr>
+        <w:t xml:space="preserve">: 3.0728e-05 - </w:t>
+      </w:r>
+      <w:proofErr w:type="spellStart"/>
+      <w:r>
+        <w:rPr>
+          <w:sz w:val="24"/>
+          <w:szCs w:val="24"/>
+        </w:rPr>
+        <w:t>val_mae</w:t>
+      </w:r>
+      <w:proofErr w:type="spellEnd"/>
+      <w:r>
+        <w:rPr>
+          <w:sz w:val="24"/>
+          <w:szCs w:val="24"/>
+        </w:rPr>
+        <w:t>: 0.0045</w:t>
       </w:r>
     </w:p>
     <w:p>
@@ -3124,23 +3873,55 @@
           <w:sz w:val="24"/>
           <w:szCs w:val="24"/>
         </w:rPr>
-        <w:t xml:space="preserve"> 16ms/step - loss: 6.3982e-05 - mae: 0.0061 </w:t>
-      </w:r>
-    </w:p>
-    <w:p>
-      <w:pPr>
-        <w:jc w:val="both"/>
-        <w:rPr>
-          <w:sz w:val="24"/>
-          <w:szCs w:val="24"/>
-        </w:rPr>
-      </w:pPr>
-      <w:r>
-        <w:rPr>
-          <w:sz w:val="24"/>
-          <w:szCs w:val="24"/>
-        </w:rPr>
-        <w:t>Epoch 8: val_loss did not improve from 0.00002</w:t>
+        <w:t xml:space="preserve"> 16ms/step - loss: 6.3982e-05 - </w:t>
+      </w:r>
+      <w:proofErr w:type="spellStart"/>
+      <w:r>
+        <w:rPr>
+          <w:sz w:val="24"/>
+          <w:szCs w:val="24"/>
+        </w:rPr>
+        <w:t>mae</w:t>
+      </w:r>
+      <w:proofErr w:type="spellEnd"/>
+      <w:r>
+        <w:rPr>
+          <w:sz w:val="24"/>
+          <w:szCs w:val="24"/>
+        </w:rPr>
+        <w:t xml:space="preserve">: 0.0061 </w:t>
+      </w:r>
+    </w:p>
+    <w:p>
+      <w:pPr>
+        <w:jc w:val="both"/>
+        <w:rPr>
+          <w:sz w:val="24"/>
+          <w:szCs w:val="24"/>
+        </w:rPr>
+      </w:pPr>
+      <w:r>
+        <w:rPr>
+          <w:sz w:val="24"/>
+          <w:szCs w:val="24"/>
+        </w:rPr>
+        <w:t xml:space="preserve">Epoch 8: </w:t>
+      </w:r>
+      <w:proofErr w:type="spellStart"/>
+      <w:r>
+        <w:rPr>
+          <w:sz w:val="24"/>
+          <w:szCs w:val="24"/>
+        </w:rPr>
+        <w:t>val_loss</w:t>
+      </w:r>
+      <w:proofErr w:type="spellEnd"/>
+      <w:r>
+        <w:rPr>
+          <w:sz w:val="24"/>
+          <w:szCs w:val="24"/>
+        </w:rPr>
+        <w:t xml:space="preserve"> did not improve from 0.00002</w:t>
       </w:r>
     </w:p>
     <w:p>
@@ -3196,7 +3977,55 @@
           <w:sz w:val="24"/>
           <w:szCs w:val="24"/>
         </w:rPr>
-        <w:t xml:space="preserve"> 16ms/step - loss: 6.3975e-05 - mae: 0.0061 - val_loss: 6.0626e-05 - val_mae: 0.0067</w:t>
+        <w:t xml:space="preserve"> 16ms/step - loss: 6.3975e-05 - </w:t>
+      </w:r>
+      <w:proofErr w:type="spellStart"/>
+      <w:r>
+        <w:rPr>
+          <w:sz w:val="24"/>
+          <w:szCs w:val="24"/>
+        </w:rPr>
+        <w:t>mae</w:t>
+      </w:r>
+      <w:proofErr w:type="spellEnd"/>
+      <w:r>
+        <w:rPr>
+          <w:sz w:val="24"/>
+          <w:szCs w:val="24"/>
+        </w:rPr>
+        <w:t xml:space="preserve">: 0.0061 - </w:t>
+      </w:r>
+      <w:proofErr w:type="spellStart"/>
+      <w:r>
+        <w:rPr>
+          <w:sz w:val="24"/>
+          <w:szCs w:val="24"/>
+        </w:rPr>
+        <w:t>val_loss</w:t>
+      </w:r>
+      <w:proofErr w:type="spellEnd"/>
+      <w:r>
+        <w:rPr>
+          <w:sz w:val="24"/>
+          <w:szCs w:val="24"/>
+        </w:rPr>
+        <w:t xml:space="preserve">: 6.0626e-05 - </w:t>
+      </w:r>
+      <w:proofErr w:type="spellStart"/>
+      <w:r>
+        <w:rPr>
+          <w:sz w:val="24"/>
+          <w:szCs w:val="24"/>
+        </w:rPr>
+        <w:t>val_mae</w:t>
+      </w:r>
+      <w:proofErr w:type="spellEnd"/>
+      <w:r>
+        <w:rPr>
+          <w:sz w:val="24"/>
+          <w:szCs w:val="24"/>
+        </w:rPr>
+        <w:t>: 0.0067</w:t>
       </w:r>
     </w:p>
     <w:p>
@@ -3229,7 +4058,25 @@
           <w:szCs w:val="24"/>
           <w:u w:val="single"/>
         </w:rPr>
-        <w:t>Mean squared error (mse):</w:t>
+        <w:t>Mean squared error (</w:t>
+      </w:r>
+      <w:proofErr w:type="spellStart"/>
+      <w:r>
+        <w:rPr>
+          <w:sz w:val="24"/>
+          <w:szCs w:val="24"/>
+          <w:u w:val="single"/>
+        </w:rPr>
+        <w:t>mse</w:t>
+      </w:r>
+      <w:proofErr w:type="spellEnd"/>
+      <w:r>
+        <w:rPr>
+          <w:sz w:val="24"/>
+          <w:szCs w:val="24"/>
+          <w:u w:val="single"/>
+        </w:rPr>
+        <w:t>):</w:t>
       </w:r>
       <w:r>
         <w:rPr>
@@ -3253,7 +4100,25 @@
           <w:szCs w:val="24"/>
           <w:u w:val="single"/>
         </w:rPr>
-        <w:t>Mean absolute error (mae):</w:t>
+        <w:t>Mean absolute error (</w:t>
+      </w:r>
+      <w:proofErr w:type="spellStart"/>
+      <w:r>
+        <w:rPr>
+          <w:sz w:val="24"/>
+          <w:szCs w:val="24"/>
+          <w:u w:val="single"/>
+        </w:rPr>
+        <w:t>mae</w:t>
+      </w:r>
+      <w:proofErr w:type="spellEnd"/>
+      <w:r>
+        <w:rPr>
+          <w:sz w:val="24"/>
+          <w:szCs w:val="24"/>
+          <w:u w:val="single"/>
+        </w:rPr>
+        <w:t>):</w:t>
       </w:r>
       <w:r>
         <w:rPr>
@@ -3276,7 +4141,7 @@
           <w:noProof/>
         </w:rPr>
         <w:drawing>
-          <wp:inline distT="0" distB="0" distL="0" distR="0" wp14:anchorId="6A1FD0DC" wp14:editId="4CC0F3C0">
+          <wp:inline distT="0" distB="0" distL="0" distR="0" wp14:anchorId="6A1FD0DC" wp14:editId="2C198E85">
             <wp:extent cx="4432300" cy="2135126"/>
             <wp:effectExtent l="0" t="0" r="6350" b="0"/>
             <wp:docPr id="1825678125" name="Picture 1" descr="A graph with blue lines and red dots&#10;&#10;AI-generated content may be incorrect."/>
@@ -3375,103 +4240,338 @@
           <w:sz w:val="24"/>
           <w:szCs w:val="24"/>
         </w:rPr>
-        <w:t>es = EarlyStopping(monitor='val_loss', mode='min', patience=10, verbose=1)</w:t>
-      </w:r>
-    </w:p>
-    <w:p>
-      <w:pPr>
-        <w:jc w:val="both"/>
-        <w:rPr>
-          <w:sz w:val="24"/>
-          <w:szCs w:val="24"/>
-        </w:rPr>
-      </w:pPr>
-      <w:r>
-        <w:rPr>
-          <w:sz w:val="24"/>
-          <w:szCs w:val="24"/>
-        </w:rPr>
-        <w:t>mc = ModelCheckpoint('best_model_LSTM_GOLD.keras', monitor='val_loss',</w:t>
-      </w:r>
-    </w:p>
-    <w:p>
-      <w:pPr>
-        <w:jc w:val="both"/>
-        <w:rPr>
-          <w:sz w:val="24"/>
-          <w:szCs w:val="24"/>
-        </w:rPr>
-      </w:pPr>
-      <w:r>
-        <w:rPr>
-          <w:sz w:val="24"/>
-          <w:szCs w:val="24"/>
-        </w:rPr>
-        <w:t xml:space="preserve">                     mode='min', verbose=1, save_best_only=True)</w:t>
-      </w:r>
-    </w:p>
-    <w:p>
-      <w:pPr>
-        <w:jc w:val="both"/>
-        <w:rPr>
-          <w:sz w:val="24"/>
-          <w:szCs w:val="24"/>
-        </w:rPr>
-      </w:pPr>
-      <w:r>
-        <w:rPr>
-          <w:sz w:val="24"/>
-          <w:szCs w:val="24"/>
-        </w:rPr>
-        <w:t>history = best_model.fit(X_train, y_train, batch_size=12, epochs=32,</w:t>
-      </w:r>
-    </w:p>
-    <w:p>
-      <w:pPr>
-        <w:jc w:val="both"/>
-        <w:rPr>
-          <w:sz w:val="24"/>
-          <w:szCs w:val="24"/>
-        </w:rPr>
-      </w:pPr>
-      <w:r>
-        <w:rPr>
-          <w:sz w:val="24"/>
-          <w:szCs w:val="24"/>
-        </w:rPr>
-        <w:t xml:space="preserve">                    validation_split=0.2, shuffle=True,</w:t>
-      </w:r>
-    </w:p>
-    <w:p>
-      <w:pPr>
-        <w:jc w:val="both"/>
-        <w:rPr>
-          <w:sz w:val="24"/>
-          <w:szCs w:val="24"/>
-        </w:rPr>
-      </w:pPr>
-      <w:r>
-        <w:rPr>
-          <w:sz w:val="24"/>
-          <w:szCs w:val="24"/>
-        </w:rPr>
-        <w:t xml:space="preserve">                    verbose=1, callbacks=[es, mc],</w:t>
-      </w:r>
-    </w:p>
-    <w:p>
-      <w:pPr>
-        <w:jc w:val="both"/>
-        <w:rPr>
-          <w:sz w:val="24"/>
-          <w:szCs w:val="24"/>
-        </w:rPr>
-      </w:pPr>
-      <w:r>
-        <w:rPr>
-          <w:sz w:val="24"/>
-          <w:szCs w:val="24"/>
-        </w:rPr>
-        <w:t xml:space="preserve">                    class_weight=class_weight_dict)</w:t>
+        <w:t xml:space="preserve">es = </w:t>
+      </w:r>
+      <w:proofErr w:type="spellStart"/>
+      <w:proofErr w:type="gramStart"/>
+      <w:r>
+        <w:rPr>
+          <w:sz w:val="24"/>
+          <w:szCs w:val="24"/>
+        </w:rPr>
+        <w:t>EarlyStopping</w:t>
+      </w:r>
+      <w:proofErr w:type="spellEnd"/>
+      <w:r>
+        <w:rPr>
+          <w:sz w:val="24"/>
+          <w:szCs w:val="24"/>
+        </w:rPr>
+        <w:t>(</w:t>
+      </w:r>
+      <w:proofErr w:type="gramEnd"/>
+      <w:r>
+        <w:rPr>
+          <w:sz w:val="24"/>
+          <w:szCs w:val="24"/>
+        </w:rPr>
+        <w:t>monitor='</w:t>
+      </w:r>
+      <w:proofErr w:type="spellStart"/>
+      <w:r>
+        <w:rPr>
+          <w:sz w:val="24"/>
+          <w:szCs w:val="24"/>
+        </w:rPr>
+        <w:t>val_loss</w:t>
+      </w:r>
+      <w:proofErr w:type="spellEnd"/>
+      <w:r>
+        <w:rPr>
+          <w:sz w:val="24"/>
+          <w:szCs w:val="24"/>
+        </w:rPr>
+        <w:t>', mode='min', patience=10, verbose=1)</w:t>
+      </w:r>
+    </w:p>
+    <w:p>
+      <w:pPr>
+        <w:jc w:val="both"/>
+        <w:rPr>
+          <w:sz w:val="24"/>
+          <w:szCs w:val="24"/>
+        </w:rPr>
+      </w:pPr>
+      <w:r>
+        <w:rPr>
+          <w:sz w:val="24"/>
+          <w:szCs w:val="24"/>
+        </w:rPr>
+        <w:t xml:space="preserve">mc = </w:t>
+      </w:r>
+      <w:proofErr w:type="spellStart"/>
+      <w:proofErr w:type="gramStart"/>
+      <w:r>
+        <w:rPr>
+          <w:sz w:val="24"/>
+          <w:szCs w:val="24"/>
+        </w:rPr>
+        <w:t>ModelCheckpoint</w:t>
+      </w:r>
+      <w:proofErr w:type="spellEnd"/>
+      <w:r>
+        <w:rPr>
+          <w:sz w:val="24"/>
+          <w:szCs w:val="24"/>
+        </w:rPr>
+        <w:t>(</w:t>
+      </w:r>
+      <w:proofErr w:type="gramEnd"/>
+      <w:r>
+        <w:rPr>
+          <w:sz w:val="24"/>
+          <w:szCs w:val="24"/>
+        </w:rPr>
+        <w:t>'</w:t>
+      </w:r>
+      <w:proofErr w:type="spellStart"/>
+      <w:r>
+        <w:rPr>
+          <w:sz w:val="24"/>
+          <w:szCs w:val="24"/>
+        </w:rPr>
+        <w:t>best_model_LSTM_GOLD.keras</w:t>
+      </w:r>
+      <w:proofErr w:type="spellEnd"/>
+      <w:r>
+        <w:rPr>
+          <w:sz w:val="24"/>
+          <w:szCs w:val="24"/>
+        </w:rPr>
+        <w:t>', monitor='</w:t>
+      </w:r>
+      <w:proofErr w:type="spellStart"/>
+      <w:r>
+        <w:rPr>
+          <w:sz w:val="24"/>
+          <w:szCs w:val="24"/>
+        </w:rPr>
+        <w:t>val_loss</w:t>
+      </w:r>
+      <w:proofErr w:type="spellEnd"/>
+      <w:r>
+        <w:rPr>
+          <w:sz w:val="24"/>
+          <w:szCs w:val="24"/>
+        </w:rPr>
+        <w:t>',</w:t>
+      </w:r>
+    </w:p>
+    <w:p>
+      <w:pPr>
+        <w:jc w:val="both"/>
+        <w:rPr>
+          <w:sz w:val="24"/>
+          <w:szCs w:val="24"/>
+        </w:rPr>
+      </w:pPr>
+      <w:r>
+        <w:rPr>
+          <w:sz w:val="24"/>
+          <w:szCs w:val="24"/>
+        </w:rPr>
+        <w:t xml:space="preserve">                     mode='min', verbose=1, </w:t>
+      </w:r>
+      <w:proofErr w:type="spellStart"/>
+      <w:r>
+        <w:rPr>
+          <w:sz w:val="24"/>
+          <w:szCs w:val="24"/>
+        </w:rPr>
+        <w:t>save_best_only</w:t>
+      </w:r>
+      <w:proofErr w:type="spellEnd"/>
+      <w:r>
+        <w:rPr>
+          <w:sz w:val="24"/>
+          <w:szCs w:val="24"/>
+        </w:rPr>
+        <w:t>=True)</w:t>
+      </w:r>
+    </w:p>
+    <w:p>
+      <w:pPr>
+        <w:jc w:val="both"/>
+        <w:rPr>
+          <w:sz w:val="24"/>
+          <w:szCs w:val="24"/>
+        </w:rPr>
+      </w:pPr>
+      <w:r>
+        <w:rPr>
+          <w:sz w:val="24"/>
+          <w:szCs w:val="24"/>
+        </w:rPr>
+        <w:t xml:space="preserve">history = </w:t>
+      </w:r>
+      <w:proofErr w:type="spellStart"/>
+      <w:proofErr w:type="gramStart"/>
+      <w:r>
+        <w:rPr>
+          <w:sz w:val="24"/>
+          <w:szCs w:val="24"/>
+        </w:rPr>
+        <w:t>best_model.fit</w:t>
+      </w:r>
+      <w:proofErr w:type="spellEnd"/>
+      <w:r>
+        <w:rPr>
+          <w:sz w:val="24"/>
+          <w:szCs w:val="24"/>
+        </w:rPr>
+        <w:t>(</w:t>
+      </w:r>
+      <w:proofErr w:type="gramEnd"/>
+      <w:r>
+        <w:rPr>
+          <w:sz w:val="24"/>
+          <w:szCs w:val="24"/>
+        </w:rPr>
+        <w:t xml:space="preserve">X_train, </w:t>
+      </w:r>
+      <w:proofErr w:type="spellStart"/>
+      <w:r>
+        <w:rPr>
+          <w:sz w:val="24"/>
+          <w:szCs w:val="24"/>
+        </w:rPr>
+        <w:t>y_train</w:t>
+      </w:r>
+      <w:proofErr w:type="spellEnd"/>
+      <w:r>
+        <w:rPr>
+          <w:sz w:val="24"/>
+          <w:szCs w:val="24"/>
+        </w:rPr>
+        <w:t xml:space="preserve">, </w:t>
+      </w:r>
+      <w:proofErr w:type="spellStart"/>
+      <w:r>
+        <w:rPr>
+          <w:sz w:val="24"/>
+          <w:szCs w:val="24"/>
+        </w:rPr>
+        <w:t>batch_size</w:t>
+      </w:r>
+      <w:proofErr w:type="spellEnd"/>
+      <w:r>
+        <w:rPr>
+          <w:sz w:val="24"/>
+          <w:szCs w:val="24"/>
+        </w:rPr>
+        <w:t>=12, epochs=32,</w:t>
+      </w:r>
+    </w:p>
+    <w:p>
+      <w:pPr>
+        <w:jc w:val="both"/>
+        <w:rPr>
+          <w:sz w:val="24"/>
+          <w:szCs w:val="24"/>
+        </w:rPr>
+      </w:pPr>
+      <w:r>
+        <w:rPr>
+          <w:sz w:val="24"/>
+          <w:szCs w:val="24"/>
+        </w:rPr>
+        <w:t xml:space="preserve">                    </w:t>
+      </w:r>
+      <w:proofErr w:type="spellStart"/>
+      <w:r>
+        <w:rPr>
+          <w:sz w:val="24"/>
+          <w:szCs w:val="24"/>
+        </w:rPr>
+        <w:t>validation_split</w:t>
+      </w:r>
+      <w:proofErr w:type="spellEnd"/>
+      <w:r>
+        <w:rPr>
+          <w:sz w:val="24"/>
+          <w:szCs w:val="24"/>
+        </w:rPr>
+        <w:t>=0.2, shuffle=True,</w:t>
+      </w:r>
+    </w:p>
+    <w:p>
+      <w:pPr>
+        <w:jc w:val="both"/>
+        <w:rPr>
+          <w:sz w:val="24"/>
+          <w:szCs w:val="24"/>
+        </w:rPr>
+      </w:pPr>
+      <w:r>
+        <w:rPr>
+          <w:sz w:val="24"/>
+          <w:szCs w:val="24"/>
+        </w:rPr>
+        <w:t xml:space="preserve">                    verbose=1, callbacks</w:t>
+      </w:r>
+      <w:proofErr w:type="gramStart"/>
+      <w:r>
+        <w:rPr>
+          <w:sz w:val="24"/>
+          <w:szCs w:val="24"/>
+        </w:rPr>
+        <w:t>=[</w:t>
+      </w:r>
+      <w:proofErr w:type="gramEnd"/>
+      <w:r>
+        <w:rPr>
+          <w:sz w:val="24"/>
+          <w:szCs w:val="24"/>
+        </w:rPr>
+        <w:t>es, mc],</w:t>
+      </w:r>
+    </w:p>
+    <w:p>
+      <w:pPr>
+        <w:jc w:val="both"/>
+        <w:rPr>
+          <w:sz w:val="24"/>
+          <w:szCs w:val="24"/>
+        </w:rPr>
+      </w:pPr>
+      <w:r>
+        <w:rPr>
+          <w:sz w:val="24"/>
+          <w:szCs w:val="24"/>
+        </w:rPr>
+        <w:t xml:space="preserve">                    </w:t>
+      </w:r>
+      <w:proofErr w:type="spellStart"/>
+      <w:r>
+        <w:rPr>
+          <w:sz w:val="24"/>
+          <w:szCs w:val="24"/>
+        </w:rPr>
+        <w:t>class_weight</w:t>
+      </w:r>
+      <w:proofErr w:type="spellEnd"/>
+      <w:r>
+        <w:rPr>
+          <w:sz w:val="24"/>
+          <w:szCs w:val="24"/>
+        </w:rPr>
+        <w:t>=</w:t>
+      </w:r>
+      <w:proofErr w:type="spellStart"/>
+      <w:r>
+        <w:rPr>
+          <w:sz w:val="24"/>
+          <w:szCs w:val="24"/>
+        </w:rPr>
+        <w:t>class_weight_dict</w:t>
+      </w:r>
+      <w:proofErr w:type="spellEnd"/>
+      <w:r>
+        <w:rPr>
+          <w:sz w:val="24"/>
+          <w:szCs w:val="24"/>
+        </w:rPr>
+        <w:t>)</w:t>
       </w:r>
     </w:p>
     <w:p>
@@ -3484,6 +4584,7 @@
       </w:pPr>
       <w:r>
         <w:rPr>
+          <w:noProof/>
           <w:sz w:val="28"/>
           <w:szCs w:val="28"/>
         </w:rPr>
@@ -3535,6 +4636,7 @@
       </w:pPr>
       <w:r>
         <w:rPr>
+          <w:noProof/>
           <w:sz w:val="44"/>
           <w:szCs w:val="44"/>
           <w:u w:val="single"/>
@@ -3601,9 +4703,9 @@
           <w:noProof/>
         </w:rPr>
         <w:drawing>
-          <wp:inline distT="0" distB="0" distL="0" distR="0" wp14:anchorId="648A15F5" wp14:editId="4002E461">
-            <wp:extent cx="5731510" cy="2820670"/>
-            <wp:effectExtent l="0" t="0" r="2540" b="0"/>
+          <wp:inline distT="0" distB="0" distL="0" distR="0" wp14:anchorId="648A15F5" wp14:editId="2B07C631">
+            <wp:extent cx="5522483" cy="2717800"/>
+            <wp:effectExtent l="0" t="0" r="2540" b="6350"/>
             <wp:docPr id="648868655" name="Picture 2" descr="A graph with lines and dots&#10;&#10;AI-generated content may be incorrect."/>
             <wp:cNvGraphicFramePr>
               <a:graphicFrameLocks xmlns:a="http://schemas.openxmlformats.org/drawingml/2006/main" noChangeAspect="1"/>
@@ -3633,7 +4735,7 @@
                   <pic:spPr bwMode="auto">
                     <a:xfrm>
                       <a:off x="0" y="0"/>
-                      <a:ext cx="5731510" cy="2820670"/>
+                      <a:ext cx="5534319" cy="2723625"/>
                     </a:xfrm>
                     <a:prstGeom prst="rect">
                       <a:avLst/>
@@ -3659,35 +4761,555 @@
           <w:u w:val="single"/>
         </w:rPr>
       </w:pPr>
-    </w:p>
-    <w:p>
-      <w:pPr>
-        <w:jc w:val="both"/>
+      <w:r>
         <w:rPr>
           <w:sz w:val="44"/>
           <w:szCs w:val="44"/>
           <w:u w:val="single"/>
         </w:rPr>
-      </w:pPr>
-      <w:r>
-        <w:rPr>
+        <w:t>Lab 10</w:t>
+      </w:r>
+    </w:p>
+    <w:p>
+      <w:pPr>
+        <w:jc w:val="both"/>
+        <w:rPr>
+          <w:sz w:val="32"/>
+          <w:szCs w:val="32"/>
+        </w:rPr>
+      </w:pPr>
+      <w:r>
+        <w:rPr>
+          <w:sz w:val="32"/>
+          <w:szCs w:val="32"/>
+        </w:rPr>
+        <w:t>Part 1:</w:t>
+      </w:r>
+    </w:p>
+    <w:p>
+      <w:pPr>
+        <w:keepNext/>
+        <w:jc w:val="both"/>
+      </w:pPr>
+      <w:r>
+        <w:rPr>
+          <w:noProof/>
           <w:sz w:val="44"/>
           <w:szCs w:val="44"/>
           <w:u w:val="single"/>
         </w:rPr>
-        <w:t>Lab 10</w:t>
-      </w:r>
-    </w:p>
-    <w:p>
-      <w:pPr>
-        <w:jc w:val="both"/>
-        <w:rPr>
+        <w:drawing>
+          <wp:inline distT="0" distB="0" distL="0" distR="0" wp14:anchorId="4F42F967" wp14:editId="42254D76">
+            <wp:extent cx="5412917" cy="3333750"/>
+            <wp:effectExtent l="0" t="0" r="0" b="0"/>
+            <wp:docPr id="1528456509" name="Picture 1" descr="A screenshot of a computer&#10;&#10;AI-generated content may be incorrect."/>
+            <wp:cNvGraphicFramePr>
+              <a:graphicFrameLocks xmlns:a="http://schemas.openxmlformats.org/drawingml/2006/main" noChangeAspect="1"/>
+            </wp:cNvGraphicFramePr>
+            <a:graphic xmlns:a="http://schemas.openxmlformats.org/drawingml/2006/main">
+              <a:graphicData uri="http://schemas.openxmlformats.org/drawingml/2006/picture">
+                <pic:pic xmlns:pic="http://schemas.openxmlformats.org/drawingml/2006/picture">
+                  <pic:nvPicPr>
+                    <pic:cNvPr id="1528456509" name="Picture 1" descr="A screenshot of a computer&#10;&#10;AI-generated content may be incorrect."/>
+                    <pic:cNvPicPr/>
+                  </pic:nvPicPr>
+                  <pic:blipFill>
+                    <a:blip r:embed="rId26"/>
+                    <a:stretch>
+                      <a:fillRect/>
+                    </a:stretch>
+                  </pic:blipFill>
+                  <pic:spPr>
+                    <a:xfrm>
+                      <a:off x="0" y="0"/>
+                      <a:ext cx="5425187" cy="3341307"/>
+                    </a:xfrm>
+                    <a:prstGeom prst="rect">
+                      <a:avLst/>
+                    </a:prstGeom>
+                  </pic:spPr>
+                </pic:pic>
+              </a:graphicData>
+            </a:graphic>
+          </wp:inline>
+        </w:drawing>
+      </w:r>
+    </w:p>
+    <w:p>
+      <w:pPr>
+        <w:pStyle w:val="Caption"/>
+        <w:jc w:val="both"/>
+      </w:pPr>
+      <w:r>
+        <w:t xml:space="preserve">Figure </w:t>
+      </w:r>
+      <w:fldSimple w:instr=" SEQ Figure \* ARABIC ">
+        <w:r>
+          <w:rPr>
+            <w:noProof/>
+          </w:rPr>
+          <w:t>17</w:t>
+        </w:r>
+      </w:fldSimple>
+      <w:r>
+        <w:t xml:space="preserve"> – Encoder</w:t>
+      </w:r>
+    </w:p>
+    <w:p>
+      <w:pPr>
+        <w:keepNext/>
+      </w:pPr>
+      <w:r>
+        <w:rPr>
+          <w:noProof/>
+        </w:rPr>
+        <w:lastRenderedPageBreak/>
+        <w:drawing>
+          <wp:inline distT="0" distB="0" distL="0" distR="0" wp14:anchorId="29B0120F" wp14:editId="6AE291C2">
+            <wp:extent cx="5181600" cy="2953041"/>
+            <wp:effectExtent l="0" t="0" r="0" b="0"/>
+            <wp:docPr id="1707067914" name="Picture 1" descr="A screenshot of a computer&#10;&#10;AI-generated content may be incorrect."/>
+            <wp:cNvGraphicFramePr>
+              <a:graphicFrameLocks xmlns:a="http://schemas.openxmlformats.org/drawingml/2006/main" noChangeAspect="1"/>
+            </wp:cNvGraphicFramePr>
+            <a:graphic xmlns:a="http://schemas.openxmlformats.org/drawingml/2006/main">
+              <a:graphicData uri="http://schemas.openxmlformats.org/drawingml/2006/picture">
+                <pic:pic xmlns:pic="http://schemas.openxmlformats.org/drawingml/2006/picture">
+                  <pic:nvPicPr>
+                    <pic:cNvPr id="1707067914" name="Picture 1" descr="A screenshot of a computer&#10;&#10;AI-generated content may be incorrect."/>
+                    <pic:cNvPicPr/>
+                  </pic:nvPicPr>
+                  <pic:blipFill>
+                    <a:blip r:embed="rId27"/>
+                    <a:stretch>
+                      <a:fillRect/>
+                    </a:stretch>
+                  </pic:blipFill>
+                  <pic:spPr>
+                    <a:xfrm>
+                      <a:off x="0" y="0"/>
+                      <a:ext cx="5189290" cy="2957423"/>
+                    </a:xfrm>
+                    <a:prstGeom prst="rect">
+                      <a:avLst/>
+                    </a:prstGeom>
+                  </pic:spPr>
+                </pic:pic>
+              </a:graphicData>
+            </a:graphic>
+          </wp:inline>
+        </w:drawing>
+      </w:r>
+    </w:p>
+    <w:p>
+      <w:pPr>
+        <w:pStyle w:val="Caption"/>
+      </w:pPr>
+      <w:r>
+        <w:t xml:space="preserve">Figure </w:t>
+      </w:r>
+      <w:fldSimple w:instr=" SEQ Figure \* ARABIC ">
+        <w:r>
+          <w:rPr>
+            <w:noProof/>
+          </w:rPr>
+          <w:t>18</w:t>
+        </w:r>
+      </w:fldSimple>
+      <w:r>
+        <w:t xml:space="preserve"> – Decoder</w:t>
+      </w:r>
+    </w:p>
+    <w:p>
+      <w:pPr>
+        <w:keepNext/>
+      </w:pPr>
+      <w:r>
+        <w:rPr>
+          <w:noProof/>
+        </w:rPr>
+        <w:drawing>
+          <wp:inline distT="0" distB="0" distL="0" distR="0" wp14:anchorId="23AFA15C" wp14:editId="6CB258B6">
+            <wp:extent cx="5207000" cy="2006997"/>
+            <wp:effectExtent l="0" t="0" r="0" b="0"/>
+            <wp:docPr id="1623928423" name="Picture 1" descr="A screenshot of a computer&#10;&#10;AI-generated content may be incorrect."/>
+            <wp:cNvGraphicFramePr>
+              <a:graphicFrameLocks xmlns:a="http://schemas.openxmlformats.org/drawingml/2006/main" noChangeAspect="1"/>
+            </wp:cNvGraphicFramePr>
+            <a:graphic xmlns:a="http://schemas.openxmlformats.org/drawingml/2006/main">
+              <a:graphicData uri="http://schemas.openxmlformats.org/drawingml/2006/picture">
+                <pic:pic xmlns:pic="http://schemas.openxmlformats.org/drawingml/2006/picture">
+                  <pic:nvPicPr>
+                    <pic:cNvPr id="1623928423" name="Picture 1" descr="A screenshot of a computer&#10;&#10;AI-generated content may be incorrect."/>
+                    <pic:cNvPicPr/>
+                  </pic:nvPicPr>
+                  <pic:blipFill>
+                    <a:blip r:embed="rId28"/>
+                    <a:stretch>
+                      <a:fillRect/>
+                    </a:stretch>
+                  </pic:blipFill>
+                  <pic:spPr>
+                    <a:xfrm>
+                      <a:off x="0" y="0"/>
+                      <a:ext cx="5220738" cy="2012292"/>
+                    </a:xfrm>
+                    <a:prstGeom prst="rect">
+                      <a:avLst/>
+                    </a:prstGeom>
+                  </pic:spPr>
+                </pic:pic>
+              </a:graphicData>
+            </a:graphic>
+          </wp:inline>
+        </w:drawing>
+      </w:r>
+    </w:p>
+    <w:p>
+      <w:pPr>
+        <w:pStyle w:val="Caption"/>
+      </w:pPr>
+      <w:r>
+        <w:t xml:space="preserve">Figure </w:t>
+      </w:r>
+      <w:fldSimple w:instr=" SEQ Figure \* ARABIC ">
+        <w:r>
+          <w:rPr>
+            <w:noProof/>
+          </w:rPr>
+          <w:t>19</w:t>
+        </w:r>
+      </w:fldSimple>
+      <w:r>
+        <w:t xml:space="preserve"> - Autoencoder</w:t>
+      </w:r>
+    </w:p>
+    <w:p>
+      <w:pPr>
+        <w:jc w:val="both"/>
+        <w:rPr>
+          <w:sz w:val="32"/>
+          <w:szCs w:val="32"/>
+        </w:rPr>
+      </w:pPr>
+      <w:r>
+        <w:rPr>
+          <w:sz w:val="32"/>
+          <w:szCs w:val="32"/>
+        </w:rPr>
+        <w:t>Part 2:</w:t>
+      </w:r>
+    </w:p>
+    <w:p>
+      <w:pPr>
+        <w:keepNext/>
+        <w:jc w:val="both"/>
+      </w:pPr>
+      <w:r>
+        <w:rPr>
+          <w:noProof/>
           <w:sz w:val="44"/>
           <w:szCs w:val="44"/>
           <w:u w:val="single"/>
         </w:rPr>
-      </w:pPr>
-    </w:p>
+        <w:drawing>
+          <wp:inline distT="0" distB="0" distL="0" distR="0" wp14:anchorId="7E8E9C54" wp14:editId="171CA1A9">
+            <wp:extent cx="5130800" cy="2363602"/>
+            <wp:effectExtent l="0" t="0" r="0" b="0"/>
+            <wp:docPr id="958532642" name="Picture 1" descr="A screenshot of a computer&#10;&#10;AI-generated content may be incorrect."/>
+            <wp:cNvGraphicFramePr>
+              <a:graphicFrameLocks xmlns:a="http://schemas.openxmlformats.org/drawingml/2006/main" noChangeAspect="1"/>
+            </wp:cNvGraphicFramePr>
+            <a:graphic xmlns:a="http://schemas.openxmlformats.org/drawingml/2006/main">
+              <a:graphicData uri="http://schemas.openxmlformats.org/drawingml/2006/picture">
+                <pic:pic xmlns:pic="http://schemas.openxmlformats.org/drawingml/2006/picture">
+                  <pic:nvPicPr>
+                    <pic:cNvPr id="958532642" name="Picture 1" descr="A screenshot of a computer&#10;&#10;AI-generated content may be incorrect."/>
+                    <pic:cNvPicPr/>
+                  </pic:nvPicPr>
+                  <pic:blipFill>
+                    <a:blip r:embed="rId29"/>
+                    <a:stretch>
+                      <a:fillRect/>
+                    </a:stretch>
+                  </pic:blipFill>
+                  <pic:spPr>
+                    <a:xfrm>
+                      <a:off x="0" y="0"/>
+                      <a:ext cx="5141083" cy="2368339"/>
+                    </a:xfrm>
+                    <a:prstGeom prst="rect">
+                      <a:avLst/>
+                    </a:prstGeom>
+                  </pic:spPr>
+                </pic:pic>
+              </a:graphicData>
+            </a:graphic>
+          </wp:inline>
+        </w:drawing>
+      </w:r>
+    </w:p>
+    <w:p>
+      <w:pPr>
+        <w:pStyle w:val="Caption"/>
+        <w:jc w:val="both"/>
+      </w:pPr>
+      <w:r>
+        <w:t xml:space="preserve">Figure </w:t>
+      </w:r>
+      <w:fldSimple w:instr=" SEQ Figure \* ARABIC ">
+        <w:r>
+          <w:rPr>
+            <w:noProof/>
+          </w:rPr>
+          <w:t>20</w:t>
+        </w:r>
+      </w:fldSimple>
+      <w:r>
+        <w:t xml:space="preserve"> – Autoencoder</w:t>
+      </w:r>
+    </w:p>
+    <w:p>
+      <w:proofErr w:type="spellStart"/>
+      <w:proofErr w:type="gramStart"/>
+      <w:r>
+        <w:lastRenderedPageBreak/>
+        <w:t>autoencoder.compile</w:t>
+      </w:r>
+      <w:proofErr w:type="spellEnd"/>
+      <w:proofErr w:type="gramEnd"/>
+      <w:r>
+        <w:t>(optimizer='</w:t>
+      </w:r>
+      <w:proofErr w:type="spellStart"/>
+      <w:r>
+        <w:t>adam</w:t>
+      </w:r>
+      <w:proofErr w:type="spellEnd"/>
+      <w:r>
+        <w:t>', loss='</w:t>
+      </w:r>
+      <w:proofErr w:type="spellStart"/>
+      <w:r>
+        <w:t>binary_crossentropy</w:t>
+      </w:r>
+      <w:proofErr w:type="spellEnd"/>
+      <w:r>
+        <w:t>', metrics=['accuracy'])</w:t>
+      </w:r>
+    </w:p>
+    <w:p>
+      <w:r>
+        <w:t># Train the model</w:t>
+      </w:r>
+    </w:p>
+    <w:p>
+      <w:r>
+        <w:t xml:space="preserve">history = </w:t>
+      </w:r>
+      <w:proofErr w:type="spellStart"/>
+      <w:proofErr w:type="gramStart"/>
+      <w:r>
+        <w:t>autoencoder.fit</w:t>
+      </w:r>
+      <w:proofErr w:type="spellEnd"/>
+      <w:r>
+        <w:t>(</w:t>
+      </w:r>
+      <w:proofErr w:type="spellStart"/>
+      <w:proofErr w:type="gramEnd"/>
+      <w:r>
+        <w:t>x_train</w:t>
+      </w:r>
+      <w:proofErr w:type="spellEnd"/>
+      <w:r>
+        <w:t xml:space="preserve">, </w:t>
+      </w:r>
+      <w:proofErr w:type="spellStart"/>
+      <w:r>
+        <w:t>x_train</w:t>
+      </w:r>
+      <w:proofErr w:type="spellEnd"/>
+      <w:r>
+        <w:t xml:space="preserve">,  epochs=42, </w:t>
+      </w:r>
+      <w:proofErr w:type="spellStart"/>
+      <w:r>
+        <w:t>batch_size</w:t>
+      </w:r>
+      <w:proofErr w:type="spellEnd"/>
+      <w:r>
+        <w:t xml:space="preserve">=128, shuffle=True, verbose=1, </w:t>
+      </w:r>
+      <w:proofErr w:type="spellStart"/>
+      <w:r>
+        <w:t>validation_data</w:t>
+      </w:r>
+      <w:proofErr w:type="spellEnd"/>
+      <w:r>
+        <w:t>=(</w:t>
+      </w:r>
+      <w:proofErr w:type="spellStart"/>
+      <w:r>
+        <w:t>x_test</w:t>
+      </w:r>
+      <w:proofErr w:type="spellEnd"/>
+      <w:r>
+        <w:t xml:space="preserve">, </w:t>
+      </w:r>
+      <w:proofErr w:type="spellStart"/>
+      <w:r>
+        <w:t>x_test</w:t>
+      </w:r>
+      <w:proofErr w:type="spellEnd"/>
+      <w:r>
+        <w:t>))</w:t>
+      </w:r>
+    </w:p>
+    <w:p/>
+    <w:p>
+      <w:pPr>
+        <w:keepNext/>
+      </w:pPr>
+      <w:r>
+        <w:rPr>
+          <w:noProof/>
+        </w:rPr>
+        <w:drawing>
+          <wp:inline distT="0" distB="0" distL="0" distR="0" wp14:anchorId="40149F16" wp14:editId="776B7064">
+            <wp:extent cx="5731510" cy="2739390"/>
+            <wp:effectExtent l="0" t="0" r="2540" b="3810"/>
+            <wp:docPr id="1104236873" name="Picture 1" descr="A line graph with blue dots&#10;&#10;AI-generated content may be incorrect."/>
+            <wp:cNvGraphicFramePr>
+              <a:graphicFrameLocks xmlns:a="http://schemas.openxmlformats.org/drawingml/2006/main" noChangeAspect="1"/>
+            </wp:cNvGraphicFramePr>
+            <a:graphic xmlns:a="http://schemas.openxmlformats.org/drawingml/2006/main">
+              <a:graphicData uri="http://schemas.openxmlformats.org/drawingml/2006/picture">
+                <pic:pic xmlns:pic="http://schemas.openxmlformats.org/drawingml/2006/picture">
+                  <pic:nvPicPr>
+                    <pic:cNvPr id="1104236873" name="Picture 1" descr="A line graph with blue dots&#10;&#10;AI-generated content may be incorrect."/>
+                    <pic:cNvPicPr>
+                      <a:picLocks noChangeAspect="1" noChangeArrowheads="1"/>
+                    </pic:cNvPicPr>
+                  </pic:nvPicPr>
+                  <pic:blipFill>
+                    <a:blip r:embed="rId30">
+                      <a:extLst>
+                        <a:ext uri="{28A0092B-C50C-407E-A947-70E740481C1C}">
+                          <a14:useLocalDpi xmlns:a14="http://schemas.microsoft.com/office/drawing/2010/main" val="0"/>
+                        </a:ext>
+                      </a:extLst>
+                    </a:blip>
+                    <a:srcRect/>
+                    <a:stretch>
+                      <a:fillRect/>
+                    </a:stretch>
+                  </pic:blipFill>
+                  <pic:spPr bwMode="auto">
+                    <a:xfrm>
+                      <a:off x="0" y="0"/>
+                      <a:ext cx="5731510" cy="2739390"/>
+                    </a:xfrm>
+                    <a:prstGeom prst="rect">
+                      <a:avLst/>
+                    </a:prstGeom>
+                    <a:noFill/>
+                    <a:ln>
+                      <a:noFill/>
+                    </a:ln>
+                  </pic:spPr>
+                </pic:pic>
+              </a:graphicData>
+            </a:graphic>
+          </wp:inline>
+        </w:drawing>
+      </w:r>
+    </w:p>
+    <w:p>
+      <w:pPr>
+        <w:pStyle w:val="Caption"/>
+      </w:pPr>
+      <w:r>
+        <w:t xml:space="preserve">Figure </w:t>
+      </w:r>
+      <w:fldSimple w:instr=" SEQ Figure \* ARABIC ">
+        <w:r>
+          <w:rPr>
+            <w:noProof/>
+          </w:rPr>
+          <w:t>21</w:t>
+        </w:r>
+      </w:fldSimple>
+      <w:r>
+        <w:t xml:space="preserve"> - Accuracy detailed graph</w:t>
+      </w:r>
+    </w:p>
+    <w:p>
+      <w:pPr>
+        <w:keepNext/>
+      </w:pPr>
+      <w:r>
+        <w:rPr>
+          <w:noProof/>
+        </w:rPr>
+        <w:lastRenderedPageBreak/>
+        <w:drawing>
+          <wp:inline distT="0" distB="0" distL="0" distR="0" wp14:anchorId="6004DBFC" wp14:editId="1FC26DC7">
+            <wp:extent cx="5731510" cy="7661275"/>
+            <wp:effectExtent l="0" t="0" r="2540" b="0"/>
+            <wp:docPr id="528946406" name="Picture 1" descr="A black and white rectangular box with numbers&#10;&#10;AI-generated content may be incorrect."/>
+            <wp:cNvGraphicFramePr>
+              <a:graphicFrameLocks xmlns:a="http://schemas.openxmlformats.org/drawingml/2006/main" noChangeAspect="1"/>
+            </wp:cNvGraphicFramePr>
+            <a:graphic xmlns:a="http://schemas.openxmlformats.org/drawingml/2006/main">
+              <a:graphicData uri="http://schemas.openxmlformats.org/drawingml/2006/picture">
+                <pic:pic xmlns:pic="http://schemas.openxmlformats.org/drawingml/2006/picture">
+                  <pic:nvPicPr>
+                    <pic:cNvPr id="528946406" name="Picture 1" descr="A black and white rectangular box with numbers&#10;&#10;AI-generated content may be incorrect."/>
+                    <pic:cNvPicPr/>
+                  </pic:nvPicPr>
+                  <pic:blipFill>
+                    <a:blip r:embed="rId31"/>
+                    <a:stretch>
+                      <a:fillRect/>
+                    </a:stretch>
+                  </pic:blipFill>
+                  <pic:spPr>
+                    <a:xfrm>
+                      <a:off x="0" y="0"/>
+                      <a:ext cx="5731510" cy="7661275"/>
+                    </a:xfrm>
+                    <a:prstGeom prst="rect">
+                      <a:avLst/>
+                    </a:prstGeom>
+                  </pic:spPr>
+                </pic:pic>
+              </a:graphicData>
+            </a:graphic>
+          </wp:inline>
+        </w:drawing>
+      </w:r>
+    </w:p>
+    <w:p>
+      <w:pPr>
+        <w:pStyle w:val="Caption"/>
+      </w:pPr>
+      <w:r>
+        <w:t xml:space="preserve">Figure </w:t>
+      </w:r>
+      <w:fldSimple w:instr=" SEQ Figure \* ARABIC ">
+        <w:r>
+          <w:rPr>
+            <w:noProof/>
+          </w:rPr>
+          <w:t>22</w:t>
+        </w:r>
+      </w:fldSimple>
+      <w:r>
+        <w:t xml:space="preserve"> - Original vs Reconstructed</w:t>
+      </w:r>
+    </w:p>
+    <w:p/>
     <w:p>
       <w:pPr>
         <w:jc w:val="both"/>

--- a/LABlogbook.docx
+++ b/LABlogbook.docx
@@ -2216,23 +2216,7 @@
           <w:sz w:val="24"/>
           <w:szCs w:val="24"/>
         </w:rPr>
-        <w:t xml:space="preserve">                    verbose=1, callbacks</w:t>
-      </w:r>
-      <w:proofErr w:type="gramStart"/>
-      <w:r>
-        <w:rPr>
-          <w:sz w:val="24"/>
-          <w:szCs w:val="24"/>
-        </w:rPr>
-        <w:t>=[</w:t>
-      </w:r>
-      <w:proofErr w:type="gramEnd"/>
-      <w:r>
-        <w:rPr>
-          <w:sz w:val="24"/>
-          <w:szCs w:val="24"/>
-        </w:rPr>
-        <w:t>es, mc])</w:t>
+        <w:t xml:space="preserve">                    verbose=1, callbacks=[es, mc])</w:t>
       </w:r>
     </w:p>
     <w:p>
@@ -4141,7 +4125,7 @@
           <w:noProof/>
         </w:rPr>
         <w:drawing>
-          <wp:inline distT="0" distB="0" distL="0" distR="0" wp14:anchorId="6A1FD0DC" wp14:editId="2C198E85">
+          <wp:inline distT="0" distB="0" distL="0" distR="0" wp14:anchorId="6A1FD0DC" wp14:editId="4E1781F8">
             <wp:extent cx="4432300" cy="2135126"/>
             <wp:effectExtent l="0" t="0" r="6350" b="0"/>
             <wp:docPr id="1825678125" name="Picture 1" descr="A graph with blue lines and red dots&#10;&#10;AI-generated content may be incorrect."/>
@@ -4243,7 +4227,6 @@
         <w:t xml:space="preserve">es = </w:t>
       </w:r>
       <w:proofErr w:type="spellStart"/>
-      <w:proofErr w:type="gramStart"/>
       <w:r>
         <w:rPr>
           <w:sz w:val="24"/>
@@ -4257,15 +4240,7 @@
           <w:sz w:val="24"/>
           <w:szCs w:val="24"/>
         </w:rPr>
-        <w:t>(</w:t>
-      </w:r>
-      <w:proofErr w:type="gramEnd"/>
-      <w:r>
-        <w:rPr>
-          <w:sz w:val="24"/>
-          <w:szCs w:val="24"/>
-        </w:rPr>
-        <w:t>monitor='</w:t>
+        <w:t>(monitor='</w:t>
       </w:r>
       <w:proofErr w:type="spellStart"/>
       <w:r>
@@ -4300,7 +4275,6 @@
         <w:t xml:space="preserve">mc = </w:t>
       </w:r>
       <w:proofErr w:type="spellStart"/>
-      <w:proofErr w:type="gramStart"/>
       <w:r>
         <w:rPr>
           <w:sz w:val="24"/>
@@ -4314,15 +4288,7 @@
           <w:sz w:val="24"/>
           <w:szCs w:val="24"/>
         </w:rPr>
-        <w:t>(</w:t>
-      </w:r>
-      <w:proofErr w:type="gramEnd"/>
-      <w:r>
-        <w:rPr>
-          <w:sz w:val="24"/>
-          <w:szCs w:val="24"/>
-        </w:rPr>
-        <w:t>'</w:t>
+        <w:t>('</w:t>
       </w:r>
       <w:proofErr w:type="spellStart"/>
       <w:r>
@@ -4405,7 +4371,6 @@
         <w:t xml:space="preserve">history = </w:t>
       </w:r>
       <w:proofErr w:type="spellStart"/>
-      <w:proofErr w:type="gramStart"/>
       <w:r>
         <w:rPr>
           <w:sz w:val="24"/>
@@ -4419,15 +4384,7 @@
           <w:sz w:val="24"/>
           <w:szCs w:val="24"/>
         </w:rPr>
-        <w:t>(</w:t>
-      </w:r>
-      <w:proofErr w:type="gramEnd"/>
-      <w:r>
-        <w:rPr>
-          <w:sz w:val="24"/>
-          <w:szCs w:val="24"/>
-        </w:rPr>
-        <w:t xml:space="preserve">X_train, </w:t>
+        <w:t xml:space="preserve">(X_train, </w:t>
       </w:r>
       <w:proofErr w:type="spellStart"/>
       <w:r>
@@ -4507,23 +4464,7 @@
           <w:sz w:val="24"/>
           <w:szCs w:val="24"/>
         </w:rPr>
-        <w:t xml:space="preserve">                    verbose=1, callbacks</w:t>
-      </w:r>
-      <w:proofErr w:type="gramStart"/>
-      <w:r>
-        <w:rPr>
-          <w:sz w:val="24"/>
-          <w:szCs w:val="24"/>
-        </w:rPr>
-        <w:t>=[</w:t>
-      </w:r>
-      <w:proofErr w:type="gramEnd"/>
-      <w:r>
-        <w:rPr>
-          <w:sz w:val="24"/>
-          <w:szCs w:val="24"/>
-        </w:rPr>
-        <w:t>es, mc],</w:t>
+        <w:t xml:space="preserve">                    verbose=1, callbacks=[es, mc],</w:t>
       </w:r>
     </w:p>
     <w:p>
@@ -5071,13 +5012,11 @@
     </w:p>
     <w:p>
       <w:proofErr w:type="spellStart"/>
-      <w:proofErr w:type="gramStart"/>
       <w:r>
         <w:lastRenderedPageBreak/>
         <w:t>autoencoder.compile</w:t>
       </w:r>
       <w:proofErr w:type="spellEnd"/>
-      <w:proofErr w:type="gramEnd"/>
       <w:r>
         <w:t>(optimizer='</w:t>
       </w:r>
@@ -5108,7 +5047,6 @@
         <w:t xml:space="preserve">history = </w:t>
       </w:r>
       <w:proofErr w:type="spellStart"/>
-      <w:proofErr w:type="gramStart"/>
       <w:r>
         <w:t>autoencoder.fit</w:t>
       </w:r>
@@ -5117,7 +5055,6 @@
         <w:t>(</w:t>
       </w:r>
       <w:proofErr w:type="spellStart"/>
-      <w:proofErr w:type="gramEnd"/>
       <w:r>
         <w:t>x_train</w:t>
       </w:r>
@@ -5326,6 +5263,70 @@
           <w:u w:val="single"/>
         </w:rPr>
         <w:t>Lab 11</w:t>
+      </w:r>
+    </w:p>
+    <w:p>
+      <w:pPr>
+        <w:jc w:val="both"/>
+        <w:rPr>
+          <w:sz w:val="44"/>
+          <w:szCs w:val="44"/>
+          <w:u w:val="single"/>
+        </w:rPr>
+      </w:pPr>
+      <w:r>
+        <w:rPr>
+          <w:noProof/>
+        </w:rPr>
+        <w:lastRenderedPageBreak/>
+        <w:drawing>
+          <wp:inline distT="0" distB="0" distL="0" distR="0" wp14:anchorId="04E61DE4" wp14:editId="397EBCA3">
+            <wp:extent cx="5731510" cy="4636770"/>
+            <wp:effectExtent l="0" t="0" r="2540" b="0"/>
+            <wp:docPr id="2041952229" name="Picture 1" descr="A screenshot of a computer screen&#10;&#10;AI-generated content may be incorrect."/>
+            <wp:cNvGraphicFramePr>
+              <a:graphicFrameLocks xmlns:a="http://schemas.openxmlformats.org/drawingml/2006/main" noChangeAspect="1"/>
+            </wp:cNvGraphicFramePr>
+            <a:graphic xmlns:a="http://schemas.openxmlformats.org/drawingml/2006/main">
+              <a:graphicData uri="http://schemas.openxmlformats.org/drawingml/2006/picture">
+                <pic:pic xmlns:pic="http://schemas.openxmlformats.org/drawingml/2006/picture">
+                  <pic:nvPicPr>
+                    <pic:cNvPr id="2041952229" name="Picture 1" descr="A screenshot of a computer screen&#10;&#10;AI-generated content may be incorrect."/>
+                    <pic:cNvPicPr>
+                      <a:picLocks noChangeAspect="1" noChangeArrowheads="1"/>
+                    </pic:cNvPicPr>
+                  </pic:nvPicPr>
+                  <pic:blipFill>
+                    <a:blip r:embed="rId32">
+                      <a:extLst>
+                        <a:ext uri="{28A0092B-C50C-407E-A947-70E740481C1C}">
+                          <a14:useLocalDpi xmlns:a14="http://schemas.microsoft.com/office/drawing/2010/main" val="0"/>
+                        </a:ext>
+                      </a:extLst>
+                    </a:blip>
+                    <a:srcRect/>
+                    <a:stretch>
+                      <a:fillRect/>
+                    </a:stretch>
+                  </pic:blipFill>
+                  <pic:spPr bwMode="auto">
+                    <a:xfrm>
+                      <a:off x="0" y="0"/>
+                      <a:ext cx="5731510" cy="4636770"/>
+                    </a:xfrm>
+                    <a:prstGeom prst="rect">
+                      <a:avLst/>
+                    </a:prstGeom>
+                    <a:noFill/>
+                    <a:ln>
+                      <a:noFill/>
+                    </a:ln>
+                  </pic:spPr>
+                </pic:pic>
+              </a:graphicData>
+            </a:graphic>
+          </wp:inline>
+        </w:drawing>
       </w:r>
     </w:p>
     <w:p>

--- a/LABlogbook.docx
+++ b/LABlogbook.docx
@@ -397,15 +397,7 @@
         </w:r>
       </w:fldSimple>
       <w:r>
-        <w:t xml:space="preserve"> - </w:t>
-      </w:r>
-      <w:proofErr w:type="spellStart"/>
-      <w:r>
-        <w:t>FeedForward</w:t>
-      </w:r>
-      <w:proofErr w:type="spellEnd"/>
-      <w:r>
-        <w:t>(sequential) process for MLP</w:t>
+        <w:t xml:space="preserve"> - FeedForward(sequential) process for MLP</w:t>
       </w:r>
     </w:p>
     <w:p>
@@ -772,61 +764,25 @@
           <w:sz w:val="24"/>
           <w:szCs w:val="24"/>
         </w:rPr>
-        <w:t xml:space="preserve">absolute prediction error </w:t>
-      </w:r>
-      <w:proofErr w:type="gramStart"/>
-      <w:r>
+        <w:t>absolute prediction error =  5507.0  $</w:t>
+      </w:r>
+    </w:p>
+    <w:p>
+      <w:pPr>
+        <w:spacing w:line="276" w:lineRule="auto"/>
         <w:rPr>
           <w:rFonts w:ascii="Aptos" w:eastAsia="Aptos" w:hAnsi="Aptos" w:cs="Times New Roman"/>
           <w:sz w:val="24"/>
           <w:szCs w:val="24"/>
         </w:rPr>
-        <w:t>=  5507.0</w:t>
-      </w:r>
-      <w:proofErr w:type="gramEnd"/>
+      </w:pPr>
       <w:r>
         <w:rPr>
           <w:rFonts w:ascii="Aptos" w:eastAsia="Aptos" w:hAnsi="Aptos" w:cs="Times New Roman"/>
           <w:sz w:val="24"/>
           <w:szCs w:val="24"/>
         </w:rPr>
-        <w:t xml:space="preserve">  $</w:t>
-      </w:r>
-    </w:p>
-    <w:p>
-      <w:pPr>
-        <w:spacing w:line="276" w:lineRule="auto"/>
-        <w:rPr>
-          <w:rFonts w:ascii="Aptos" w:eastAsia="Aptos" w:hAnsi="Aptos" w:cs="Times New Roman"/>
-          <w:sz w:val="24"/>
-          <w:szCs w:val="24"/>
-        </w:rPr>
-      </w:pPr>
-      <w:r>
-        <w:rPr>
-          <w:rFonts w:ascii="Aptos" w:eastAsia="Aptos" w:hAnsi="Aptos" w:cs="Times New Roman"/>
-          <w:sz w:val="24"/>
-          <w:szCs w:val="24"/>
-        </w:rPr>
-        <w:t xml:space="preserve">relative prediction error </w:t>
-      </w:r>
-      <w:proofErr w:type="gramStart"/>
-      <w:r>
-        <w:rPr>
-          <w:rFonts w:ascii="Aptos" w:eastAsia="Aptos" w:hAnsi="Aptos" w:cs="Times New Roman"/>
-          <w:sz w:val="24"/>
-          <w:szCs w:val="24"/>
-        </w:rPr>
-        <w:t>=  2.481748535376296</w:t>
-      </w:r>
-      <w:proofErr w:type="gramEnd"/>
-      <w:r>
-        <w:rPr>
-          <w:rFonts w:ascii="Aptos" w:eastAsia="Aptos" w:hAnsi="Aptos" w:cs="Times New Roman"/>
-          <w:sz w:val="24"/>
-          <w:szCs w:val="24"/>
-        </w:rPr>
-        <w:t xml:space="preserve">  %</w:t>
+        <w:t>relative prediction error =  2.481748535376296  %</w:t>
       </w:r>
     </w:p>
     <w:p>
@@ -1059,15 +1015,7 @@
         </w:r>
       </w:fldSimple>
       <w:r>
-        <w:t xml:space="preserve"> - </w:t>
-      </w:r>
-      <w:proofErr w:type="spellStart"/>
-      <w:r>
-        <w:t>cnn</w:t>
-      </w:r>
-      <w:proofErr w:type="spellEnd"/>
-      <w:r>
-        <w:t xml:space="preserve"> model's architecture</w:t>
+        <w:t xml:space="preserve"> - cnn model's architecture</w:t>
       </w:r>
     </w:p>
     <w:p>
@@ -1328,15 +1276,7 @@
         </w:r>
       </w:fldSimple>
       <w:r>
-        <w:t xml:space="preserve"> - </w:t>
-      </w:r>
-      <w:proofErr w:type="spellStart"/>
-      <w:r>
-        <w:t>rnn</w:t>
-      </w:r>
-      <w:proofErr w:type="spellEnd"/>
-      <w:r>
-        <w:t xml:space="preserve"> model's architecture</w:t>
+        <w:t xml:space="preserve"> - rnn model's architecture</w:t>
       </w:r>
     </w:p>
     <w:p>
@@ -1363,37 +1303,12 @@
           <w:szCs w:val="24"/>
         </w:rPr>
       </w:pPr>
-      <w:proofErr w:type="spellStart"/>
-      <w:r>
-        <w:rPr>
-          <w:sz w:val="24"/>
-          <w:szCs w:val="24"/>
-        </w:rPr>
-        <w:t>early_stop</w:t>
-      </w:r>
-      <w:proofErr w:type="spellEnd"/>
-      <w:r>
-        <w:rPr>
-          <w:sz w:val="24"/>
-          <w:szCs w:val="24"/>
-        </w:rPr>
-        <w:t xml:space="preserve"> = EarlyStopping(monitor='val_loss</w:t>
-      </w:r>
-      <w:proofErr w:type="gramStart"/>
-      <w:r>
-        <w:rPr>
-          <w:sz w:val="24"/>
-          <w:szCs w:val="24"/>
-        </w:rPr>
-        <w:t>',patience</w:t>
-      </w:r>
-      <w:proofErr w:type="gramEnd"/>
-      <w:r>
-        <w:rPr>
-          <w:sz w:val="24"/>
-          <w:szCs w:val="24"/>
-        </w:rPr>
-        <w:t>=LAST_DIGIT_IN_YOUR_SID)</w:t>
+      <w:r>
+        <w:rPr>
+          <w:sz w:val="24"/>
+          <w:szCs w:val="24"/>
+        </w:rPr>
+        <w:t>early_stop = EarlyStopping(monitor='val_loss',patience=LAST_DIGIT_IN_YOUR_SID)</w:t>
       </w:r>
     </w:p>
     <w:p>
@@ -1684,15 +1599,7 @@
         </w:r>
       </w:fldSimple>
       <w:r>
-        <w:t xml:space="preserve"> - VGG-16 </w:t>
-      </w:r>
-      <w:proofErr w:type="spellStart"/>
-      <w:r>
-        <w:t>Acc</w:t>
-      </w:r>
-      <w:proofErr w:type="spellEnd"/>
-      <w:r>
-        <w:t>, Loss graphs</w:t>
+        <w:t xml:space="preserve"> - VGG-16 Acc, Loss graphs</w:t>
       </w:r>
     </w:p>
     <w:p>
@@ -1771,15 +1678,7 @@
         </w:r>
       </w:fldSimple>
       <w:r>
-        <w:t xml:space="preserve"> - VGG-19 </w:t>
-      </w:r>
-      <w:proofErr w:type="spellStart"/>
-      <w:r>
-        <w:t>Acc</w:t>
-      </w:r>
-      <w:proofErr w:type="spellEnd"/>
-      <w:r>
-        <w:t>, Loss graphs</w:t>
+        <w:t xml:space="preserve"> - VGG-19 Acc, Loss graphs</w:t>
       </w:r>
     </w:p>
     <w:p>
@@ -1843,15 +1742,7 @@
         </w:r>
       </w:fldSimple>
       <w:r>
-        <w:t xml:space="preserve"> - InceptionV3 </w:t>
-      </w:r>
-      <w:proofErr w:type="spellStart"/>
-      <w:r>
-        <w:t>Acc</w:t>
-      </w:r>
-      <w:proofErr w:type="spellEnd"/>
-      <w:r>
-        <w:t>, Loss graphs</w:t>
+        <w:t xml:space="preserve"> - InceptionV3 Acc, Loss graphs</w:t>
       </w:r>
     </w:p>
     <w:p/>
@@ -2117,87 +2008,23 @@
           <w:szCs w:val="24"/>
         </w:rPr>
         <w:lastRenderedPageBreak/>
-        <w:t xml:space="preserve">history_1 = </w:t>
-      </w:r>
-      <w:proofErr w:type="gramStart"/>
-      <w:r>
-        <w:rPr>
-          <w:sz w:val="24"/>
-          <w:szCs w:val="24"/>
-        </w:rPr>
-        <w:t>model_1.fit(</w:t>
-      </w:r>
-      <w:proofErr w:type="gramEnd"/>
-      <w:r>
-        <w:rPr>
-          <w:sz w:val="24"/>
-          <w:szCs w:val="24"/>
-        </w:rPr>
-        <w:t xml:space="preserve">X_train, </w:t>
-      </w:r>
-      <w:proofErr w:type="spellStart"/>
-      <w:r>
-        <w:rPr>
-          <w:sz w:val="24"/>
-          <w:szCs w:val="24"/>
-        </w:rPr>
-        <w:t>y_train</w:t>
-      </w:r>
-      <w:proofErr w:type="spellEnd"/>
-      <w:r>
-        <w:rPr>
-          <w:sz w:val="24"/>
-          <w:szCs w:val="24"/>
-        </w:rPr>
-        <w:t xml:space="preserve">, </w:t>
-      </w:r>
-      <w:proofErr w:type="spellStart"/>
-      <w:r>
-        <w:rPr>
-          <w:sz w:val="24"/>
-          <w:szCs w:val="24"/>
-        </w:rPr>
-        <w:t>batch_size</w:t>
-      </w:r>
-      <w:proofErr w:type="spellEnd"/>
-      <w:r>
-        <w:rPr>
-          <w:sz w:val="24"/>
-          <w:szCs w:val="24"/>
-        </w:rPr>
-        <w:t>=20, epochs=10,</w:t>
-      </w:r>
-    </w:p>
-    <w:p>
-      <w:pPr>
-        <w:jc w:val="both"/>
-        <w:rPr>
-          <w:sz w:val="24"/>
-          <w:szCs w:val="24"/>
-        </w:rPr>
-      </w:pPr>
-      <w:r>
-        <w:rPr>
-          <w:sz w:val="24"/>
-          <w:szCs w:val="24"/>
-        </w:rPr>
-        <w:t xml:space="preserve">                    </w:t>
-      </w:r>
-      <w:proofErr w:type="spellStart"/>
-      <w:r>
-        <w:rPr>
-          <w:sz w:val="24"/>
-          <w:szCs w:val="24"/>
-        </w:rPr>
-        <w:t>validation_split</w:t>
-      </w:r>
-      <w:proofErr w:type="spellEnd"/>
-      <w:r>
-        <w:rPr>
-          <w:sz w:val="24"/>
-          <w:szCs w:val="24"/>
-        </w:rPr>
-        <w:t>=0.1,</w:t>
+        <w:t>history_1 = model_1.fit(X_train, y_train, batch_size=20, epochs=10,</w:t>
+      </w:r>
+    </w:p>
+    <w:p>
+      <w:pPr>
+        <w:jc w:val="both"/>
+        <w:rPr>
+          <w:sz w:val="24"/>
+          <w:szCs w:val="24"/>
+        </w:rPr>
+      </w:pPr>
+      <w:r>
+        <w:rPr>
+          <w:sz w:val="24"/>
+          <w:szCs w:val="24"/>
+        </w:rPr>
+        <w:t xml:space="preserve">                    validation_split=0.1,</w:t>
       </w:r>
     </w:p>
     <w:p>
@@ -2288,55 +2115,23 @@
           <w:sz w:val="24"/>
           <w:szCs w:val="24"/>
         </w:rPr>
-        <w:t xml:space="preserve"> 14ms/step - loss: 0.1293 - </w:t>
-      </w:r>
-      <w:proofErr w:type="spellStart"/>
-      <w:r>
-        <w:rPr>
-          <w:sz w:val="24"/>
-          <w:szCs w:val="24"/>
-        </w:rPr>
-        <w:t>mae</w:t>
-      </w:r>
-      <w:proofErr w:type="spellEnd"/>
-      <w:r>
-        <w:rPr>
-          <w:sz w:val="24"/>
-          <w:szCs w:val="24"/>
-        </w:rPr>
-        <w:t xml:space="preserve">: 0.0923 </w:t>
-      </w:r>
-    </w:p>
-    <w:p>
-      <w:pPr>
-        <w:jc w:val="both"/>
-        <w:rPr>
-          <w:sz w:val="24"/>
-          <w:szCs w:val="24"/>
-        </w:rPr>
-      </w:pPr>
-      <w:r>
-        <w:rPr>
-          <w:sz w:val="24"/>
-          <w:szCs w:val="24"/>
-        </w:rPr>
-        <w:t xml:space="preserve">Epoch 1: </w:t>
-      </w:r>
-      <w:proofErr w:type="spellStart"/>
-      <w:r>
-        <w:rPr>
-          <w:sz w:val="24"/>
-          <w:szCs w:val="24"/>
-        </w:rPr>
-        <w:t>val_loss</w:t>
-      </w:r>
-      <w:proofErr w:type="spellEnd"/>
-      <w:r>
-        <w:rPr>
-          <w:sz w:val="24"/>
-          <w:szCs w:val="24"/>
-        </w:rPr>
-        <w:t xml:space="preserve"> improved from inf to 0.00003, saving model to best_model_1_LSTM_Silver_3D_Tensor.keras</w:t>
+        <w:t xml:space="preserve"> 14ms/step - loss: 0.1293 - mae: 0.0923 </w:t>
+      </w:r>
+    </w:p>
+    <w:p>
+      <w:pPr>
+        <w:jc w:val="both"/>
+        <w:rPr>
+          <w:sz w:val="24"/>
+          <w:szCs w:val="24"/>
+        </w:rPr>
+      </w:pPr>
+      <w:r>
+        <w:rPr>
+          <w:sz w:val="24"/>
+          <w:szCs w:val="24"/>
+        </w:rPr>
+        <w:t>Epoch 1: val_loss improved from inf to 0.00003, saving model to best_model_1_LSTM_Silver_3D_Tensor.keras</w:t>
       </w:r>
     </w:p>
     <w:p>
@@ -2392,55 +2187,7 @@
           <w:sz w:val="24"/>
           <w:szCs w:val="24"/>
         </w:rPr>
-        <w:t xml:space="preserve"> 16ms/step - loss: 0.1292 - </w:t>
-      </w:r>
-      <w:proofErr w:type="spellStart"/>
-      <w:r>
-        <w:rPr>
-          <w:sz w:val="24"/>
-          <w:szCs w:val="24"/>
-        </w:rPr>
-        <w:t>mae</w:t>
-      </w:r>
-      <w:proofErr w:type="spellEnd"/>
-      <w:r>
-        <w:rPr>
-          <w:sz w:val="24"/>
-          <w:szCs w:val="24"/>
-        </w:rPr>
-        <w:t xml:space="preserve">: 0.0923 - </w:t>
-      </w:r>
-      <w:proofErr w:type="spellStart"/>
-      <w:r>
-        <w:rPr>
-          <w:sz w:val="24"/>
-          <w:szCs w:val="24"/>
-        </w:rPr>
-        <w:t>val_loss</w:t>
-      </w:r>
-      <w:proofErr w:type="spellEnd"/>
-      <w:r>
-        <w:rPr>
-          <w:sz w:val="24"/>
-          <w:szCs w:val="24"/>
-        </w:rPr>
-        <w:t xml:space="preserve">: 2.9179e-05 - </w:t>
-      </w:r>
-      <w:proofErr w:type="spellStart"/>
-      <w:r>
-        <w:rPr>
-          <w:sz w:val="24"/>
-          <w:szCs w:val="24"/>
-        </w:rPr>
-        <w:t>val_mae</w:t>
-      </w:r>
-      <w:proofErr w:type="spellEnd"/>
-      <w:r>
-        <w:rPr>
-          <w:sz w:val="24"/>
-          <w:szCs w:val="24"/>
-        </w:rPr>
-        <w:t>: 0.0038</w:t>
+        <w:t xml:space="preserve"> 16ms/step - loss: 0.1292 - mae: 0.0923 - val_loss: 2.9179e-05 - val_mae: 0.0038</w:t>
       </w:r>
     </w:p>
     <w:p>
@@ -2512,55 +2259,23 @@
           <w:sz w:val="24"/>
           <w:szCs w:val="24"/>
         </w:rPr>
-        <w:t xml:space="preserve"> 16ms/step - loss: 4.4647e-05 - </w:t>
-      </w:r>
-      <w:proofErr w:type="spellStart"/>
-      <w:r>
-        <w:rPr>
-          <w:sz w:val="24"/>
-          <w:szCs w:val="24"/>
-        </w:rPr>
-        <w:t>mae</w:t>
-      </w:r>
-      <w:proofErr w:type="spellEnd"/>
-      <w:r>
-        <w:rPr>
-          <w:sz w:val="24"/>
-          <w:szCs w:val="24"/>
-        </w:rPr>
-        <w:t xml:space="preserve">: 0.0048 </w:t>
-      </w:r>
-    </w:p>
-    <w:p>
-      <w:pPr>
-        <w:jc w:val="both"/>
-        <w:rPr>
-          <w:sz w:val="24"/>
-          <w:szCs w:val="24"/>
-        </w:rPr>
-      </w:pPr>
-      <w:r>
-        <w:rPr>
-          <w:sz w:val="24"/>
-          <w:szCs w:val="24"/>
-        </w:rPr>
-        <w:t xml:space="preserve">Epoch 2: </w:t>
-      </w:r>
-      <w:proofErr w:type="spellStart"/>
-      <w:r>
-        <w:rPr>
-          <w:sz w:val="24"/>
-          <w:szCs w:val="24"/>
-        </w:rPr>
-        <w:t>val_loss</w:t>
-      </w:r>
-      <w:proofErr w:type="spellEnd"/>
-      <w:r>
-        <w:rPr>
-          <w:sz w:val="24"/>
-          <w:szCs w:val="24"/>
-        </w:rPr>
-        <w:t xml:space="preserve"> did not improve from 0.00003</w:t>
+        <w:t xml:space="preserve"> 16ms/step - loss: 4.4647e-05 - mae: 0.0048 </w:t>
+      </w:r>
+    </w:p>
+    <w:p>
+      <w:pPr>
+        <w:jc w:val="both"/>
+        <w:rPr>
+          <w:sz w:val="24"/>
+          <w:szCs w:val="24"/>
+        </w:rPr>
+      </w:pPr>
+      <w:r>
+        <w:rPr>
+          <w:sz w:val="24"/>
+          <w:szCs w:val="24"/>
+        </w:rPr>
+        <w:t>Epoch 2: val_loss did not improve from 0.00003</w:t>
       </w:r>
     </w:p>
     <w:p>
@@ -2616,55 +2331,7 @@
           <w:sz w:val="24"/>
           <w:szCs w:val="24"/>
         </w:rPr>
-        <w:t xml:space="preserve"> 16ms/step - loss: 4.4647e-05 - </w:t>
-      </w:r>
-      <w:proofErr w:type="spellStart"/>
-      <w:r>
-        <w:rPr>
-          <w:sz w:val="24"/>
-          <w:szCs w:val="24"/>
-        </w:rPr>
-        <w:t>mae</w:t>
-      </w:r>
-      <w:proofErr w:type="spellEnd"/>
-      <w:r>
-        <w:rPr>
-          <w:sz w:val="24"/>
-          <w:szCs w:val="24"/>
-        </w:rPr>
-        <w:t xml:space="preserve">: 0.0048 - </w:t>
-      </w:r>
-      <w:proofErr w:type="spellStart"/>
-      <w:r>
-        <w:rPr>
-          <w:sz w:val="24"/>
-          <w:szCs w:val="24"/>
-        </w:rPr>
-        <w:t>val_loss</w:t>
-      </w:r>
-      <w:proofErr w:type="spellEnd"/>
-      <w:r>
-        <w:rPr>
-          <w:sz w:val="24"/>
-          <w:szCs w:val="24"/>
-        </w:rPr>
-        <w:t xml:space="preserve">: 5.2283e-05 - </w:t>
-      </w:r>
-      <w:proofErr w:type="spellStart"/>
-      <w:r>
-        <w:rPr>
-          <w:sz w:val="24"/>
-          <w:szCs w:val="24"/>
-        </w:rPr>
-        <w:t>val_mae</w:t>
-      </w:r>
-      <w:proofErr w:type="spellEnd"/>
-      <w:r>
-        <w:rPr>
-          <w:sz w:val="24"/>
-          <w:szCs w:val="24"/>
-        </w:rPr>
-        <w:t>: 0.0055</w:t>
+        <w:t xml:space="preserve"> 16ms/step - loss: 4.4647e-05 - mae: 0.0048 - val_loss: 5.2283e-05 - val_mae: 0.0055</w:t>
       </w:r>
     </w:p>
     <w:p>
@@ -2736,55 +2403,23 @@
           <w:sz w:val="24"/>
           <w:szCs w:val="24"/>
         </w:rPr>
-        <w:t xml:space="preserve"> 15ms/step - loss: 4.7332e-05 - </w:t>
-      </w:r>
-      <w:proofErr w:type="spellStart"/>
-      <w:r>
-        <w:rPr>
-          <w:sz w:val="24"/>
-          <w:szCs w:val="24"/>
-        </w:rPr>
-        <w:t>mae</w:t>
-      </w:r>
-      <w:proofErr w:type="spellEnd"/>
-      <w:r>
-        <w:rPr>
-          <w:sz w:val="24"/>
-          <w:szCs w:val="24"/>
-        </w:rPr>
-        <w:t xml:space="preserve">: 0.0051  </w:t>
-      </w:r>
-    </w:p>
-    <w:p>
-      <w:pPr>
-        <w:jc w:val="both"/>
-        <w:rPr>
-          <w:sz w:val="24"/>
-          <w:szCs w:val="24"/>
-        </w:rPr>
-      </w:pPr>
-      <w:r>
-        <w:rPr>
-          <w:sz w:val="24"/>
-          <w:szCs w:val="24"/>
-        </w:rPr>
-        <w:t xml:space="preserve">Epoch 3: </w:t>
-      </w:r>
-      <w:proofErr w:type="spellStart"/>
-      <w:r>
-        <w:rPr>
-          <w:sz w:val="24"/>
-          <w:szCs w:val="24"/>
-        </w:rPr>
-        <w:t>val_loss</w:t>
-      </w:r>
-      <w:proofErr w:type="spellEnd"/>
-      <w:r>
-        <w:rPr>
-          <w:sz w:val="24"/>
-          <w:szCs w:val="24"/>
-        </w:rPr>
-        <w:t xml:space="preserve"> improved from 0.00003 to 0.00002, saving model to best_model_1_LSTM_Silver_3D_Tensor.keras</w:t>
+        <w:t xml:space="preserve"> 15ms/step - loss: 4.7332e-05 - mae: 0.0051  </w:t>
+      </w:r>
+    </w:p>
+    <w:p>
+      <w:pPr>
+        <w:jc w:val="both"/>
+        <w:rPr>
+          <w:sz w:val="24"/>
+          <w:szCs w:val="24"/>
+        </w:rPr>
+      </w:pPr>
+      <w:r>
+        <w:rPr>
+          <w:sz w:val="24"/>
+          <w:szCs w:val="24"/>
+        </w:rPr>
+        <w:t>Epoch 3: val_loss improved from 0.00003 to 0.00002, saving model to best_model_1_LSTM_Silver_3D_Tensor.keras</w:t>
       </w:r>
     </w:p>
     <w:p>
@@ -2840,55 +2475,7 @@
           <w:sz w:val="24"/>
           <w:szCs w:val="24"/>
         </w:rPr>
-        <w:t xml:space="preserve"> 15ms/step - loss: 4.7345e-05 - </w:t>
-      </w:r>
-      <w:proofErr w:type="spellStart"/>
-      <w:r>
-        <w:rPr>
-          <w:sz w:val="24"/>
-          <w:szCs w:val="24"/>
-        </w:rPr>
-        <w:t>mae</w:t>
-      </w:r>
-      <w:proofErr w:type="spellEnd"/>
-      <w:r>
-        <w:rPr>
-          <w:sz w:val="24"/>
-          <w:szCs w:val="24"/>
-        </w:rPr>
-        <w:t xml:space="preserve">: 0.0051 - </w:t>
-      </w:r>
-      <w:proofErr w:type="spellStart"/>
-      <w:r>
-        <w:rPr>
-          <w:sz w:val="24"/>
-          <w:szCs w:val="24"/>
-        </w:rPr>
-        <w:t>val_loss</w:t>
-      </w:r>
-      <w:proofErr w:type="spellEnd"/>
-      <w:r>
-        <w:rPr>
-          <w:sz w:val="24"/>
-          <w:szCs w:val="24"/>
-        </w:rPr>
-        <w:t xml:space="preserve">: 2.2655e-05 - </w:t>
-      </w:r>
-      <w:proofErr w:type="spellStart"/>
-      <w:r>
-        <w:rPr>
-          <w:sz w:val="24"/>
-          <w:szCs w:val="24"/>
-        </w:rPr>
-        <w:t>val_mae</w:t>
-      </w:r>
-      <w:proofErr w:type="spellEnd"/>
-      <w:r>
-        <w:rPr>
-          <w:sz w:val="24"/>
-          <w:szCs w:val="24"/>
-        </w:rPr>
-        <w:t>: 0.0030</w:t>
+        <w:t xml:space="preserve"> 15ms/step - loss: 4.7345e-05 - mae: 0.0051 - val_loss: 2.2655e-05 - val_mae: 0.0030</w:t>
       </w:r>
     </w:p>
     <w:p>
@@ -2960,55 +2547,23 @@
           <w:sz w:val="24"/>
           <w:szCs w:val="24"/>
         </w:rPr>
-        <w:t xml:space="preserve"> 16ms/step - loss: 6.0119e-05 - </w:t>
-      </w:r>
-      <w:proofErr w:type="spellStart"/>
-      <w:r>
-        <w:rPr>
-          <w:sz w:val="24"/>
-          <w:szCs w:val="24"/>
-        </w:rPr>
-        <w:t>mae</w:t>
-      </w:r>
-      <w:proofErr w:type="spellEnd"/>
-      <w:r>
-        <w:rPr>
-          <w:sz w:val="24"/>
-          <w:szCs w:val="24"/>
-        </w:rPr>
-        <w:t xml:space="preserve">: 0.0058  </w:t>
-      </w:r>
-    </w:p>
-    <w:p>
-      <w:pPr>
-        <w:jc w:val="both"/>
-        <w:rPr>
-          <w:sz w:val="24"/>
-          <w:szCs w:val="24"/>
-        </w:rPr>
-      </w:pPr>
-      <w:r>
-        <w:rPr>
-          <w:sz w:val="24"/>
-          <w:szCs w:val="24"/>
-        </w:rPr>
-        <w:t xml:space="preserve">Epoch 4: </w:t>
-      </w:r>
-      <w:proofErr w:type="spellStart"/>
-      <w:r>
-        <w:rPr>
-          <w:sz w:val="24"/>
-          <w:szCs w:val="24"/>
-        </w:rPr>
-        <w:t>val_loss</w:t>
-      </w:r>
-      <w:proofErr w:type="spellEnd"/>
-      <w:r>
-        <w:rPr>
-          <w:sz w:val="24"/>
-          <w:szCs w:val="24"/>
-        </w:rPr>
-        <w:t xml:space="preserve"> did not improve from 0.00002</w:t>
+        <w:t xml:space="preserve"> 16ms/step - loss: 6.0119e-05 - mae: 0.0058  </w:t>
+      </w:r>
+    </w:p>
+    <w:p>
+      <w:pPr>
+        <w:jc w:val="both"/>
+        <w:rPr>
+          <w:sz w:val="24"/>
+          <w:szCs w:val="24"/>
+        </w:rPr>
+      </w:pPr>
+      <w:r>
+        <w:rPr>
+          <w:sz w:val="24"/>
+          <w:szCs w:val="24"/>
+        </w:rPr>
+        <w:t>Epoch 4: val_loss did not improve from 0.00002</w:t>
       </w:r>
     </w:p>
     <w:p>
@@ -3064,55 +2619,7 @@
           <w:sz w:val="24"/>
           <w:szCs w:val="24"/>
         </w:rPr>
-        <w:t xml:space="preserve"> 18ms/step - loss: 6.0119e-05 - </w:t>
-      </w:r>
-      <w:proofErr w:type="spellStart"/>
-      <w:r>
-        <w:rPr>
-          <w:sz w:val="24"/>
-          <w:szCs w:val="24"/>
-        </w:rPr>
-        <w:t>mae</w:t>
-      </w:r>
-      <w:proofErr w:type="spellEnd"/>
-      <w:r>
-        <w:rPr>
-          <w:sz w:val="24"/>
-          <w:szCs w:val="24"/>
-        </w:rPr>
-        <w:t xml:space="preserve">: 0.0058 - </w:t>
-      </w:r>
-      <w:proofErr w:type="spellStart"/>
-      <w:r>
-        <w:rPr>
-          <w:sz w:val="24"/>
-          <w:szCs w:val="24"/>
-        </w:rPr>
-        <w:t>val_loss</w:t>
-      </w:r>
-      <w:proofErr w:type="spellEnd"/>
-      <w:r>
-        <w:rPr>
-          <w:sz w:val="24"/>
-          <w:szCs w:val="24"/>
-        </w:rPr>
-        <w:t xml:space="preserve">: 2.8277e-05 - </w:t>
-      </w:r>
-      <w:proofErr w:type="spellStart"/>
-      <w:r>
-        <w:rPr>
-          <w:sz w:val="24"/>
-          <w:szCs w:val="24"/>
-        </w:rPr>
-        <w:t>val_mae</w:t>
-      </w:r>
-      <w:proofErr w:type="spellEnd"/>
-      <w:r>
-        <w:rPr>
-          <w:sz w:val="24"/>
-          <w:szCs w:val="24"/>
-        </w:rPr>
-        <w:t>: 0.0036</w:t>
+        <w:t xml:space="preserve"> 18ms/step - loss: 6.0119e-05 - mae: 0.0058 - val_loss: 2.8277e-05 - val_mae: 0.0036</w:t>
       </w:r>
     </w:p>
     <w:p>
@@ -3184,23 +2691,7 @@
           <w:sz w:val="24"/>
           <w:szCs w:val="24"/>
         </w:rPr>
-        <w:t xml:space="preserve"> 16ms/step - loss: 7.8571e-05 - </w:t>
-      </w:r>
-      <w:proofErr w:type="spellStart"/>
-      <w:r>
-        <w:rPr>
-          <w:sz w:val="24"/>
-          <w:szCs w:val="24"/>
-        </w:rPr>
-        <w:t>mae</w:t>
-      </w:r>
-      <w:proofErr w:type="spellEnd"/>
-      <w:r>
-        <w:rPr>
-          <w:sz w:val="24"/>
-          <w:szCs w:val="24"/>
-        </w:rPr>
-        <w:t xml:space="preserve">: 0.0068 </w:t>
+        <w:t xml:space="preserve"> 16ms/step - loss: 7.8571e-05 - mae: 0.0068 </w:t>
       </w:r>
     </w:p>
     <w:p>
@@ -3217,23 +2708,7 @@
           <w:szCs w:val="24"/>
         </w:rPr>
         <w:lastRenderedPageBreak/>
-        <w:t xml:space="preserve">Epoch 5: </w:t>
-      </w:r>
-      <w:proofErr w:type="spellStart"/>
-      <w:r>
-        <w:rPr>
-          <w:sz w:val="24"/>
-          <w:szCs w:val="24"/>
-        </w:rPr>
-        <w:t>val_loss</w:t>
-      </w:r>
-      <w:proofErr w:type="spellEnd"/>
-      <w:r>
-        <w:rPr>
-          <w:sz w:val="24"/>
-          <w:szCs w:val="24"/>
-        </w:rPr>
-        <w:t xml:space="preserve"> did not improve from 0.00002</w:t>
+        <w:t>Epoch 5: val_loss did not improve from 0.00002</w:t>
       </w:r>
     </w:p>
     <w:p>
@@ -3289,55 +2764,7 @@
           <w:sz w:val="24"/>
           <w:szCs w:val="24"/>
         </w:rPr>
-        <w:t xml:space="preserve"> 16ms/step - loss: 7.8561e-05 - </w:t>
-      </w:r>
-      <w:proofErr w:type="spellStart"/>
-      <w:r>
-        <w:rPr>
-          <w:sz w:val="24"/>
-          <w:szCs w:val="24"/>
-        </w:rPr>
-        <w:t>mae</w:t>
-      </w:r>
-      <w:proofErr w:type="spellEnd"/>
-      <w:r>
-        <w:rPr>
-          <w:sz w:val="24"/>
-          <w:szCs w:val="24"/>
-        </w:rPr>
-        <w:t xml:space="preserve">: 0.0068 - </w:t>
-      </w:r>
-      <w:proofErr w:type="spellStart"/>
-      <w:r>
-        <w:rPr>
-          <w:sz w:val="24"/>
-          <w:szCs w:val="24"/>
-        </w:rPr>
-        <w:t>val_loss</w:t>
-      </w:r>
-      <w:proofErr w:type="spellEnd"/>
-      <w:r>
-        <w:rPr>
-          <w:sz w:val="24"/>
-          <w:szCs w:val="24"/>
-        </w:rPr>
-        <w:t xml:space="preserve">: 3.2978e-04 - </w:t>
-      </w:r>
-      <w:proofErr w:type="spellStart"/>
-      <w:r>
-        <w:rPr>
-          <w:sz w:val="24"/>
-          <w:szCs w:val="24"/>
-        </w:rPr>
-        <w:t>val_mae</w:t>
-      </w:r>
-      <w:proofErr w:type="spellEnd"/>
-      <w:r>
-        <w:rPr>
-          <w:sz w:val="24"/>
-          <w:szCs w:val="24"/>
-        </w:rPr>
-        <w:t>: 0.0176</w:t>
+        <w:t xml:space="preserve"> 16ms/step - loss: 7.8561e-05 - mae: 0.0068 - val_loss: 3.2978e-04 - val_mae: 0.0176</w:t>
       </w:r>
     </w:p>
     <w:p>
@@ -3409,55 +2836,23 @@
           <w:sz w:val="24"/>
           <w:szCs w:val="24"/>
         </w:rPr>
-        <w:t xml:space="preserve"> 15ms/step - loss: 7.6698e-05 - </w:t>
-      </w:r>
-      <w:proofErr w:type="spellStart"/>
-      <w:r>
-        <w:rPr>
-          <w:sz w:val="24"/>
-          <w:szCs w:val="24"/>
-        </w:rPr>
-        <w:t>mae</w:t>
-      </w:r>
-      <w:proofErr w:type="spellEnd"/>
-      <w:r>
-        <w:rPr>
-          <w:sz w:val="24"/>
-          <w:szCs w:val="24"/>
-        </w:rPr>
-        <w:t xml:space="preserve">: 0.0067 </w:t>
-      </w:r>
-    </w:p>
-    <w:p>
-      <w:pPr>
-        <w:jc w:val="both"/>
-        <w:rPr>
-          <w:sz w:val="24"/>
-          <w:szCs w:val="24"/>
-        </w:rPr>
-      </w:pPr>
-      <w:r>
-        <w:rPr>
-          <w:sz w:val="24"/>
-          <w:szCs w:val="24"/>
-        </w:rPr>
-        <w:t xml:space="preserve">Epoch 6: </w:t>
-      </w:r>
-      <w:proofErr w:type="spellStart"/>
-      <w:r>
-        <w:rPr>
-          <w:sz w:val="24"/>
-          <w:szCs w:val="24"/>
-        </w:rPr>
-        <w:t>val_loss</w:t>
-      </w:r>
-      <w:proofErr w:type="spellEnd"/>
-      <w:r>
-        <w:rPr>
-          <w:sz w:val="24"/>
-          <w:szCs w:val="24"/>
-        </w:rPr>
-        <w:t xml:space="preserve"> did not improve from 0.00002</w:t>
+        <w:t xml:space="preserve"> 15ms/step - loss: 7.6698e-05 - mae: 0.0067 </w:t>
+      </w:r>
+    </w:p>
+    <w:p>
+      <w:pPr>
+        <w:jc w:val="both"/>
+        <w:rPr>
+          <w:sz w:val="24"/>
+          <w:szCs w:val="24"/>
+        </w:rPr>
+      </w:pPr>
+      <w:r>
+        <w:rPr>
+          <w:sz w:val="24"/>
+          <w:szCs w:val="24"/>
+        </w:rPr>
+        <w:t>Epoch 6: val_loss did not improve from 0.00002</w:t>
       </w:r>
     </w:p>
     <w:p>
@@ -3513,55 +2908,7 @@
           <w:sz w:val="24"/>
           <w:szCs w:val="24"/>
         </w:rPr>
-        <w:t xml:space="preserve"> 18ms/step - loss: 7.6632e-05 - </w:t>
-      </w:r>
-      <w:proofErr w:type="spellStart"/>
-      <w:r>
-        <w:rPr>
-          <w:sz w:val="24"/>
-          <w:szCs w:val="24"/>
-        </w:rPr>
-        <w:t>mae</w:t>
-      </w:r>
-      <w:proofErr w:type="spellEnd"/>
-      <w:r>
-        <w:rPr>
-          <w:sz w:val="24"/>
-          <w:szCs w:val="24"/>
-        </w:rPr>
-        <w:t xml:space="preserve">: 0.0067 - </w:t>
-      </w:r>
-      <w:proofErr w:type="spellStart"/>
-      <w:r>
-        <w:rPr>
-          <w:sz w:val="24"/>
-          <w:szCs w:val="24"/>
-        </w:rPr>
-        <w:t>val_loss</w:t>
-      </w:r>
-      <w:proofErr w:type="spellEnd"/>
-      <w:r>
-        <w:rPr>
-          <w:sz w:val="24"/>
-          <w:szCs w:val="24"/>
-        </w:rPr>
-        <w:t xml:space="preserve">: 3.6839e-05 - </w:t>
-      </w:r>
-      <w:proofErr w:type="spellStart"/>
-      <w:r>
-        <w:rPr>
-          <w:sz w:val="24"/>
-          <w:szCs w:val="24"/>
-        </w:rPr>
-        <w:t>val_mae</w:t>
-      </w:r>
-      <w:proofErr w:type="spellEnd"/>
-      <w:r>
-        <w:rPr>
-          <w:sz w:val="24"/>
-          <w:szCs w:val="24"/>
-        </w:rPr>
-        <w:t>: 0.0050</w:t>
+        <w:t xml:space="preserve"> 18ms/step - loss: 7.6632e-05 - mae: 0.0067 - val_loss: 3.6839e-05 - val_mae: 0.0050</w:t>
       </w:r>
     </w:p>
     <w:p>
@@ -3633,55 +2980,23 @@
           <w:sz w:val="24"/>
           <w:szCs w:val="24"/>
         </w:rPr>
-        <w:t xml:space="preserve"> 15ms/step - loss: 6.0741e-05 - </w:t>
-      </w:r>
-      <w:proofErr w:type="spellStart"/>
-      <w:r>
-        <w:rPr>
-          <w:sz w:val="24"/>
-          <w:szCs w:val="24"/>
-        </w:rPr>
-        <w:t>mae</w:t>
-      </w:r>
-      <w:proofErr w:type="spellEnd"/>
-      <w:r>
-        <w:rPr>
-          <w:sz w:val="24"/>
-          <w:szCs w:val="24"/>
-        </w:rPr>
-        <w:t xml:space="preserve">: 0.0059 </w:t>
-      </w:r>
-    </w:p>
-    <w:p>
-      <w:pPr>
-        <w:jc w:val="both"/>
-        <w:rPr>
-          <w:sz w:val="24"/>
-          <w:szCs w:val="24"/>
-        </w:rPr>
-      </w:pPr>
-      <w:r>
-        <w:rPr>
-          <w:sz w:val="24"/>
-          <w:szCs w:val="24"/>
-        </w:rPr>
-        <w:t xml:space="preserve">Epoch 7: </w:t>
-      </w:r>
-      <w:proofErr w:type="spellStart"/>
-      <w:r>
-        <w:rPr>
-          <w:sz w:val="24"/>
-          <w:szCs w:val="24"/>
-        </w:rPr>
-        <w:t>val_loss</w:t>
-      </w:r>
-      <w:proofErr w:type="spellEnd"/>
-      <w:r>
-        <w:rPr>
-          <w:sz w:val="24"/>
-          <w:szCs w:val="24"/>
-        </w:rPr>
-        <w:t xml:space="preserve"> did not improve from 0.00002</w:t>
+        <w:t xml:space="preserve"> 15ms/step - loss: 6.0741e-05 - mae: 0.0059 </w:t>
+      </w:r>
+    </w:p>
+    <w:p>
+      <w:pPr>
+        <w:jc w:val="both"/>
+        <w:rPr>
+          <w:sz w:val="24"/>
+          <w:szCs w:val="24"/>
+        </w:rPr>
+      </w:pPr>
+      <w:r>
+        <w:rPr>
+          <w:sz w:val="24"/>
+          <w:szCs w:val="24"/>
+        </w:rPr>
+        <w:t>Epoch 7: val_loss did not improve from 0.00002</w:t>
       </w:r>
     </w:p>
     <w:p>
@@ -3737,55 +3052,7 @@
           <w:sz w:val="24"/>
           <w:szCs w:val="24"/>
         </w:rPr>
-        <w:t xml:space="preserve"> 16ms/step - loss: 6.0748e-05 - </w:t>
-      </w:r>
-      <w:proofErr w:type="spellStart"/>
-      <w:r>
-        <w:rPr>
-          <w:sz w:val="24"/>
-          <w:szCs w:val="24"/>
-        </w:rPr>
-        <w:t>mae</w:t>
-      </w:r>
-      <w:proofErr w:type="spellEnd"/>
-      <w:r>
-        <w:rPr>
-          <w:sz w:val="24"/>
-          <w:szCs w:val="24"/>
-        </w:rPr>
-        <w:t xml:space="preserve">: 0.0059 - </w:t>
-      </w:r>
-      <w:proofErr w:type="spellStart"/>
-      <w:r>
-        <w:rPr>
-          <w:sz w:val="24"/>
-          <w:szCs w:val="24"/>
-        </w:rPr>
-        <w:t>val_loss</w:t>
-      </w:r>
-      <w:proofErr w:type="spellEnd"/>
-      <w:r>
-        <w:rPr>
-          <w:sz w:val="24"/>
-          <w:szCs w:val="24"/>
-        </w:rPr>
-        <w:t xml:space="preserve">: 3.0728e-05 - </w:t>
-      </w:r>
-      <w:proofErr w:type="spellStart"/>
-      <w:r>
-        <w:rPr>
-          <w:sz w:val="24"/>
-          <w:szCs w:val="24"/>
-        </w:rPr>
-        <w:t>val_mae</w:t>
-      </w:r>
-      <w:proofErr w:type="spellEnd"/>
-      <w:r>
-        <w:rPr>
-          <w:sz w:val="24"/>
-          <w:szCs w:val="24"/>
-        </w:rPr>
-        <w:t>: 0.0045</w:t>
+        <w:t xml:space="preserve"> 16ms/step - loss: 6.0748e-05 - mae: 0.0059 - val_loss: 3.0728e-05 - val_mae: 0.0045</w:t>
       </w:r>
     </w:p>
     <w:p>
@@ -3857,55 +3124,23 @@
           <w:sz w:val="24"/>
           <w:szCs w:val="24"/>
         </w:rPr>
-        <w:t xml:space="preserve"> 16ms/step - loss: 6.3982e-05 - </w:t>
-      </w:r>
-      <w:proofErr w:type="spellStart"/>
-      <w:r>
-        <w:rPr>
-          <w:sz w:val="24"/>
-          <w:szCs w:val="24"/>
-        </w:rPr>
-        <w:t>mae</w:t>
-      </w:r>
-      <w:proofErr w:type="spellEnd"/>
-      <w:r>
-        <w:rPr>
-          <w:sz w:val="24"/>
-          <w:szCs w:val="24"/>
-        </w:rPr>
-        <w:t xml:space="preserve">: 0.0061 </w:t>
-      </w:r>
-    </w:p>
-    <w:p>
-      <w:pPr>
-        <w:jc w:val="both"/>
-        <w:rPr>
-          <w:sz w:val="24"/>
-          <w:szCs w:val="24"/>
-        </w:rPr>
-      </w:pPr>
-      <w:r>
-        <w:rPr>
-          <w:sz w:val="24"/>
-          <w:szCs w:val="24"/>
-        </w:rPr>
-        <w:t xml:space="preserve">Epoch 8: </w:t>
-      </w:r>
-      <w:proofErr w:type="spellStart"/>
-      <w:r>
-        <w:rPr>
-          <w:sz w:val="24"/>
-          <w:szCs w:val="24"/>
-        </w:rPr>
-        <w:t>val_loss</w:t>
-      </w:r>
-      <w:proofErr w:type="spellEnd"/>
-      <w:r>
-        <w:rPr>
-          <w:sz w:val="24"/>
-          <w:szCs w:val="24"/>
-        </w:rPr>
-        <w:t xml:space="preserve"> did not improve from 0.00002</w:t>
+        <w:t xml:space="preserve"> 16ms/step - loss: 6.3982e-05 - mae: 0.0061 </w:t>
+      </w:r>
+    </w:p>
+    <w:p>
+      <w:pPr>
+        <w:jc w:val="both"/>
+        <w:rPr>
+          <w:sz w:val="24"/>
+          <w:szCs w:val="24"/>
+        </w:rPr>
+      </w:pPr>
+      <w:r>
+        <w:rPr>
+          <w:sz w:val="24"/>
+          <w:szCs w:val="24"/>
+        </w:rPr>
+        <w:t>Epoch 8: val_loss did not improve from 0.00002</w:t>
       </w:r>
     </w:p>
     <w:p>
@@ -3961,55 +3196,7 @@
           <w:sz w:val="24"/>
           <w:szCs w:val="24"/>
         </w:rPr>
-        <w:t xml:space="preserve"> 16ms/step - loss: 6.3975e-05 - </w:t>
-      </w:r>
-      <w:proofErr w:type="spellStart"/>
-      <w:r>
-        <w:rPr>
-          <w:sz w:val="24"/>
-          <w:szCs w:val="24"/>
-        </w:rPr>
-        <w:t>mae</w:t>
-      </w:r>
-      <w:proofErr w:type="spellEnd"/>
-      <w:r>
-        <w:rPr>
-          <w:sz w:val="24"/>
-          <w:szCs w:val="24"/>
-        </w:rPr>
-        <w:t xml:space="preserve">: 0.0061 - </w:t>
-      </w:r>
-      <w:proofErr w:type="spellStart"/>
-      <w:r>
-        <w:rPr>
-          <w:sz w:val="24"/>
-          <w:szCs w:val="24"/>
-        </w:rPr>
-        <w:t>val_loss</w:t>
-      </w:r>
-      <w:proofErr w:type="spellEnd"/>
-      <w:r>
-        <w:rPr>
-          <w:sz w:val="24"/>
-          <w:szCs w:val="24"/>
-        </w:rPr>
-        <w:t xml:space="preserve">: 6.0626e-05 - </w:t>
-      </w:r>
-      <w:proofErr w:type="spellStart"/>
-      <w:r>
-        <w:rPr>
-          <w:sz w:val="24"/>
-          <w:szCs w:val="24"/>
-        </w:rPr>
-        <w:t>val_mae</w:t>
-      </w:r>
-      <w:proofErr w:type="spellEnd"/>
-      <w:r>
-        <w:rPr>
-          <w:sz w:val="24"/>
-          <w:szCs w:val="24"/>
-        </w:rPr>
-        <w:t>: 0.0067</w:t>
+        <w:t xml:space="preserve"> 16ms/step - loss: 6.3975e-05 - mae: 0.0061 - val_loss: 6.0626e-05 - val_mae: 0.0067</w:t>
       </w:r>
     </w:p>
     <w:p>
@@ -4042,25 +3229,7 @@
           <w:szCs w:val="24"/>
           <w:u w:val="single"/>
         </w:rPr>
-        <w:t>Mean squared error (</w:t>
-      </w:r>
-      <w:proofErr w:type="spellStart"/>
-      <w:r>
-        <w:rPr>
-          <w:sz w:val="24"/>
-          <w:szCs w:val="24"/>
-          <w:u w:val="single"/>
-        </w:rPr>
-        <w:t>mse</w:t>
-      </w:r>
-      <w:proofErr w:type="spellEnd"/>
-      <w:r>
-        <w:rPr>
-          <w:sz w:val="24"/>
-          <w:szCs w:val="24"/>
-          <w:u w:val="single"/>
-        </w:rPr>
-        <w:t>):</w:t>
+        <w:t>Mean squared error (mse):</w:t>
       </w:r>
       <w:r>
         <w:rPr>
@@ -4084,25 +3253,7 @@
           <w:szCs w:val="24"/>
           <w:u w:val="single"/>
         </w:rPr>
-        <w:t>Mean absolute error (</w:t>
-      </w:r>
-      <w:proofErr w:type="spellStart"/>
-      <w:r>
-        <w:rPr>
-          <w:sz w:val="24"/>
-          <w:szCs w:val="24"/>
-          <w:u w:val="single"/>
-        </w:rPr>
-        <w:t>mae</w:t>
-      </w:r>
-      <w:proofErr w:type="spellEnd"/>
-      <w:r>
-        <w:rPr>
-          <w:sz w:val="24"/>
-          <w:szCs w:val="24"/>
-          <w:u w:val="single"/>
-        </w:rPr>
-        <w:t>):</w:t>
+        <w:t>Mean absolute error (mae):</w:t>
       </w:r>
       <w:r>
         <w:rPr>
@@ -4125,7 +3276,7 @@
           <w:noProof/>
         </w:rPr>
         <w:drawing>
-          <wp:inline distT="0" distB="0" distL="0" distR="0" wp14:anchorId="6A1FD0DC" wp14:editId="4E1781F8">
+          <wp:inline distT="0" distB="0" distL="0" distR="0" wp14:anchorId="6A1FD0DC" wp14:editId="1C00187F">
             <wp:extent cx="4432300" cy="2135126"/>
             <wp:effectExtent l="0" t="0" r="6350" b="0"/>
             <wp:docPr id="1825678125" name="Picture 1" descr="A graph with blue lines and red dots&#10;&#10;AI-generated content may be incorrect."/>
@@ -4224,231 +3375,71 @@
           <w:sz w:val="24"/>
           <w:szCs w:val="24"/>
         </w:rPr>
-        <w:t xml:space="preserve">es = </w:t>
-      </w:r>
-      <w:proofErr w:type="spellStart"/>
-      <w:r>
-        <w:rPr>
-          <w:sz w:val="24"/>
-          <w:szCs w:val="24"/>
-        </w:rPr>
-        <w:t>EarlyStopping</w:t>
-      </w:r>
-      <w:proofErr w:type="spellEnd"/>
-      <w:r>
-        <w:rPr>
-          <w:sz w:val="24"/>
-          <w:szCs w:val="24"/>
-        </w:rPr>
-        <w:t>(monitor='</w:t>
-      </w:r>
-      <w:proofErr w:type="spellStart"/>
-      <w:r>
-        <w:rPr>
-          <w:sz w:val="24"/>
-          <w:szCs w:val="24"/>
-        </w:rPr>
-        <w:t>val_loss</w:t>
-      </w:r>
-      <w:proofErr w:type="spellEnd"/>
-      <w:r>
-        <w:rPr>
-          <w:sz w:val="24"/>
-          <w:szCs w:val="24"/>
-        </w:rPr>
-        <w:t>', mode='min', patience=10, verbose=1)</w:t>
-      </w:r>
-    </w:p>
-    <w:p>
-      <w:pPr>
-        <w:jc w:val="both"/>
-        <w:rPr>
-          <w:sz w:val="24"/>
-          <w:szCs w:val="24"/>
-        </w:rPr>
-      </w:pPr>
-      <w:r>
-        <w:rPr>
-          <w:sz w:val="24"/>
-          <w:szCs w:val="24"/>
-        </w:rPr>
-        <w:t xml:space="preserve">mc = </w:t>
-      </w:r>
-      <w:proofErr w:type="spellStart"/>
-      <w:r>
-        <w:rPr>
-          <w:sz w:val="24"/>
-          <w:szCs w:val="24"/>
-        </w:rPr>
-        <w:t>ModelCheckpoint</w:t>
-      </w:r>
-      <w:proofErr w:type="spellEnd"/>
-      <w:r>
-        <w:rPr>
-          <w:sz w:val="24"/>
-          <w:szCs w:val="24"/>
-        </w:rPr>
-        <w:t>('</w:t>
-      </w:r>
-      <w:proofErr w:type="spellStart"/>
-      <w:r>
-        <w:rPr>
-          <w:sz w:val="24"/>
-          <w:szCs w:val="24"/>
-        </w:rPr>
-        <w:t>best_model_LSTM_GOLD.keras</w:t>
-      </w:r>
-      <w:proofErr w:type="spellEnd"/>
-      <w:r>
-        <w:rPr>
-          <w:sz w:val="24"/>
-          <w:szCs w:val="24"/>
-        </w:rPr>
-        <w:t>', monitor='</w:t>
-      </w:r>
-      <w:proofErr w:type="spellStart"/>
-      <w:r>
-        <w:rPr>
-          <w:sz w:val="24"/>
-          <w:szCs w:val="24"/>
-        </w:rPr>
-        <w:t>val_loss</w:t>
-      </w:r>
-      <w:proofErr w:type="spellEnd"/>
-      <w:r>
-        <w:rPr>
-          <w:sz w:val="24"/>
-          <w:szCs w:val="24"/>
-        </w:rPr>
-        <w:t>',</w:t>
-      </w:r>
-    </w:p>
-    <w:p>
-      <w:pPr>
-        <w:jc w:val="both"/>
-        <w:rPr>
-          <w:sz w:val="24"/>
-          <w:szCs w:val="24"/>
-        </w:rPr>
-      </w:pPr>
-      <w:r>
-        <w:rPr>
-          <w:sz w:val="24"/>
-          <w:szCs w:val="24"/>
-        </w:rPr>
-        <w:t xml:space="preserve">                     mode='min', verbose=1, </w:t>
-      </w:r>
-      <w:proofErr w:type="spellStart"/>
-      <w:r>
-        <w:rPr>
-          <w:sz w:val="24"/>
-          <w:szCs w:val="24"/>
-        </w:rPr>
-        <w:t>save_best_only</w:t>
-      </w:r>
-      <w:proofErr w:type="spellEnd"/>
-      <w:r>
-        <w:rPr>
-          <w:sz w:val="24"/>
-          <w:szCs w:val="24"/>
-        </w:rPr>
-        <w:t>=True)</w:t>
-      </w:r>
-    </w:p>
-    <w:p>
-      <w:pPr>
-        <w:jc w:val="both"/>
-        <w:rPr>
-          <w:sz w:val="24"/>
-          <w:szCs w:val="24"/>
-        </w:rPr>
-      </w:pPr>
-      <w:r>
-        <w:rPr>
-          <w:sz w:val="24"/>
-          <w:szCs w:val="24"/>
-        </w:rPr>
-        <w:t xml:space="preserve">history = </w:t>
-      </w:r>
-      <w:proofErr w:type="spellStart"/>
-      <w:r>
-        <w:rPr>
-          <w:sz w:val="24"/>
-          <w:szCs w:val="24"/>
-        </w:rPr>
-        <w:t>best_model.fit</w:t>
-      </w:r>
-      <w:proofErr w:type="spellEnd"/>
-      <w:r>
-        <w:rPr>
-          <w:sz w:val="24"/>
-          <w:szCs w:val="24"/>
-        </w:rPr>
-        <w:t xml:space="preserve">(X_train, </w:t>
-      </w:r>
-      <w:proofErr w:type="spellStart"/>
-      <w:r>
-        <w:rPr>
-          <w:sz w:val="24"/>
-          <w:szCs w:val="24"/>
-        </w:rPr>
-        <w:t>y_train</w:t>
-      </w:r>
-      <w:proofErr w:type="spellEnd"/>
-      <w:r>
-        <w:rPr>
-          <w:sz w:val="24"/>
-          <w:szCs w:val="24"/>
-        </w:rPr>
-        <w:t xml:space="preserve">, </w:t>
-      </w:r>
-      <w:proofErr w:type="spellStart"/>
-      <w:r>
-        <w:rPr>
-          <w:sz w:val="24"/>
-          <w:szCs w:val="24"/>
-        </w:rPr>
-        <w:t>batch_size</w:t>
-      </w:r>
-      <w:proofErr w:type="spellEnd"/>
-      <w:r>
-        <w:rPr>
-          <w:sz w:val="24"/>
-          <w:szCs w:val="24"/>
-        </w:rPr>
-        <w:t>=12, epochs=32,</w:t>
-      </w:r>
-    </w:p>
-    <w:p>
-      <w:pPr>
-        <w:jc w:val="both"/>
-        <w:rPr>
-          <w:sz w:val="24"/>
-          <w:szCs w:val="24"/>
-        </w:rPr>
-      </w:pPr>
-      <w:r>
-        <w:rPr>
-          <w:sz w:val="24"/>
-          <w:szCs w:val="24"/>
-        </w:rPr>
-        <w:t xml:space="preserve">                    </w:t>
-      </w:r>
-      <w:proofErr w:type="spellStart"/>
-      <w:r>
-        <w:rPr>
-          <w:sz w:val="24"/>
-          <w:szCs w:val="24"/>
-        </w:rPr>
-        <w:t>validation_split</w:t>
-      </w:r>
-      <w:proofErr w:type="spellEnd"/>
-      <w:r>
-        <w:rPr>
-          <w:sz w:val="24"/>
-          <w:szCs w:val="24"/>
-        </w:rPr>
-        <w:t>=0.2, shuffle=True,</w:t>
+        <w:t>es = EarlyStopping(monitor='val_loss', mode='min', patience=10, verbose=1)</w:t>
+      </w:r>
+    </w:p>
+    <w:p>
+      <w:pPr>
+        <w:jc w:val="both"/>
+        <w:rPr>
+          <w:sz w:val="24"/>
+          <w:szCs w:val="24"/>
+        </w:rPr>
+      </w:pPr>
+      <w:r>
+        <w:rPr>
+          <w:sz w:val="24"/>
+          <w:szCs w:val="24"/>
+        </w:rPr>
+        <w:t>mc = ModelCheckpoint('best_model_LSTM_GOLD.keras', monitor='val_loss',</w:t>
+      </w:r>
+    </w:p>
+    <w:p>
+      <w:pPr>
+        <w:jc w:val="both"/>
+        <w:rPr>
+          <w:sz w:val="24"/>
+          <w:szCs w:val="24"/>
+        </w:rPr>
+      </w:pPr>
+      <w:r>
+        <w:rPr>
+          <w:sz w:val="24"/>
+          <w:szCs w:val="24"/>
+        </w:rPr>
+        <w:t xml:space="preserve">                     mode='min', verbose=1, save_best_only=True)</w:t>
+      </w:r>
+    </w:p>
+    <w:p>
+      <w:pPr>
+        <w:jc w:val="both"/>
+        <w:rPr>
+          <w:sz w:val="24"/>
+          <w:szCs w:val="24"/>
+        </w:rPr>
+      </w:pPr>
+      <w:r>
+        <w:rPr>
+          <w:sz w:val="24"/>
+          <w:szCs w:val="24"/>
+        </w:rPr>
+        <w:t>history = best_model.fit(X_train, y_train, batch_size=12, epochs=32,</w:t>
+      </w:r>
+    </w:p>
+    <w:p>
+      <w:pPr>
+        <w:jc w:val="both"/>
+        <w:rPr>
+          <w:sz w:val="24"/>
+          <w:szCs w:val="24"/>
+        </w:rPr>
+      </w:pPr>
+      <w:r>
+        <w:rPr>
+          <w:sz w:val="24"/>
+          <w:szCs w:val="24"/>
+        </w:rPr>
+        <w:t xml:space="preserve">                    validation_split=0.2, shuffle=True,</w:t>
       </w:r>
     </w:p>
     <w:p>
@@ -4480,39 +3471,7 @@
           <w:sz w:val="24"/>
           <w:szCs w:val="24"/>
         </w:rPr>
-        <w:t xml:space="preserve">                    </w:t>
-      </w:r>
-      <w:proofErr w:type="spellStart"/>
-      <w:r>
-        <w:rPr>
-          <w:sz w:val="24"/>
-          <w:szCs w:val="24"/>
-        </w:rPr>
-        <w:t>class_weight</w:t>
-      </w:r>
-      <w:proofErr w:type="spellEnd"/>
-      <w:r>
-        <w:rPr>
-          <w:sz w:val="24"/>
-          <w:szCs w:val="24"/>
-        </w:rPr>
-        <w:t>=</w:t>
-      </w:r>
-      <w:proofErr w:type="spellStart"/>
-      <w:r>
-        <w:rPr>
-          <w:sz w:val="24"/>
-          <w:szCs w:val="24"/>
-        </w:rPr>
-        <w:t>class_weight_dict</w:t>
-      </w:r>
-      <w:proofErr w:type="spellEnd"/>
-      <w:r>
-        <w:rPr>
-          <w:sz w:val="24"/>
-          <w:szCs w:val="24"/>
-        </w:rPr>
-        <w:t>)</w:t>
+        <w:t xml:space="preserve">                    class_weight=class_weight_dict)</w:t>
       </w:r>
     </w:p>
     <w:p>
@@ -5011,30 +3970,9 @@
       </w:r>
     </w:p>
     <w:p>
-      <w:proofErr w:type="spellStart"/>
       <w:r>
         <w:lastRenderedPageBreak/>
-        <w:t>autoencoder.compile</w:t>
-      </w:r>
-      <w:proofErr w:type="spellEnd"/>
-      <w:r>
-        <w:t>(optimizer='</w:t>
-      </w:r>
-      <w:proofErr w:type="spellStart"/>
-      <w:r>
-        <w:t>adam</w:t>
-      </w:r>
-      <w:proofErr w:type="spellEnd"/>
-      <w:r>
-        <w:t>', loss='</w:t>
-      </w:r>
-      <w:proofErr w:type="spellStart"/>
-      <w:r>
-        <w:t>binary_crossentropy</w:t>
-      </w:r>
-      <w:proofErr w:type="spellEnd"/>
-      <w:r>
-        <w:t>', metrics=['accuracy'])</w:t>
+        <w:t>autoencoder.compile(optimizer='adam', loss='binary_crossentropy', metrics=['accuracy'])</w:t>
       </w:r>
     </w:p>
     <w:p>
@@ -5044,63 +3982,7 @@
     </w:p>
     <w:p>
       <w:r>
-        <w:t xml:space="preserve">history = </w:t>
-      </w:r>
-      <w:proofErr w:type="spellStart"/>
-      <w:r>
-        <w:t>autoencoder.fit</w:t>
-      </w:r>
-      <w:proofErr w:type="spellEnd"/>
-      <w:r>
-        <w:t>(</w:t>
-      </w:r>
-      <w:proofErr w:type="spellStart"/>
-      <w:r>
-        <w:t>x_train</w:t>
-      </w:r>
-      <w:proofErr w:type="spellEnd"/>
-      <w:r>
-        <w:t xml:space="preserve">, </w:t>
-      </w:r>
-      <w:proofErr w:type="spellStart"/>
-      <w:r>
-        <w:t>x_train</w:t>
-      </w:r>
-      <w:proofErr w:type="spellEnd"/>
-      <w:r>
-        <w:t xml:space="preserve">,  epochs=42, </w:t>
-      </w:r>
-      <w:proofErr w:type="spellStart"/>
-      <w:r>
-        <w:t>batch_size</w:t>
-      </w:r>
-      <w:proofErr w:type="spellEnd"/>
-      <w:r>
-        <w:t xml:space="preserve">=128, shuffle=True, verbose=1, </w:t>
-      </w:r>
-      <w:proofErr w:type="spellStart"/>
-      <w:r>
-        <w:t>validation_data</w:t>
-      </w:r>
-      <w:proofErr w:type="spellEnd"/>
-      <w:r>
-        <w:t>=(</w:t>
-      </w:r>
-      <w:proofErr w:type="spellStart"/>
-      <w:r>
-        <w:t>x_test</w:t>
-      </w:r>
-      <w:proofErr w:type="spellEnd"/>
-      <w:r>
-        <w:t xml:space="preserve">, </w:t>
-      </w:r>
-      <w:proofErr w:type="spellStart"/>
-      <w:r>
-        <w:t>x_test</w:t>
-      </w:r>
-      <w:proofErr w:type="spellEnd"/>
-      <w:r>
-        <w:t>))</w:t>
+        <w:t>history = autoencoder.fit(x_train, x_train,  epochs=42, batch_size=128, shuffle=True, verbose=1, validation_data=(x_test, x_test))</w:t>
       </w:r>
     </w:p>
     <w:p/>
@@ -5354,6 +4236,372 @@
           <w:u w:val="single"/>
         </w:rPr>
         <w:t>Lab 12</w:t>
+      </w:r>
+    </w:p>
+    <w:p>
+      <w:pPr>
+        <w:jc w:val="both"/>
+        <w:rPr>
+          <w:sz w:val="44"/>
+          <w:szCs w:val="44"/>
+          <w:u w:val="single"/>
+        </w:rPr>
+      </w:pPr>
+    </w:p>
+    <w:p>
+      <w:pPr>
+        <w:jc w:val="both"/>
+        <w:rPr>
+          <w:sz w:val="44"/>
+          <w:szCs w:val="44"/>
+          <w:u w:val="single"/>
+        </w:rPr>
+      </w:pPr>
+      <w:r>
+        <w:rPr>
+          <w:sz w:val="44"/>
+          <w:szCs w:val="44"/>
+          <w:u w:val="single"/>
+        </w:rPr>
+        <w:drawing>
+          <wp:inline distT="0" distB="0" distL="0" distR="0" wp14:anchorId="30B7A9CE" wp14:editId="45BDE909">
+            <wp:extent cx="5731510" cy="2160905"/>
+            <wp:effectExtent l="0" t="0" r="2540" b="0"/>
+            <wp:docPr id="1423662087" name="Picture 1" descr="A screenshot of a computer&#10;&#10;AI-generated content may be incorrect."/>
+            <wp:cNvGraphicFramePr>
+              <a:graphicFrameLocks xmlns:a="http://schemas.openxmlformats.org/drawingml/2006/main" noChangeAspect="1"/>
+            </wp:cNvGraphicFramePr>
+            <a:graphic xmlns:a="http://schemas.openxmlformats.org/drawingml/2006/main">
+              <a:graphicData uri="http://schemas.openxmlformats.org/drawingml/2006/picture">
+                <pic:pic xmlns:pic="http://schemas.openxmlformats.org/drawingml/2006/picture">
+                  <pic:nvPicPr>
+                    <pic:cNvPr id="1423662087" name="Picture 1" descr="A screenshot of a computer&#10;&#10;AI-generated content may be incorrect."/>
+                    <pic:cNvPicPr/>
+                  </pic:nvPicPr>
+                  <pic:blipFill>
+                    <a:blip r:embed="rId33"/>
+                    <a:stretch>
+                      <a:fillRect/>
+                    </a:stretch>
+                  </pic:blipFill>
+                  <pic:spPr>
+                    <a:xfrm>
+                      <a:off x="0" y="0"/>
+                      <a:ext cx="5731510" cy="2160905"/>
+                    </a:xfrm>
+                    <a:prstGeom prst="rect">
+                      <a:avLst/>
+                    </a:prstGeom>
+                  </pic:spPr>
+                </pic:pic>
+              </a:graphicData>
+            </a:graphic>
+          </wp:inline>
+        </w:drawing>
+      </w:r>
+    </w:p>
+    <w:p>
+      <w:pPr>
+        <w:jc w:val="both"/>
+        <w:rPr>
+          <w:sz w:val="44"/>
+          <w:szCs w:val="44"/>
+          <w:u w:val="single"/>
+        </w:rPr>
+      </w:pPr>
+    </w:p>
+    <w:p>
+      <w:pPr>
+        <w:jc w:val="both"/>
+        <w:rPr>
+          <w:sz w:val="44"/>
+          <w:szCs w:val="44"/>
+          <w:u w:val="single"/>
+        </w:rPr>
+      </w:pPr>
+    </w:p>
+    <w:p>
+      <w:pPr>
+        <w:jc w:val="both"/>
+        <w:rPr>
+          <w:sz w:val="44"/>
+          <w:szCs w:val="44"/>
+          <w:u w:val="single"/>
+        </w:rPr>
+      </w:pPr>
+      <w:r>
+        <w:rPr>
+          <w:sz w:val="44"/>
+          <w:szCs w:val="44"/>
+          <w:u w:val="single"/>
+        </w:rPr>
+        <w:drawing>
+          <wp:inline distT="0" distB="0" distL="0" distR="0" wp14:anchorId="49E67B70" wp14:editId="2000CA80">
+            <wp:extent cx="5731510" cy="7427595"/>
+            <wp:effectExtent l="0" t="0" r="2540" b="1905"/>
+            <wp:docPr id="1065484720" name="Picture 1" descr="A table of data with green lines&#10;&#10;AI-generated content may be incorrect."/>
+            <wp:cNvGraphicFramePr>
+              <a:graphicFrameLocks xmlns:a="http://schemas.openxmlformats.org/drawingml/2006/main" noChangeAspect="1"/>
+            </wp:cNvGraphicFramePr>
+            <a:graphic xmlns:a="http://schemas.openxmlformats.org/drawingml/2006/main">
+              <a:graphicData uri="http://schemas.openxmlformats.org/drawingml/2006/picture">
+                <pic:pic xmlns:pic="http://schemas.openxmlformats.org/drawingml/2006/picture">
+                  <pic:nvPicPr>
+                    <pic:cNvPr id="1065484720" name="Picture 1" descr="A table of data with green lines&#10;&#10;AI-generated content may be incorrect."/>
+                    <pic:cNvPicPr/>
+                  </pic:nvPicPr>
+                  <pic:blipFill>
+                    <a:blip r:embed="rId34"/>
+                    <a:stretch>
+                      <a:fillRect/>
+                    </a:stretch>
+                  </pic:blipFill>
+                  <pic:spPr>
+                    <a:xfrm>
+                      <a:off x="0" y="0"/>
+                      <a:ext cx="5731510" cy="7427595"/>
+                    </a:xfrm>
+                    <a:prstGeom prst="rect">
+                      <a:avLst/>
+                    </a:prstGeom>
+                  </pic:spPr>
+                </pic:pic>
+              </a:graphicData>
+            </a:graphic>
+          </wp:inline>
+        </w:drawing>
+      </w:r>
+    </w:p>
+    <w:p>
+      <w:pPr>
+        <w:jc w:val="both"/>
+        <w:rPr>
+          <w:sz w:val="44"/>
+          <w:szCs w:val="44"/>
+          <w:u w:val="single"/>
+        </w:rPr>
+      </w:pPr>
+      <w:r>
+        <w:rPr>
+          <w:sz w:val="44"/>
+          <w:szCs w:val="44"/>
+          <w:u w:val="single"/>
+        </w:rPr>
+        <w:lastRenderedPageBreak/>
+        <w:drawing>
+          <wp:inline distT="0" distB="0" distL="0" distR="0" wp14:anchorId="306DA998" wp14:editId="251F6DC2">
+            <wp:extent cx="5731510" cy="6228715"/>
+            <wp:effectExtent l="0" t="0" r="2540" b="635"/>
+            <wp:docPr id="10463002" name="Picture 1" descr="A screenshot of a computer&#10;&#10;AI-generated content may be incorrect."/>
+            <wp:cNvGraphicFramePr>
+              <a:graphicFrameLocks xmlns:a="http://schemas.openxmlformats.org/drawingml/2006/main" noChangeAspect="1"/>
+            </wp:cNvGraphicFramePr>
+            <a:graphic xmlns:a="http://schemas.openxmlformats.org/drawingml/2006/main">
+              <a:graphicData uri="http://schemas.openxmlformats.org/drawingml/2006/picture">
+                <pic:pic xmlns:pic="http://schemas.openxmlformats.org/drawingml/2006/picture">
+                  <pic:nvPicPr>
+                    <pic:cNvPr id="10463002" name="Picture 1" descr="A screenshot of a computer&#10;&#10;AI-generated content may be incorrect."/>
+                    <pic:cNvPicPr/>
+                  </pic:nvPicPr>
+                  <pic:blipFill>
+                    <a:blip r:embed="rId35"/>
+                    <a:stretch>
+                      <a:fillRect/>
+                    </a:stretch>
+                  </pic:blipFill>
+                  <pic:spPr>
+                    <a:xfrm>
+                      <a:off x="0" y="0"/>
+                      <a:ext cx="5731510" cy="6228715"/>
+                    </a:xfrm>
+                    <a:prstGeom prst="rect">
+                      <a:avLst/>
+                    </a:prstGeom>
+                  </pic:spPr>
+                </pic:pic>
+              </a:graphicData>
+            </a:graphic>
+          </wp:inline>
+        </w:drawing>
+      </w:r>
+    </w:p>
+    <w:p>
+      <w:pPr>
+        <w:jc w:val="both"/>
+        <w:rPr>
+          <w:sz w:val="44"/>
+          <w:szCs w:val="44"/>
+          <w:u w:val="single"/>
+        </w:rPr>
+      </w:pPr>
+      <w:r>
+        <w:rPr>
+          <w:sz w:val="44"/>
+          <w:szCs w:val="44"/>
+          <w:u w:val="single"/>
+        </w:rPr>
+        <w:drawing>
+          <wp:inline distT="0" distB="0" distL="0" distR="0" wp14:anchorId="3B435DE2" wp14:editId="48B475C4">
+            <wp:extent cx="5731510" cy="491490"/>
+            <wp:effectExtent l="0" t="0" r="2540" b="3810"/>
+            <wp:docPr id="1198613055" name="Picture 1"/>
+            <wp:cNvGraphicFramePr>
+              <a:graphicFrameLocks xmlns:a="http://schemas.openxmlformats.org/drawingml/2006/main" noChangeAspect="1"/>
+            </wp:cNvGraphicFramePr>
+            <a:graphic xmlns:a="http://schemas.openxmlformats.org/drawingml/2006/main">
+              <a:graphicData uri="http://schemas.openxmlformats.org/drawingml/2006/picture">
+                <pic:pic xmlns:pic="http://schemas.openxmlformats.org/drawingml/2006/picture">
+                  <pic:nvPicPr>
+                    <pic:cNvPr id="1198613055" name=""/>
+                    <pic:cNvPicPr/>
+                  </pic:nvPicPr>
+                  <pic:blipFill>
+                    <a:blip r:embed="rId36"/>
+                    <a:stretch>
+                      <a:fillRect/>
+                    </a:stretch>
+                  </pic:blipFill>
+                  <pic:spPr>
+                    <a:xfrm>
+                      <a:off x="0" y="0"/>
+                      <a:ext cx="5731510" cy="491490"/>
+                    </a:xfrm>
+                    <a:prstGeom prst="rect">
+                      <a:avLst/>
+                    </a:prstGeom>
+                  </pic:spPr>
+                </pic:pic>
+              </a:graphicData>
+            </a:graphic>
+          </wp:inline>
+        </w:drawing>
+      </w:r>
+    </w:p>
+    <w:p>
+      <w:pPr>
+        <w:jc w:val="both"/>
+        <w:rPr>
+          <w:sz w:val="44"/>
+          <w:szCs w:val="44"/>
+          <w:u w:val="single"/>
+        </w:rPr>
+      </w:pPr>
+      <w:r>
+        <w:rPr>
+          <w:noProof/>
+        </w:rPr>
+        <w:lastRenderedPageBreak/>
+        <w:drawing>
+          <wp:inline distT="0" distB="0" distL="0" distR="0" wp14:anchorId="3153AE51" wp14:editId="7E4FCDFE">
+            <wp:extent cx="5731510" cy="2739390"/>
+            <wp:effectExtent l="0" t="0" r="2540" b="3810"/>
+            <wp:docPr id="660708879" name="Picture 1" descr="A graph of a number of red and blue dots&#10;&#10;AI-generated content may be incorrect."/>
+            <wp:cNvGraphicFramePr>
+              <a:graphicFrameLocks xmlns:a="http://schemas.openxmlformats.org/drawingml/2006/main" noChangeAspect="1"/>
+            </wp:cNvGraphicFramePr>
+            <a:graphic xmlns:a="http://schemas.openxmlformats.org/drawingml/2006/main">
+              <a:graphicData uri="http://schemas.openxmlformats.org/drawingml/2006/picture">
+                <pic:pic xmlns:pic="http://schemas.openxmlformats.org/drawingml/2006/picture">
+                  <pic:nvPicPr>
+                    <pic:cNvPr id="660708879" name="Picture 1" descr="A graph of a number of red and blue dots&#10;&#10;AI-generated content may be incorrect."/>
+                    <pic:cNvPicPr>
+                      <a:picLocks noChangeAspect="1" noChangeArrowheads="1"/>
+                    </pic:cNvPicPr>
+                  </pic:nvPicPr>
+                  <pic:blipFill>
+                    <a:blip r:embed="rId37">
+                      <a:extLst>
+                        <a:ext uri="{28A0092B-C50C-407E-A947-70E740481C1C}">
+                          <a14:useLocalDpi xmlns:a14="http://schemas.microsoft.com/office/drawing/2010/main" val="0"/>
+                        </a:ext>
+                      </a:extLst>
+                    </a:blip>
+                    <a:srcRect/>
+                    <a:stretch>
+                      <a:fillRect/>
+                    </a:stretch>
+                  </pic:blipFill>
+                  <pic:spPr bwMode="auto">
+                    <a:xfrm>
+                      <a:off x="0" y="0"/>
+                      <a:ext cx="5731510" cy="2739390"/>
+                    </a:xfrm>
+                    <a:prstGeom prst="rect">
+                      <a:avLst/>
+                    </a:prstGeom>
+                    <a:noFill/>
+                    <a:ln>
+                      <a:noFill/>
+                    </a:ln>
+                  </pic:spPr>
+                </pic:pic>
+              </a:graphicData>
+            </a:graphic>
+          </wp:inline>
+        </w:drawing>
+      </w:r>
+    </w:p>
+    <w:p>
+      <w:pPr>
+        <w:jc w:val="both"/>
+        <w:rPr>
+          <w:sz w:val="44"/>
+          <w:szCs w:val="44"/>
+          <w:u w:val="single"/>
+        </w:rPr>
+      </w:pPr>
+      <w:r>
+        <w:rPr>
+          <w:noProof/>
+        </w:rPr>
+        <w:drawing>
+          <wp:inline distT="0" distB="0" distL="0" distR="0" wp14:anchorId="42BB46FD" wp14:editId="52AF6B0A">
+            <wp:extent cx="4885055" cy="5549900"/>
+            <wp:effectExtent l="0" t="0" r="0" b="0"/>
+            <wp:docPr id="669600645" name="Picture 2" descr="A graph with blue and orange bars&#10;&#10;AI-generated content may be incorrect."/>
+            <wp:cNvGraphicFramePr>
+              <a:graphicFrameLocks xmlns:a="http://schemas.openxmlformats.org/drawingml/2006/main" noChangeAspect="1"/>
+            </wp:cNvGraphicFramePr>
+            <a:graphic xmlns:a="http://schemas.openxmlformats.org/drawingml/2006/main">
+              <a:graphicData uri="http://schemas.openxmlformats.org/drawingml/2006/picture">
+                <pic:pic xmlns:pic="http://schemas.openxmlformats.org/drawingml/2006/picture">
+                  <pic:nvPicPr>
+                    <pic:cNvPr id="669600645" name="Picture 2" descr="A graph with blue and orange bars&#10;&#10;AI-generated content may be incorrect."/>
+                    <pic:cNvPicPr>
+                      <a:picLocks noChangeAspect="1" noChangeArrowheads="1"/>
+                    </pic:cNvPicPr>
+                  </pic:nvPicPr>
+                  <pic:blipFill>
+                    <a:blip r:embed="rId38">
+                      <a:extLst>
+                        <a:ext uri="{28A0092B-C50C-407E-A947-70E740481C1C}">
+                          <a14:useLocalDpi xmlns:a14="http://schemas.microsoft.com/office/drawing/2010/main" val="0"/>
+                        </a:ext>
+                      </a:extLst>
+                    </a:blip>
+                    <a:srcRect/>
+                    <a:stretch>
+                      <a:fillRect/>
+                    </a:stretch>
+                  </pic:blipFill>
+                  <pic:spPr bwMode="auto">
+                    <a:xfrm>
+                      <a:off x="0" y="0"/>
+                      <a:ext cx="4885055" cy="5549900"/>
+                    </a:xfrm>
+                    <a:prstGeom prst="rect">
+                      <a:avLst/>
+                    </a:prstGeom>
+                    <a:noFill/>
+                    <a:ln>
+                      <a:noFill/>
+                    </a:ln>
+                  </pic:spPr>
+                </pic:pic>
+              </a:graphicData>
+            </a:graphic>
+          </wp:inline>
+        </w:drawing>
       </w:r>
     </w:p>
     <w:sectPr>
